--- a/대본/4부/05화_Battlecard.docx
+++ b/대본/4부/05화_Battlecard.docx
@@ -2,7 +2,7 @@
 <file path=word/document.xml><?xml version="1.0" encoding="utf-8"?>
 <w:document xmlns:w="http://schemas.openxmlformats.org/wordprocessingml/2006/main" xmlns:m="http://schemas.openxmlformats.org/officeDocument/2006/math" xmlns:r="http://schemas.openxmlformats.org/officeDocument/2006/relationships" xmlns:o="urn:schemas-microsoft-com:office:office" xmlns:v="urn:schemas-microsoft-com:vml" xmlns:w10="urn:schemas-microsoft-com:office:word" xmlns:a="http://schemas.openxmlformats.org/drawingml/2006/main" xmlns:pic="http://schemas.openxmlformats.org/drawingml/2006/picture" xmlns:wp="http://schemas.openxmlformats.org/drawingml/2006/wordprocessingDrawing">
   <w:body>
-    <w:bookmarkStart w:id="31" w:name="ship-it-4부-5화"/>
+    <w:bookmarkStart w:id="32" w:name="ship-it-4부-5화"/>
     <w:p>
       <w:pPr>
         <w:pStyle w:val="Heading1"/>
@@ -65,7 +65,7 @@
         <w:t xml:space="preserve"> </w:t>
       </w:r>
       <w:r>
-        <w:t xml:space="preserve">- 규칙: 지문 없음. 전 화 100% 「화자명: 대사」. 1턴 15단어 이내.</w:t>
+        <w:t xml:space="preserve">- 규칙: 지문 없음. 전 화 100% 「화자명: 대사」. 1턴 15단어 이내 + 긴 턴 10~15회(25~35단어).</w:t>
       </w:r>
       <w:r>
         <w:t xml:space="preserve"> </w:t>
@@ -325,13 +325,13 @@
         </w:numPr>
       </w:pPr>
       <w:r>
-        <w:t xml:space="preserve">ELENA: Because doctors already know. If you pretend, you lose them.</w:t>
-      </w:r>
-      <w:r>
-        <w:t xml:space="preserve"> </w:t>
-      </w:r>
-      <w:r>
-        <w:t xml:space="preserve">엘레나: 의사들은 이미 알거든요. 모른 척하면 그 사람들을 잃어요.</w:t>
+        <w:t xml:space="preserve">ELENA: Because doctors already know where we’re weaker. They’ve read the label and the trial. If you pretend we win everything, you lose their trust on every other claim, too.</w:t>
+      </w:r>
+      <w:r>
+        <w:t xml:space="preserve"> </w:t>
+      </w:r>
+      <w:r>
+        <w:t xml:space="preserve">엘레나: 의사들은 우리가 어디서 약한지 이미 알거든요. 라벨도, 임상도 읽었어요. 우리가 전부 이긴다고 우기면, 다른 모든 주장에 대한 신뢰까지 잃어요.</w:t>
       </w:r>
     </w:p>
     <w:p>
@@ -376,13 +376,13 @@
         </w:numPr>
       </w:pPr>
       <w:r>
-        <w:t xml:space="preserve">DEREK: Not even a little. Half your doctors like Lumaderm. Insult it, insult them.</w:t>
-      </w:r>
-      <w:r>
-        <w:t xml:space="preserve"> </w:t>
-      </w:r>
-      <w:r>
-        <w:t xml:space="preserve">데릭: 조금도요. 의사 절반은 루마덤을 좋아해요. 그걸 욕하면 그 사람들을 욕하는 거예요.</w:t>
+        <w:t xml:space="preserve">DEREK: Not even a little. Half your doctors like Lumaderm, and they chose it themselves. Insult the product, and you insult their judgment. Nobody buys from someone who just insulted them.</w:t>
+      </w:r>
+      <w:r>
+        <w:t xml:space="preserve"> </w:t>
+      </w:r>
+      <w:r>
+        <w:t xml:space="preserve">데릭: 조금도요. 의사 절반은 루마덤을 좋아하고, 스스로 그걸 골랐어요. 제품을 욕하면 그 사람들 판단을 욕하는 거예요. 방금 자길 모욕한 사람한테서 사는 사람은 없어요.</w:t>
       </w:r>
     </w:p>
     <w:p>
@@ -393,13 +393,13 @@
         </w:numPr>
       </w:pPr>
       <w:r>
-        <w:t xml:space="preserve">ROSA: I worked in a derm clinic six years. Reps who trashed others never returned.</w:t>
-      </w:r>
-      <w:r>
-        <w:t xml:space="preserve"> </w:t>
-      </w:r>
-      <w:r>
-        <w:t xml:space="preserve">로사: 피부과 병원에서 6년 일했어요. 남 욕하던 영업 사원은 다시 못 왔어요.</w:t>
+        <w:t xml:space="preserve">ROSA: I worked in a derm clinic for six years. The reps who trashed other companies never got a second appointment. The doctors simply stopped coming out to the front desk.</w:t>
+      </w:r>
+      <w:r>
+        <w:t xml:space="preserve"> </w:t>
+      </w:r>
+      <w:r>
+        <w:t xml:space="preserve">로사: 피부과 병원에서 6년 일했어요. 다른 회사를 욕하던 영업 사원들은 두 번째 약속을 절대 못 잡았어요. 의사들이 그냥 프런트로 나오지 않았죠.</w:t>
       </w:r>
     </w:p>
     <w:p>
@@ -657,7 +657,128 @@
         </w:numPr>
       </w:pPr>
       <w:r>
-        <w:t xml:space="preserve">AVA: Because people think</w:t>
+        <w:t xml:space="preserve">AVA: Because people hear</w:t>
+      </w:r>
+      <w:r>
+        <w:t xml:space="preserve"> </w:t>
+      </w:r>
+      <w:r>
+        <w:t xml:space="preserve">‘</w:t>
+      </w:r>
+      <w:r>
+        <w:t xml:space="preserve">dissolves faster</w:t>
+      </w:r>
+      <w:r>
+        <w:t xml:space="preserve">’</w:t>
+      </w:r>
+      <w:r>
+        <w:t xml:space="preserve"> </w:t>
+      </w:r>
+      <w:r>
+        <w:t xml:space="preserve">and think it means</w:t>
+      </w:r>
+      <w:r>
+        <w:t xml:space="preserve"> </w:t>
+      </w:r>
+      <w:r>
+        <w:t xml:space="preserve">‘</w:t>
+      </w:r>
+      <w:r>
+        <w:t xml:space="preserve">breaks down faster</w:t>
+      </w:r>
+      <w:r>
+        <w:t xml:space="preserve">’</w:t>
+      </w:r>
+      <w:r>
+        <w:t xml:space="preserve"> </w:t>
+      </w:r>
+      <w:r>
+        <w:t xml:space="preserve">on its own. It sounds logical, so nobody stops to check. I almost believed it myself, honestly.</w:t>
+      </w:r>
+      <w:r>
+        <w:t xml:space="preserve"> </w:t>
+      </w:r>
+      <w:r>
+        <w:t xml:space="preserve">에이바: 사람들은 ’빨리 녹는다’를 듣고 ’저절로 빨리 분해된다’는 뜻으로 생각하니까요. 그럴듯하게 들려서 아무도 멈춰서 확인하지 않아요. 솔직히 저도 믿을 뻔했어요.</w:t>
+      </w:r>
+    </w:p>
+    <w:p>
+      <w:pPr>
+        <w:numPr>
+          <w:ilvl w:val="0"/>
+          <w:numId w:val="1002"/>
+        </w:numPr>
+      </w:pPr>
+      <w:r>
+        <w:t xml:space="preserve">ELENA: And that’s the key. FlexLink only responds to the enzyme. Not to time.</w:t>
+      </w:r>
+      <w:r>
+        <w:t xml:space="preserve"> </w:t>
+      </w:r>
+      <w:r>
+        <w:t xml:space="preserve">엘레나: 그게 핵심이에요. 플렉스링크는 효소에만 반응해요. 시간에가 아니라.</w:t>
+      </w:r>
+    </w:p>
+    <w:p>
+      <w:pPr>
+        <w:numPr>
+          <w:ilvl w:val="0"/>
+          <w:numId w:val="1002"/>
+        </w:numPr>
+      </w:pPr>
+      <w:r>
+        <w:t xml:space="preserve">ROSA: So without hyaluronidase, it behaves like any durable filler?</w:t>
+      </w:r>
+      <w:r>
+        <w:t xml:space="preserve"> </w:t>
+      </w:r>
+      <w:r>
+        <w:t xml:space="preserve">로사: 그럼 히알루로니다아제가 없으면 일반적인 오래가는 필러처럼 행동해요?</w:t>
+      </w:r>
+    </w:p>
+    <w:p>
+      <w:pPr>
+        <w:numPr>
+          <w:ilvl w:val="0"/>
+          <w:numId w:val="1002"/>
+        </w:numPr>
+      </w:pPr>
+      <w:r>
+        <w:t xml:space="preserve">ELENA: Exactly. Twelve-month data proves it. Same as Lumaderm Volume.</w:t>
+      </w:r>
+      <w:r>
+        <w:t xml:space="preserve"> </w:t>
+      </w:r>
+      <w:r>
+        <w:t xml:space="preserve">엘레나: 정확해요. 12개월 데이터가 증명하죠. 루마덤 볼륨과 같아요.</w:t>
+      </w:r>
+    </w:p>
+    <w:p>
+      <w:pPr>
+        <w:numPr>
+          <w:ilvl w:val="0"/>
+          <w:numId w:val="1002"/>
+        </w:numPr>
+      </w:pPr>
+      <w:r>
+        <w:t xml:space="preserve">ZOE: So our answer. Short. Calm. One sentence.</w:t>
+      </w:r>
+      <w:r>
+        <w:t xml:space="preserve"> </w:t>
+      </w:r>
+      <w:r>
+        <w:t xml:space="preserve">조이: 그럼 우리 답. 짧게. 차분하게. 한 문장.</w:t>
+      </w:r>
+    </w:p>
+    <w:p>
+      <w:pPr>
+        <w:numPr>
+          <w:ilvl w:val="0"/>
+          <w:numId w:val="1002"/>
+        </w:numPr>
+      </w:pPr>
+      <w:r>
+        <w:t xml:space="preserve">DEREK:</w:t>
       </w:r>
       <w:r>
         <w:t xml:space="preserve"> </w:t>
@@ -666,7 +787,7 @@
         <w:t xml:space="preserve">“</w:t>
       </w:r>
       <w:r>
-        <w:t xml:space="preserve">dissolves faster</w:t>
+        <w:t xml:space="preserve">It only dissolves faster when you add the enzyme. Otherwise, twelve months. Same as Lumaderm.</w:t>
       </w:r>
       <w:r>
         <w:t xml:space="preserve">”</w:t>
@@ -675,7 +796,7 @@
         <w:t xml:space="preserve"> </w:t>
       </w:r>
       <w:r>
-        <w:t xml:space="preserve">means</w:t>
+        <w:t xml:space="preserve">데릭:</w:t>
       </w:r>
       <w:r>
         <w:t xml:space="preserve"> </w:t>
@@ -684,22 +805,21 @@
         <w:t xml:space="preserve">“</w:t>
       </w:r>
       <w:r>
-        <w:t xml:space="preserve">breaks down faster.</w:t>
+        <w:t xml:space="preserve">효소를 넣을 때만 더 빨리 녹아요. 그 외엔 12개월. 루마덤과 같아요.</w:t>
       </w:r>
       <w:r>
         <w:t xml:space="preserve">”</w:t>
       </w:r>
-      <w:r>
-        <w:t xml:space="preserve"> </w:t>
-      </w:r>
-      <w:r>
-        <w:t xml:space="preserve">All the time.</w:t>
-      </w:r>
-      <w:r>
-        <w:t xml:space="preserve"> </w:t>
-      </w:r>
-      <w:r>
-        <w:t xml:space="preserve">에이바: 사람들이</w:t>
+    </w:p>
+    <w:p>
+      <w:pPr>
+        <w:numPr>
+          <w:ilvl w:val="0"/>
+          <w:numId w:val="1002"/>
+        </w:numPr>
+      </w:pPr>
+      <w:r>
+        <w:t xml:space="preserve">ELENA: Good. Add</w:t>
       </w:r>
       <w:r>
         <w:t xml:space="preserve"> </w:t>
@@ -708,13 +828,22 @@
         <w:t xml:space="preserve">“</w:t>
       </w:r>
       <w:r>
-        <w:t xml:space="preserve">빨리 녹는다</w:t>
+        <w:t xml:space="preserve">in a head-to-head trial.</w:t>
       </w:r>
       <w:r>
         <w:t xml:space="preserve">”</w:t>
       </w:r>
       <w:r>
-        <w:t xml:space="preserve">를</w:t>
+        <w:t xml:space="preserve"> </w:t>
+      </w:r>
+      <w:r>
+        <w:t xml:space="preserve">That makes it stronger.</w:t>
+      </w:r>
+      <w:r>
+        <w:t xml:space="preserve"> </w:t>
+      </w:r>
+      <w:r>
+        <w:t xml:space="preserve">엘레나: 좋아요.</w:t>
       </w:r>
       <w:r>
         <w:t xml:space="preserve"> </w:t>
@@ -723,13 +852,13 @@
         <w:t xml:space="preserve">“</w:t>
       </w:r>
       <w:r>
-        <w:t xml:space="preserve">빨리 분해된다</w:t>
+        <w:t xml:space="preserve">1:1 비교 임상에서</w:t>
       </w:r>
       <w:r>
         <w:t xml:space="preserve">”</w:t>
       </w:r>
       <w:r>
-        <w:t xml:space="preserve">로 생각하니까요. 항상.</w:t>
+        <w:t xml:space="preserve">를 붙여요. 그럼 더 강해져요.</w:t>
       </w:r>
     </w:p>
     <w:p>
@@ -740,13 +869,13 @@
         </w:numPr>
       </w:pPr>
       <w:r>
-        <w:t xml:space="preserve">ELENA: And that’s the key. FlexLink only responds to the enzyme. Not to time.</w:t>
-      </w:r>
-      <w:r>
-        <w:t xml:space="preserve"> </w:t>
-      </w:r>
-      <w:r>
-        <w:t xml:space="preserve">엘레나: 그게 핵심이에요. 플렉스링크는 효소에만 반응해요. 시간에가 아니라.</w:t>
+        <w:t xml:space="preserve">ZOE: Written. Line two, Derek.</w:t>
+      </w:r>
+      <w:r>
+        <w:t xml:space="preserve"> </w:t>
+      </w:r>
+      <w:r>
+        <w:t xml:space="preserve">조이: 적었어요. 두 번째, 데릭.</w:t>
       </w:r>
     </w:p>
     <w:p>
@@ -757,13 +886,37 @@
         </w:numPr>
       </w:pPr>
       <w:r>
-        <w:t xml:space="preserve">ROSA: So without hyaluronidase, it behaves like any durable filler?</w:t>
-      </w:r>
-      <w:r>
-        <w:t xml:space="preserve"> </w:t>
-      </w:r>
-      <w:r>
-        <w:t xml:space="preserve">로사: 그럼 히알루로니다아제가 없으면 일반적인 오래가는 필러처럼 행동해요?</w:t>
+        <w:t xml:space="preserve">DEREK:</w:t>
+      </w:r>
+      <w:r>
+        <w:t xml:space="preserve"> </w:t>
+      </w:r>
+      <w:r>
+        <w:t xml:space="preserve">“</w:t>
+      </w:r>
+      <w:r>
+        <w:t xml:space="preserve">They’re a small company. They’ll be gone in two years. Who’ll support you?</w:t>
+      </w:r>
+      <w:r>
+        <w:t xml:space="preserve">”</w:t>
+      </w:r>
+      <w:r>
+        <w:t xml:space="preserve"> </w:t>
+      </w:r>
+      <w:r>
+        <w:t xml:space="preserve">데릭:</w:t>
+      </w:r>
+      <w:r>
+        <w:t xml:space="preserve"> </w:t>
+      </w:r>
+      <w:r>
+        <w:t xml:space="preserve">“</w:t>
+      </w:r>
+      <w:r>
+        <w:t xml:space="preserve">작은 회사야. 2년 뒤엔 없어질 거야. 누가 당신을 지원하겠어?</w:t>
+      </w:r>
+      <w:r>
+        <w:t xml:space="preserve">”</w:t>
       </w:r>
     </w:p>
     <w:p>
@@ -774,13 +927,13 @@
         </w:numPr>
       </w:pPr>
       <w:r>
-        <w:t xml:space="preserve">ELENA: Exactly. Twelve-month data proves it. Same as Lumaderm Volume.</w:t>
-      </w:r>
-      <w:r>
-        <w:t xml:space="preserve"> </w:t>
-      </w:r>
-      <w:r>
-        <w:t xml:space="preserve">엘레나: 정확해요. 12개월 데이터가 증명하죠. 루마덤 볼륨과 같아요.</w:t>
+        <w:t xml:space="preserve">TYLER: That one’s actually scary.</w:t>
+      </w:r>
+      <w:r>
+        <w:t xml:space="preserve"> </w:t>
+      </w:r>
+      <w:r>
+        <w:t xml:space="preserve">타일러: 그건 사실 무섭네요.</w:t>
       </w:r>
     </w:p>
     <w:p>
@@ -791,13 +944,13 @@
         </w:numPr>
       </w:pPr>
       <w:r>
-        <w:t xml:space="preserve">ZOE: So our answer. Short. Calm. One sentence.</w:t>
-      </w:r>
-      <w:r>
-        <w:t xml:space="preserve"> </w:t>
-      </w:r>
-      <w:r>
-        <w:t xml:space="preserve">조이: 그럼 우리 답. 짧게. 차분하게. 한 문장.</w:t>
+        <w:t xml:space="preserve">NOAH: It’s also partly true. We are small. Doctors are right to ask.</w:t>
+      </w:r>
+      <w:r>
+        <w:t xml:space="preserve"> </w:t>
+      </w:r>
+      <w:r>
+        <w:t xml:space="preserve">노아: 부분적으로 사실이기도 해요. 우린 작아요. 의사들이 묻는 게 당연해요.</w:t>
       </w:r>
     </w:p>
     <w:p>
@@ -808,6 +961,98 @@
         </w:numPr>
       </w:pPr>
       <w:r>
+        <w:t xml:space="preserve">ROSA: So what do we say?</w:t>
+      </w:r>
+      <w:r>
+        <w:t xml:space="preserve"> </w:t>
+      </w:r>
+      <w:r>
+        <w:t xml:space="preserve">로사: 그럼 뭐라고 해요?</w:t>
+      </w:r>
+    </w:p>
+    <w:p>
+      <w:pPr>
+        <w:numPr>
+          <w:ilvl w:val="0"/>
+          <w:numId w:val="1002"/>
+        </w:numPr>
+      </w:pPr>
+      <w:r>
+        <w:t xml:space="preserve">NOAH: The truth. We’re FDA-approved and funded, and we’ll have two manufacturers soon. We have training staff in every region. Small doesn’t mean temporary, but they shouldn’t take my word for it.</w:t>
+      </w:r>
+      <w:r>
+        <w:t xml:space="preserve"> </w:t>
+      </w:r>
+      <w:r>
+        <w:t xml:space="preserve">노아: 진실을요. 우린 FDA 승인을 받았고 자금도 확보했고, 곧 제조사가 둘이 돼요. 지역마다 교육 인력도 있고요. 작다고 금방 사라지는 건 아니에요. 하지만 의사들이 제 말만 믿을 필요는 없죠.</w:t>
+      </w:r>
+    </w:p>
+    <w:p>
+      <w:pPr>
+        <w:numPr>
+          <w:ilvl w:val="0"/>
+          <w:numId w:val="1002"/>
+        </w:numPr>
+      </w:pPr>
+      <w:r>
+        <w:t xml:space="preserve">DEREK: And this:</w:t>
+      </w:r>
+      <w:r>
+        <w:t xml:space="preserve"> </w:t>
+      </w:r>
+      <w:r>
+        <w:t xml:space="preserve">“</w:t>
+      </w:r>
+      <w:r>
+        <w:t xml:space="preserve">Ask Dr. Wade. Ask Lakeway Skin. They reordered.</w:t>
+      </w:r>
+      <w:r>
+        <w:t xml:space="preserve">”</w:t>
+      </w:r>
+      <w:r>
+        <w:t xml:space="preserve"> </w:t>
+      </w:r>
+      <w:r>
+        <w:t xml:space="preserve">데릭: 그리고 이것도:</w:t>
+      </w:r>
+      <w:r>
+        <w:t xml:space="preserve"> </w:t>
+      </w:r>
+      <w:r>
+        <w:t xml:space="preserve">“</w:t>
+      </w:r>
+      <w:r>
+        <w:t xml:space="preserve">웨이드 선생님께 물어보세요. 레이크웨이 스킨에 물어보세요. 재주문했어요.</w:t>
+      </w:r>
+      <w:r>
+        <w:t xml:space="preserve">”</w:t>
+      </w:r>
+    </w:p>
+    <w:p>
+      <w:pPr>
+        <w:numPr>
+          <w:ilvl w:val="0"/>
+          <w:numId w:val="1002"/>
+        </w:numPr>
+      </w:pPr>
+      <w:r>
+        <w:t xml:space="preserve">ZOE: References beat promises. Line three.</w:t>
+      </w:r>
+      <w:r>
+        <w:t xml:space="preserve"> </w:t>
+      </w:r>
+      <w:r>
+        <w:t xml:space="preserve">조이: 추천인이 약속을 이겨요. 세 번째.</w:t>
+      </w:r>
+    </w:p>
+    <w:p>
+      <w:pPr>
+        <w:numPr>
+          <w:ilvl w:val="0"/>
+          <w:numId w:val="1002"/>
+        </w:numPr>
+      </w:pPr>
+      <w:r>
         <w:t xml:space="preserve">DEREK:</w:t>
       </w:r>
       <w:r>
@@ -817,7 +1062,7 @@
         <w:t xml:space="preserve">“</w:t>
       </w:r>
       <w:r>
-        <w:t xml:space="preserve">It only dissolves faster when you add the enzyme. Otherwise, twelve months. Same as Lumaderm.</w:t>
+        <w:t xml:space="preserve">Their training is just a sales trick.</w:t>
       </w:r>
       <w:r>
         <w:t xml:space="preserve">”</w:t>
@@ -835,7 +1080,7 @@
         <w:t xml:space="preserve">“</w:t>
       </w:r>
       <w:r>
-        <w:t xml:space="preserve">효소를 넣을 때만 더 빨리 녹아요. 그 외엔 12개월. 루마덤과 같아요.</w:t>
+        <w:t xml:space="preserve">그쪽 교육은 그냥 영업 술책이야.</w:t>
       </w:r>
       <w:r>
         <w:t xml:space="preserve">”</w:t>
@@ -849,7 +1094,24 @@
         </w:numPr>
       </w:pPr>
       <w:r>
-        <w:t xml:space="preserve">ELENA: Good. Add</w:t>
+        <w:t xml:space="preserve">AVA: It’s free for everyone. Even Lumaderm users. How is that a trick?</w:t>
+      </w:r>
+      <w:r>
+        <w:t xml:space="preserve"> </w:t>
+      </w:r>
+      <w:r>
+        <w:t xml:space="preserve">에이바: 누구에게나 무료예요. 루마덤 사용자한테도요. 그게 어떻게 술책이에요?</w:t>
+      </w:r>
+    </w:p>
+    <w:p>
+      <w:pPr>
+        <w:numPr>
+          <w:ilvl w:val="0"/>
+          <w:numId w:val="1002"/>
+        </w:numPr>
+      </w:pPr>
+      <w:r>
+        <w:t xml:space="preserve">ELENA: Don’t argue. Invite.</w:t>
       </w:r>
       <w:r>
         <w:t xml:space="preserve"> </w:t>
@@ -858,7 +1120,7 @@
         <w:t xml:space="preserve">“</w:t>
       </w:r>
       <w:r>
-        <w:t xml:space="preserve">in a head-to-head trial.</w:t>
+        <w:t xml:space="preserve">Take module four. Free. Then decide if it’s a trick.</w:t>
       </w:r>
       <w:r>
         <w:t xml:space="preserve">”</w:t>
@@ -867,13 +1129,7 @@
         <w:t xml:space="preserve"> </w:t>
       </w:r>
       <w:r>
-        <w:t xml:space="preserve">That makes it stronger.</w:t>
-      </w:r>
-      <w:r>
-        <w:t xml:space="preserve"> </w:t>
-      </w:r>
-      <w:r>
-        <w:t xml:space="preserve">엘레나: 좋아요.</w:t>
+        <w:t xml:space="preserve">엘레나: 논쟁하지 마요. 초대해요.</w:t>
       </w:r>
       <w:r>
         <w:t xml:space="preserve"> </w:t>
@@ -882,14 +1138,11 @@
         <w:t xml:space="preserve">“</w:t>
       </w:r>
       <w:r>
-        <w:t xml:space="preserve">1:1 비교 임상에서</w:t>
+        <w:t xml:space="preserve">모듈 4를 들어 보세요. 무료예요. 그다음 술책인지 판단하세요.</w:t>
       </w:r>
       <w:r>
         <w:t xml:space="preserve">”</w:t>
       </w:r>
-      <w:r>
-        <w:t xml:space="preserve">를 붙여요. 그럼 더 강해져요.</w:t>
-      </w:r>
     </w:p>
     <w:p>
       <w:pPr>
@@ -899,13 +1152,13 @@
         </w:numPr>
       </w:pPr>
       <w:r>
-        <w:t xml:space="preserve">ZOE: Written. Line two, Derek.</w:t>
-      </w:r>
-      <w:r>
-        <w:t xml:space="preserve"> </w:t>
-      </w:r>
-      <w:r>
-        <w:t xml:space="preserve">조이: 적었어요. 두 번째, 데릭.</w:t>
+        <w:t xml:space="preserve">ZOE: Invite, don’t argue. I love it. Line four.</w:t>
+      </w:r>
+      <w:r>
+        <w:t xml:space="preserve"> </w:t>
+      </w:r>
+      <w:r>
+        <w:t xml:space="preserve">조이: 논쟁 말고 초대. 좋아요. 네 번째.</w:t>
       </w:r>
     </w:p>
     <w:p>
@@ -925,7 +1178,7 @@
         <w:t xml:space="preserve">“</w:t>
       </w:r>
       <w:r>
-        <w:t xml:space="preserve">They’re a small company. They’ll be gone in two years. Who’ll support you?</w:t>
+        <w:t xml:space="preserve">Their faster dissolution doesn’t help patients. It’s not proven.</w:t>
       </w:r>
       <w:r>
         <w:t xml:space="preserve">”</w:t>
@@ -943,7 +1196,7 @@
         <w:t xml:space="preserve">“</w:t>
       </w:r>
       <w:r>
-        <w:t xml:space="preserve">작은 회사야. 2년 뒤엔 없어질 거야. 누가 당신을 지원하겠어?</w:t>
+        <w:t xml:space="preserve">빨리 녹는 게 환자한테 도움이 된다는 건 입증 안 됐어.</w:t>
       </w:r>
       <w:r>
         <w:t xml:space="preserve">”</w:t>
@@ -957,13 +1210,13 @@
         </w:numPr>
       </w:pPr>
       <w:r>
-        <w:t xml:space="preserve">TYLER: That one’s actually scary.</w:t>
-      </w:r>
-      <w:r>
-        <w:t xml:space="preserve"> </w:t>
-      </w:r>
-      <w:r>
-        <w:t xml:space="preserve">타일러: 그건 사실 무섭네요.</w:t>
+        <w:t xml:space="preserve">TYLER: But… that’s on our own label.</w:t>
+      </w:r>
+      <w:r>
+        <w:t xml:space="preserve"> </w:t>
+      </w:r>
+      <w:r>
+        <w:t xml:space="preserve">타일러: 근데… 그건 우리 라벨에 있는 말이잖아요.</w:t>
       </w:r>
     </w:p>
     <w:p>
@@ -974,296 +1227,13 @@
         </w:numPr>
       </w:pPr>
       <w:r>
-        <w:t xml:space="preserve">NOAH: It’s also partly true. We are small. Doctors are right to ask.</w:t>
-      </w:r>
-      <w:r>
-        <w:t xml:space="preserve"> </w:t>
-      </w:r>
-      <w:r>
-        <w:t xml:space="preserve">노아: 부분적으로 사실이기도 해요. 우린 작아요. 의사들이 묻는 게 당연해요.</w:t>
-      </w:r>
-    </w:p>
-    <w:p>
-      <w:pPr>
-        <w:numPr>
-          <w:ilvl w:val="0"/>
-          <w:numId w:val="1002"/>
-        </w:numPr>
-      </w:pPr>
-      <w:r>
-        <w:t xml:space="preserve">ROSA: So what do we say?</w:t>
-      </w:r>
-      <w:r>
-        <w:t xml:space="preserve"> </w:t>
-      </w:r>
-      <w:r>
-        <w:t xml:space="preserve">로사: 그럼 뭐라고 해요?</w:t>
-      </w:r>
-    </w:p>
-    <w:p>
-      <w:pPr>
-        <w:numPr>
-          <w:ilvl w:val="0"/>
-          <w:numId w:val="1002"/>
-        </w:numPr>
-      </w:pPr>
-      <w:r>
-        <w:t xml:space="preserve">NOAH: The truth. FDA-approved. Funded. Two manufacturers soon. Training staff in every region.</w:t>
-      </w:r>
-      <w:r>
-        <w:t xml:space="preserve"> </w:t>
-      </w:r>
-      <w:r>
-        <w:t xml:space="preserve">노아: 진실을요. FDA 승인. 자금 확보. 곧 제조사 둘. 지역마다 교육 인력.</w:t>
-      </w:r>
-    </w:p>
-    <w:p>
-      <w:pPr>
-        <w:numPr>
-          <w:ilvl w:val="0"/>
-          <w:numId w:val="1002"/>
-        </w:numPr>
-      </w:pPr>
-      <w:r>
-        <w:t xml:space="preserve">DEREK: And this:</w:t>
-      </w:r>
-      <w:r>
-        <w:t xml:space="preserve"> </w:t>
-      </w:r>
-      <w:r>
-        <w:t xml:space="preserve">“</w:t>
-      </w:r>
-      <w:r>
-        <w:t xml:space="preserve">Ask Dr. Wade. Ask Lakeway Skin. They reordered.</w:t>
-      </w:r>
-      <w:r>
-        <w:t xml:space="preserve">”</w:t>
-      </w:r>
-      <w:r>
-        <w:t xml:space="preserve"> </w:t>
-      </w:r>
-      <w:r>
-        <w:t xml:space="preserve">데릭: 그리고 이것도:</w:t>
-      </w:r>
-      <w:r>
-        <w:t xml:space="preserve"> </w:t>
-      </w:r>
-      <w:r>
-        <w:t xml:space="preserve">“</w:t>
-      </w:r>
-      <w:r>
-        <w:t xml:space="preserve">웨이드 선생님께 물어보세요. 레이크웨이 스킨에 물어보세요. 재주문했어요.</w:t>
-      </w:r>
-      <w:r>
-        <w:t xml:space="preserve">”</w:t>
-      </w:r>
-    </w:p>
-    <w:p>
-      <w:pPr>
-        <w:numPr>
-          <w:ilvl w:val="0"/>
-          <w:numId w:val="1002"/>
-        </w:numPr>
-      </w:pPr>
-      <w:r>
-        <w:t xml:space="preserve">ZOE: References beat promises. Line three.</w:t>
-      </w:r>
-      <w:r>
-        <w:t xml:space="preserve"> </w:t>
-      </w:r>
-      <w:r>
-        <w:t xml:space="preserve">조이: 추천인이 약속을 이겨요. 세 번째.</w:t>
-      </w:r>
-    </w:p>
-    <w:p>
-      <w:pPr>
-        <w:numPr>
-          <w:ilvl w:val="0"/>
-          <w:numId w:val="1002"/>
-        </w:numPr>
-      </w:pPr>
-      <w:r>
-        <w:t xml:space="preserve">DEREK:</w:t>
-      </w:r>
-      <w:r>
-        <w:t xml:space="preserve"> </w:t>
-      </w:r>
-      <w:r>
-        <w:t xml:space="preserve">“</w:t>
-      </w:r>
-      <w:r>
-        <w:t xml:space="preserve">Their training is just a sales trick.</w:t>
-      </w:r>
-      <w:r>
-        <w:t xml:space="preserve">”</w:t>
-      </w:r>
-      <w:r>
-        <w:t xml:space="preserve"> </w:t>
-      </w:r>
-      <w:r>
-        <w:t xml:space="preserve">데릭:</w:t>
-      </w:r>
-      <w:r>
-        <w:t xml:space="preserve"> </w:t>
-      </w:r>
-      <w:r>
-        <w:t xml:space="preserve">“</w:t>
-      </w:r>
-      <w:r>
-        <w:t xml:space="preserve">그쪽 교육은 그냥 영업 술책이야.</w:t>
-      </w:r>
-      <w:r>
-        <w:t xml:space="preserve">”</w:t>
-      </w:r>
-    </w:p>
-    <w:p>
-      <w:pPr>
-        <w:numPr>
-          <w:ilvl w:val="0"/>
-          <w:numId w:val="1002"/>
-        </w:numPr>
-      </w:pPr>
-      <w:r>
-        <w:t xml:space="preserve">AVA: It’s free for everyone. Even Lumaderm users. How is that a trick?</w:t>
-      </w:r>
-      <w:r>
-        <w:t xml:space="preserve"> </w:t>
-      </w:r>
-      <w:r>
-        <w:t xml:space="preserve">에이바: 누구에게나 무료예요. 루마덤 사용자한테도요. 그게 어떻게 술책이에요?</w:t>
-      </w:r>
-    </w:p>
-    <w:p>
-      <w:pPr>
-        <w:numPr>
-          <w:ilvl w:val="0"/>
-          <w:numId w:val="1002"/>
-        </w:numPr>
-      </w:pPr>
-      <w:r>
-        <w:t xml:space="preserve">ELENA: Don’t argue. Invite.</w:t>
-      </w:r>
-      <w:r>
-        <w:t xml:space="preserve"> </w:t>
-      </w:r>
-      <w:r>
-        <w:t xml:space="preserve">“</w:t>
-      </w:r>
-      <w:r>
-        <w:t xml:space="preserve">Take module four. Free. Then decide if it’s a trick.</w:t>
-      </w:r>
-      <w:r>
-        <w:t xml:space="preserve">”</w:t>
-      </w:r>
-      <w:r>
-        <w:t xml:space="preserve"> </w:t>
-      </w:r>
-      <w:r>
-        <w:t xml:space="preserve">엘레나: 논쟁하지 마요. 초대해요.</w:t>
-      </w:r>
-      <w:r>
-        <w:t xml:space="preserve"> </w:t>
-      </w:r>
-      <w:r>
-        <w:t xml:space="preserve">“</w:t>
-      </w:r>
-      <w:r>
-        <w:t xml:space="preserve">모듈 4를 들어 보세요. 무료예요. 그다음 술책인지 판단하세요.</w:t>
-      </w:r>
-      <w:r>
-        <w:t xml:space="preserve">”</w:t>
-      </w:r>
-    </w:p>
-    <w:p>
-      <w:pPr>
-        <w:numPr>
-          <w:ilvl w:val="0"/>
-          <w:numId w:val="1002"/>
-        </w:numPr>
-      </w:pPr>
-      <w:r>
-        <w:t xml:space="preserve">ZOE: Invite, don’t argue. I love it. Line four.</w:t>
-      </w:r>
-      <w:r>
-        <w:t xml:space="preserve"> </w:t>
-      </w:r>
-      <w:r>
-        <w:t xml:space="preserve">조이: 논쟁 말고 초대. 좋아요. 네 번째.</w:t>
-      </w:r>
-    </w:p>
-    <w:p>
-      <w:pPr>
-        <w:numPr>
-          <w:ilvl w:val="0"/>
-          <w:numId w:val="1002"/>
-        </w:numPr>
-      </w:pPr>
-      <w:r>
-        <w:t xml:space="preserve">DEREK:</w:t>
-      </w:r>
-      <w:r>
-        <w:t xml:space="preserve"> </w:t>
-      </w:r>
-      <w:r>
-        <w:t xml:space="preserve">“</w:t>
-      </w:r>
-      <w:r>
-        <w:t xml:space="preserve">Their faster dissolution doesn’t help patients. It’s not proven.</w:t>
-      </w:r>
-      <w:r>
-        <w:t xml:space="preserve">”</w:t>
-      </w:r>
-      <w:r>
-        <w:t xml:space="preserve"> </w:t>
-      </w:r>
-      <w:r>
-        <w:t xml:space="preserve">데릭:</w:t>
-      </w:r>
-      <w:r>
-        <w:t xml:space="preserve"> </w:t>
-      </w:r>
-      <w:r>
-        <w:t xml:space="preserve">“</w:t>
-      </w:r>
-      <w:r>
-        <w:t xml:space="preserve">빨리 녹는 게 환자한테 도움이 된다는 건 입증 안 됐어.</w:t>
-      </w:r>
-      <w:r>
-        <w:t xml:space="preserve">”</w:t>
-      </w:r>
-    </w:p>
-    <w:p>
-      <w:pPr>
-        <w:numPr>
-          <w:ilvl w:val="0"/>
-          <w:numId w:val="1002"/>
-        </w:numPr>
-      </w:pPr>
-      <w:r>
-        <w:t xml:space="preserve">TYLER: But… that’s on our own label.</w:t>
-      </w:r>
-      <w:r>
-        <w:t xml:space="preserve"> </w:t>
-      </w:r>
-      <w:r>
-        <w:t xml:space="preserve">타일러: 근데… 그건 우리 라벨에 있는 말이잖아요.</w:t>
-      </w:r>
-    </w:p>
-    <w:p>
-      <w:pPr>
-        <w:numPr>
-          <w:ilvl w:val="0"/>
-          <w:numId w:val="1002"/>
-        </w:numPr>
-      </w:pPr>
-      <w:r>
-        <w:t xml:space="preserve">NOAH: Exactly. Kyle is quoting our label. So we agree. Loudly.</w:t>
-      </w:r>
-      <w:r>
-        <w:t xml:space="preserve"> </w:t>
-      </w:r>
-      <w:r>
-        <w:t xml:space="preserve">노아: 바로 그거예요. 카일이 우리 라벨을 인용하고 있어요. 그러니 동의해요. 크게.</w:t>
+        <w:t xml:space="preserve">NOAH: Exactly. Kyle is quoting our own label, and he’s right. So we don’t fight it. We agree, loudly, and then we explain what we did measure. That’s where the trust comes from.</w:t>
+      </w:r>
+      <w:r>
+        <w:t xml:space="preserve"> </w:t>
+      </w:r>
+      <w:r>
+        <w:t xml:space="preserve">노아: 바로 그거예요. 카일은 우리 라벨을 인용하고 있고, 그 말이 맞아요. 그러니 맞서 싸우지 않아요. 크게 동의하고, 그다음 우리가 실제로 측정한 걸 설명해요. 신뢰는 거기서 나와요.</w:t>
       </w:r>
     </w:p>
     <w:p>
@@ -1502,13 +1472,13 @@
         </w:numPr>
       </w:pPr>
       <w:r>
-        <w:t xml:space="preserve">ELENA: In our trial, vascular events were one per group. Equal. You’d be making it up.</w:t>
-      </w:r>
-      <w:r>
-        <w:t xml:space="preserve"> </w:t>
-      </w:r>
-      <w:r>
-        <w:t xml:space="preserve">엘레나: 우리 임상에서 혈관 사건은 군당 1건씩이었어요. 같아요. 지어내는 게 되는 거예요.</w:t>
+        <w:t xml:space="preserve">ELENA: In our trial, vascular events were one per group, so they were equal. If you tell a doctor Lumaderm causes more necrosis, you’d be making it up. And doctors check.</w:t>
+      </w:r>
+      <w:r>
+        <w:t xml:space="preserve"> </w:t>
+      </w:r>
+      <w:r>
+        <w:t xml:space="preserve">엘레나: 우리 임상에서 혈관 사건은 군당 1건씩, 그러니까 같았어요. 의사한테 루마덤이 괴사를 더 일으킨다고 말하면, 지어내는 거예요. 그리고 의사들은 확인해요.</w:t>
       </w:r>
     </w:p>
     <w:p>
@@ -1536,13 +1506,13 @@
         </w:numPr>
       </w:pPr>
       <w:r>
-        <w:t xml:space="preserve">DEREK: That’s why we practice inside. Inside, argue. Outside, one voice.</w:t>
-      </w:r>
-      <w:r>
-        <w:t xml:space="preserve"> </w:t>
-      </w:r>
-      <w:r>
-        <w:t xml:space="preserve">데릭: 그래서 안에서 연습하는 거예요. 안에선 논쟁. 밖에선 한목소리.</w:t>
+        <w:t xml:space="preserve">DEREK: That’s exactly why we practice inside this room. In here, you can say the wrong thing and argue all day. Out there, we speak with one voice, and it’s accurate.</w:t>
+      </w:r>
+      <w:r>
+        <w:t xml:space="preserve"> </w:t>
+      </w:r>
+      <w:r>
+        <w:t xml:space="preserve">데릭: 바로 그래서 이 방 안에서 연습하는 거예요. 여기선 틀린 말을 해도 되고 하루 종일 논쟁해도 돼요. 밖에선 한목소리로 말해요. 정확한 목소리로요.</w:t>
       </w:r>
     </w:p>
     <w:p>
@@ -2071,13 +2041,13 @@
         </w:numPr>
       </w:pPr>
       <w:r>
-        <w:t xml:space="preserve">DEREK: And that’s why doctors will believe the two wins.</w:t>
-      </w:r>
-      <w:r>
-        <w:t xml:space="preserve"> </w:t>
-      </w:r>
-      <w:r>
-        <w:t xml:space="preserve">데릭: 그래서 의사들이 그 2승을 믿는 거예요.</w:t>
+        <w:t xml:space="preserve">DEREK: And that’s exactly why doctors will believe the two wins. When you admit where you lose, your wins stop sounding like marketing. They start sounding like facts.</w:t>
+      </w:r>
+      <w:r>
+        <w:t xml:space="preserve"> </w:t>
+      </w:r>
+      <w:r>
+        <w:t xml:space="preserve">데릭: 그래서 의사들이 그 2승을 믿는 거예요. 어디서 지는지 인정하면, 이기는 부분이 마케팅처럼 들리지 않아요. 사실처럼 들리기 시작하죠.</w:t>
       </w:r>
     </w:p>
     <w:p>
@@ -2289,7 +2259,145 @@
         </w:numPr>
       </w:pPr>
       <w:r>
-        <w:t xml:space="preserve">ELENA: Lumaderm Volume. Only Volume. So we always write</w:t>
+        <w:t xml:space="preserve">ELENA: Lumaderm Volume, and only Volume. Our trial compared us to that one product. So we always write</w:t>
+      </w:r>
+      <w:r>
+        <w:t xml:space="preserve"> </w:t>
+      </w:r>
+      <w:r>
+        <w:t xml:space="preserve">‘</w:t>
+      </w:r>
+      <w:r>
+        <w:t xml:space="preserve">Volume,</w:t>
+      </w:r>
+      <w:r>
+        <w:t xml:space="preserve">’</w:t>
+      </w:r>
+      <w:r>
+        <w:t xml:space="preserve"> </w:t>
+      </w:r>
+      <w:r>
+        <w:t xml:space="preserve">never just</w:t>
+      </w:r>
+      <w:r>
+        <w:t xml:space="preserve"> </w:t>
+      </w:r>
+      <w:r>
+        <w:t xml:space="preserve">‘</w:t>
+      </w:r>
+      <w:r>
+        <w:t xml:space="preserve">Lumaderm,</w:t>
+      </w:r>
+      <w:r>
+        <w:t xml:space="preserve">’</w:t>
+      </w:r>
+      <w:r>
+        <w:t xml:space="preserve"> </w:t>
+      </w:r>
+      <w:r>
+        <w:t xml:space="preserve">because the other products weren’t in the study.</w:t>
+      </w:r>
+      <w:r>
+        <w:t xml:space="preserve"> </w:t>
+      </w:r>
+      <w:r>
+        <w:t xml:space="preserve">엘레나: 루마덤 볼륨, 볼륨만요. 우리 임상은 그 제품 하나와만 비교했어요. 그러니 항상 ’볼륨’이라고 쓰고, 그냥 ’루마덤’이라고는 절대 안 써요. 다른 제품들은 연구에 없었으니까요.</w:t>
+      </w:r>
+    </w:p>
+    <w:p>
+      <w:pPr>
+        <w:numPr>
+          <w:ilvl w:val="0"/>
+          <w:numId w:val="1004"/>
+        </w:numPr>
+      </w:pPr>
+      <w:r>
+        <w:t xml:space="preserve">TYLER: What about Lumaderm Flex? Their new one. Kyle says it’s better than ours.</w:t>
+      </w:r>
+      <w:r>
+        <w:t xml:space="preserve"> </w:t>
+      </w:r>
+      <w:r>
+        <w:t xml:space="preserve">타일러: 루마덤 플렉스는요? 그쪽 신제품. 카일은 우리 것보다 낫다던데요.</w:t>
+      </w:r>
+    </w:p>
+    <w:p>
+      <w:pPr>
+        <w:numPr>
+          <w:ilvl w:val="0"/>
+          <w:numId w:val="1004"/>
+        </w:numPr>
+      </w:pPr>
+      <w:r>
+        <w:t xml:space="preserve">DIANE: Do you have data on Flex?</w:t>
+      </w:r>
+      <w:r>
+        <w:t xml:space="preserve"> </w:t>
+      </w:r>
+      <w:r>
+        <w:t xml:space="preserve">다이앤: 플렉스에 대한 데이터 있어요?</w:t>
+      </w:r>
+    </w:p>
+    <w:p>
+      <w:pPr>
+        <w:numPr>
+          <w:ilvl w:val="0"/>
+          <w:numId w:val="1004"/>
+        </w:numPr>
+      </w:pPr>
+      <w:r>
+        <w:t xml:space="preserve">TYLER: No. Nobody does. It’s still in trials.</w:t>
+      </w:r>
+      <w:r>
+        <w:t xml:space="preserve"> </w:t>
+      </w:r>
+      <w:r>
+        <w:t xml:space="preserve">타일러: 없어요. 아무도 없어요. 아직 임상 중이에요.</w:t>
+      </w:r>
+    </w:p>
+    <w:p>
+      <w:pPr>
+        <w:numPr>
+          <w:ilvl w:val="0"/>
+          <w:numId w:val="1004"/>
+        </w:numPr>
+      </w:pPr>
+      <w:r>
+        <w:t xml:space="preserve">DIANE: Then don’t speculate. Not good, not bad. Nothing.</w:t>
+      </w:r>
+      <w:r>
+        <w:t xml:space="preserve"> </w:t>
+      </w:r>
+      <w:r>
+        <w:t xml:space="preserve">다이앤: 그럼 추측하지 마요. 좋다도, 나쁘다도. 아무것도.</w:t>
+      </w:r>
+    </w:p>
+    <w:p>
+      <w:pPr>
+        <w:numPr>
+          <w:ilvl w:val="0"/>
+          <w:numId w:val="1004"/>
+        </w:numPr>
+      </w:pPr>
+      <w:r>
+        <w:t xml:space="preserve">NOAH: What do we say if a doctor asks?</w:t>
+      </w:r>
+      <w:r>
+        <w:t xml:space="preserve"> </w:t>
+      </w:r>
+      <w:r>
+        <w:t xml:space="preserve">노아: 의사가 물으면 뭐라고 해요?</w:t>
+      </w:r>
+    </w:p>
+    <w:p>
+      <w:pPr>
+        <w:numPr>
+          <w:ilvl w:val="0"/>
+          <w:numId w:val="1004"/>
+        </w:numPr>
+      </w:pPr>
+      <w:r>
+        <w:t xml:space="preserve">ELENA:</w:t>
       </w:r>
       <w:r>
         <w:t xml:space="preserve"> </w:t>
@@ -2298,7 +2406,7 @@
         <w:t xml:space="preserve">“</w:t>
       </w:r>
       <w:r>
-        <w:t xml:space="preserve">Volume.</w:t>
+        <w:t xml:space="preserve">When they publish data, we’ll read it carefully. Like you will.</w:t>
       </w:r>
       <w:r>
         <w:t xml:space="preserve">”</w:t>
@@ -2307,7 +2415,7 @@
         <w:t xml:space="preserve"> </w:t>
       </w:r>
       <w:r>
-        <w:t xml:space="preserve">Never just</w:t>
+        <w:t xml:space="preserve">엘레나:</w:t>
       </w:r>
       <w:r>
         <w:t xml:space="preserve"> </w:t>
@@ -2316,47 +2424,11 @@
         <w:t xml:space="preserve">“</w:t>
       </w:r>
       <w:r>
-        <w:t xml:space="preserve">Lumaderm.</w:t>
+        <w:t xml:space="preserve">그쪽이 데이터를 발표하면 꼼꼼히 읽겠습니다. 선생님처럼요.</w:t>
       </w:r>
       <w:r>
         <w:t xml:space="preserve">”</w:t>
       </w:r>
-      <w:r>
-        <w:t xml:space="preserve"> </w:t>
-      </w:r>
-      <w:r>
-        <w:t xml:space="preserve">엘레나: 루마덤 볼륨. 볼륨만요. 그러니 항상</w:t>
-      </w:r>
-      <w:r>
-        <w:t xml:space="preserve"> </w:t>
-      </w:r>
-      <w:r>
-        <w:t xml:space="preserve">“</w:t>
-      </w:r>
-      <w:r>
-        <w:t xml:space="preserve">볼륨</w:t>
-      </w:r>
-      <w:r>
-        <w:t xml:space="preserve">”</w:t>
-      </w:r>
-      <w:r>
-        <w:t xml:space="preserve">이라고 써요. 그냥</w:t>
-      </w:r>
-      <w:r>
-        <w:t xml:space="preserve"> </w:t>
-      </w:r>
-      <w:r>
-        <w:t xml:space="preserve">“</w:t>
-      </w:r>
-      <w:r>
-        <w:t xml:space="preserve">루마덤</w:t>
-      </w:r>
-      <w:r>
-        <w:t xml:space="preserve">”</w:t>
-      </w:r>
-      <w:r>
-        <w:t xml:space="preserve">은 안 되고요.</w:t>
-      </w:r>
     </w:p>
     <w:p>
       <w:pPr>
@@ -2366,13 +2438,13 @@
         </w:numPr>
       </w:pPr>
       <w:r>
-        <w:t xml:space="preserve">TYLER: What about Lumaderm Flex? Their new one. Kyle says it’s better than ours.</w:t>
-      </w:r>
-      <w:r>
-        <w:t xml:space="preserve"> </w:t>
-      </w:r>
-      <w:r>
-        <w:t xml:space="preserve">타일러: 루마덤 플렉스는요? 그쪽 신제품. 카일은 우리 것보다 낫다던데요.</w:t>
+        <w:t xml:space="preserve">DIANE: Perfect. One more rule. This card never leaves your bag.</w:t>
+      </w:r>
+      <w:r>
+        <w:t xml:space="preserve"> </w:t>
+      </w:r>
+      <w:r>
+        <w:t xml:space="preserve">다이앤: 완벽해요. 규칙 하나 더. 이 카드는 절대 가방 밖으로 나가지 않아요.</w:t>
       </w:r>
     </w:p>
     <w:p>
@@ -2383,13 +2455,13 @@
         </w:numPr>
       </w:pPr>
       <w:r>
-        <w:t xml:space="preserve">DIANE: Do you have data on Flex?</w:t>
-      </w:r>
-      <w:r>
-        <w:t xml:space="preserve"> </w:t>
-      </w:r>
-      <w:r>
-        <w:t xml:space="preserve">다이앤: 플렉스에 대한 데이터 있어요?</w:t>
+        <w:t xml:space="preserve">ROSA: Not even to show a doctor?</w:t>
+      </w:r>
+      <w:r>
+        <w:t xml:space="preserve"> </w:t>
+      </w:r>
+      <w:r>
+        <w:t xml:space="preserve">로사: 의사한테 보여 주는 것도 안 돼요?</w:t>
       </w:r>
     </w:p>
     <w:p>
@@ -2400,139 +2472,13 @@
         </w:numPr>
       </w:pPr>
       <w:r>
-        <w:t xml:space="preserve">TYLER: No. Nobody does. It’s still in trials.</w:t>
-      </w:r>
-      <w:r>
-        <w:t xml:space="preserve"> </w:t>
-      </w:r>
-      <w:r>
-        <w:t xml:space="preserve">타일러: 없어요. 아무도 없어요. 아직 임상 중이에요.</w:t>
-      </w:r>
-    </w:p>
-    <w:p>
-      <w:pPr>
-        <w:numPr>
-          <w:ilvl w:val="0"/>
-          <w:numId w:val="1004"/>
-        </w:numPr>
-      </w:pPr>
-      <w:r>
-        <w:t xml:space="preserve">DIANE: Then don’t speculate. Not good, not bad. Nothing.</w:t>
-      </w:r>
-      <w:r>
-        <w:t xml:space="preserve"> </w:t>
-      </w:r>
-      <w:r>
-        <w:t xml:space="preserve">다이앤: 그럼 추측하지 마요. 좋다도, 나쁘다도. 아무것도.</w:t>
-      </w:r>
-    </w:p>
-    <w:p>
-      <w:pPr>
-        <w:numPr>
-          <w:ilvl w:val="0"/>
-          <w:numId w:val="1004"/>
-        </w:numPr>
-      </w:pPr>
-      <w:r>
-        <w:t xml:space="preserve">NOAH: What do we say if a doctor asks?</w:t>
-      </w:r>
-      <w:r>
-        <w:t xml:space="preserve"> </w:t>
-      </w:r>
-      <w:r>
-        <w:t xml:space="preserve">노아: 의사가 물으면 뭐라고 해요?</w:t>
-      </w:r>
-    </w:p>
-    <w:p>
-      <w:pPr>
-        <w:numPr>
-          <w:ilvl w:val="0"/>
-          <w:numId w:val="1004"/>
-        </w:numPr>
-      </w:pPr>
-      <w:r>
-        <w:t xml:space="preserve">ELENA:</w:t>
-      </w:r>
-      <w:r>
-        <w:t xml:space="preserve"> </w:t>
-      </w:r>
-      <w:r>
-        <w:t xml:space="preserve">“</w:t>
-      </w:r>
-      <w:r>
-        <w:t xml:space="preserve">When they publish data, we’ll read it carefully. Like you will.</w:t>
-      </w:r>
-      <w:r>
-        <w:t xml:space="preserve">”</w:t>
-      </w:r>
-      <w:r>
-        <w:t xml:space="preserve"> </w:t>
-      </w:r>
-      <w:r>
-        <w:t xml:space="preserve">엘레나:</w:t>
-      </w:r>
-      <w:r>
-        <w:t xml:space="preserve"> </w:t>
-      </w:r>
-      <w:r>
-        <w:t xml:space="preserve">“</w:t>
-      </w:r>
-      <w:r>
-        <w:t xml:space="preserve">그쪽이 데이터를 발표하면 꼼꼼히 읽겠습니다. 선생님처럼요.</w:t>
-      </w:r>
-      <w:r>
-        <w:t xml:space="preserve">”</w:t>
-      </w:r>
-    </w:p>
-    <w:p>
-      <w:pPr>
-        <w:numPr>
-          <w:ilvl w:val="0"/>
-          <w:numId w:val="1004"/>
-        </w:numPr>
-      </w:pPr>
-      <w:r>
-        <w:t xml:space="preserve">DIANE: Perfect. One more rule. This card never leaves your bag.</w:t>
-      </w:r>
-      <w:r>
-        <w:t xml:space="preserve"> </w:t>
-      </w:r>
-      <w:r>
-        <w:t xml:space="preserve">다이앤: 완벽해요. 규칙 하나 더. 이 카드는 절대 가방 밖으로 나가지 않아요.</w:t>
-      </w:r>
-    </w:p>
-    <w:p>
-      <w:pPr>
-        <w:numPr>
-          <w:ilvl w:val="0"/>
-          <w:numId w:val="1004"/>
-        </w:numPr>
-      </w:pPr>
-      <w:r>
-        <w:t xml:space="preserve">ROSA: Not even to show a doctor?</w:t>
-      </w:r>
-      <w:r>
-        <w:t xml:space="preserve"> </w:t>
-      </w:r>
-      <w:r>
-        <w:t xml:space="preserve">로사: 의사한테 보여 주는 것도 안 돼요?</w:t>
-      </w:r>
-    </w:p>
-    <w:p>
-      <w:pPr>
-        <w:numPr>
-          <w:ilvl w:val="0"/>
-          <w:numId w:val="1004"/>
-        </w:numPr>
-      </w:pPr>
-      <w:r>
-        <w:t xml:space="preserve">DIANE: Never. Internal tools become external evidence. In court.</w:t>
-      </w:r>
-      <w:r>
-        <w:t xml:space="preserve"> </w:t>
-      </w:r>
-      <w:r>
-        <w:t xml:space="preserve">다이앤: 절대요. 내부 도구는 법정에서 외부 증거가 돼요.</w:t>
+        <w:t xml:space="preserve">DIANE: Never. Internal tools become external evidence. If this card ends up in a clinic, a lawyer can read every row in court. Get it in writing, yes, but keep it inside.</w:t>
+      </w:r>
+      <w:r>
+        <w:t xml:space="preserve"> </w:t>
+      </w:r>
+      <w:r>
+        <w:t xml:space="preserve">다이앤: 절대요. 내부 도구는 외부 증거가 돼요. 이 카드가 병원에 남으면, 변호사가 법정에서 한 줄 한 줄 읽을 수 있어요. 글로 남기는 건 좋아요. 하지만 안에만 두세요.</w:t>
       </w:r>
     </w:p>
     <w:p>
@@ -2958,13 +2904,13 @@
         </w:numPr>
       </w:pPr>
       <w:r>
-        <w:t xml:space="preserve">TYLER: I came in wanting to crush Halvern. Now I want to out-honest them.</w:t>
-      </w:r>
-      <w:r>
-        <w:t xml:space="preserve"> </w:t>
-      </w:r>
-      <w:r>
-        <w:t xml:space="preserve">타일러: 할번을 박살 내고 싶어서 왔는데. 이제 정직함으로 이기고 싶어요.</w:t>
+        <w:t xml:space="preserve">TYLER: I came in this morning wanting to crush Halvern. Now I want to out-honest them. If doctors trust our answers more than Kyle’s, we win without saying a bad word.</w:t>
+      </w:r>
+      <w:r>
+        <w:t xml:space="preserve"> </w:t>
+      </w:r>
+      <w:r>
+        <w:t xml:space="preserve">타일러: 오늘 아침엔 할번을 박살 내고 싶어서 왔는데. 이제 정직함으로 이기고 싶어요. 의사들이 카일 답보다 우리 답을 더 믿으면, 나쁜 말 한마디 없이 이기는 거죠.</w:t>
       </w:r>
     </w:p>
     <w:p>
@@ -3120,13 +3066,13 @@
         </w:numPr>
       </w:pPr>
       <w:r>
-        <w:t xml:space="preserve">DEREK: Every company writes one. He’s guessing. And he’s right.</w:t>
-      </w:r>
-      <w:r>
-        <w:t xml:space="preserve"> </w:t>
-      </w:r>
-      <w:r>
-        <w:t xml:space="preserve">데릭: 모든 회사가 쓰거든요. 짐작한 거예요. 그리고 맞혔고요.</w:t>
+        <w:t xml:space="preserve">DEREK: Every company writes one, including Halvern. He’s guessing, and he’s right. That’s fine, because there’s nothing on our card that we couldn’t say to his face.</w:t>
+      </w:r>
+      <w:r>
+        <w:t xml:space="preserve"> </w:t>
+      </w:r>
+      <w:r>
+        <w:t xml:space="preserve">데릭: 할번을 포함해서 모든 회사가 쓰거든요. 짐작한 거고, 맞혔어요. 괜찮아요. 우리 카드엔 그 사람 앞에서 못 할 말이 하나도 없으니까요.</w:t>
       </w:r>
     </w:p>
     <w:p>
@@ -3189,7 +3135,7 @@
     </w:p>
     <w:bookmarkEnd w:id="25"/>
     <w:bookmarkEnd w:id="26"/>
-    <w:bookmarkStart w:id="30" w:name="학습-부록"/>
+    <w:bookmarkStart w:id="31" w:name="학습-부록"/>
     <w:p>
       <w:pPr>
         <w:pStyle w:val="Heading2"/>
@@ -4919,8 +4865,305 @@
       </w:tr>
     </w:tbl>
     <w:bookmarkEnd w:id="29"/>
+    <w:bookmarkStart w:id="30" w:name="긴-발화-분석"/>
+    <w:p>
+      <w:pPr>
+        <w:pStyle w:val="Heading3"/>
+      </w:pPr>
+      <w:r>
+        <w:t xml:space="preserve">④ 긴 발화 분석</w:t>
+      </w:r>
+    </w:p>
+    <w:p>
+      <w:pPr>
+        <w:pStyle w:val="BlockText"/>
+      </w:pPr>
+      <w:r>
+        <w:rPr>
+          <w:bCs/>
+          <w:b/>
+        </w:rPr>
+        <w:t xml:space="preserve">42턴 NOAH:</w:t>
+      </w:r>
+      <w:r>
+        <w:t xml:space="preserve"> </w:t>
+      </w:r>
+      <w:r>
+        <w:t xml:space="preserve">“</w:t>
+      </w:r>
+      <w:r>
+        <w:t xml:space="preserve">Exactly. Kyle is quoting our own label, and he’s right. So we don’t fight it. We agree, loudly, and then we explain what we did measure. That’s where the trust comes from.</w:t>
+      </w:r>
+      <w:r>
+        <w:t xml:space="preserve">”</w:t>
+      </w:r>
+    </w:p>
+    <w:tbl>
+      <w:tblPr>
+        <w:tblStyle w:val="Table"/>
+        <w:tblW w:type="pct" w:w="5000"/>
+        <w:tblLook w:firstRow="1" w:lastRow="0" w:firstColumn="0" w:lastColumn="0" w:noHBand="0" w:noVBand="0" w:val="0020"/>
+        <w:jc w:val="start"/>
+      </w:tblPr>
+      <w:tblGrid>
+        <w:gridCol w:w="2640"/>
+        <w:gridCol w:w="2640"/>
+        <w:gridCol w:w="2640"/>
+      </w:tblGrid>
+      <w:tr>
+        <w:trPr>
+          <w:tblHeader w:val="true"/>
+        </w:trPr>
+        <w:tc>
+          <w:tcPr/>
+          <w:p>
+            <w:pPr>
+              <w:pStyle w:val="Compact"/>
+              <w:jc w:val="left"/>
+            </w:pPr>
+            <w:r>
+              <w:t xml:space="preserve">구조</w:t>
+            </w:r>
+          </w:p>
+        </w:tc>
+        <w:tc>
+          <w:tcPr/>
+          <w:p>
+            <w:pPr>
+              <w:pStyle w:val="Compact"/>
+              <w:jc w:val="left"/>
+            </w:pPr>
+            <w:r>
+              <w:t xml:space="preserve">영어</w:t>
+            </w:r>
+          </w:p>
+        </w:tc>
+        <w:tc>
+          <w:tcPr/>
+          <w:p>
+            <w:pPr>
+              <w:pStyle w:val="Compact"/>
+              <w:jc w:val="left"/>
+            </w:pPr>
+            <w:r>
+              <w:t xml:space="preserve">기능</w:t>
+            </w:r>
+          </w:p>
+        </w:tc>
+      </w:tr>
+      <w:tr>
+        <w:tc>
+          <w:tcPr/>
+          <w:p>
+            <w:pPr>
+              <w:pStyle w:val="Compact"/>
+              <w:jc w:val="left"/>
+            </w:pPr>
+            <w:r>
+              <w:t xml:space="preserve">① 인정(사실 확인)</w:t>
+            </w:r>
+          </w:p>
+        </w:tc>
+        <w:tc>
+          <w:tcPr/>
+          <w:p>
+            <w:pPr>
+              <w:pStyle w:val="Compact"/>
+              <w:jc w:val="left"/>
+            </w:pPr>
+            <w:r>
+              <w:t xml:space="preserve">Exactly. Kyle is quoting our own label, and he’s right.</w:t>
+            </w:r>
+          </w:p>
+        </w:tc>
+        <w:tc>
+          <w:tcPr/>
+          <w:p>
+            <w:pPr>
+              <w:pStyle w:val="Compact"/>
+              <w:jc w:val="left"/>
+            </w:pPr>
+            <w:r>
+              <w:t xml:space="preserve">경쟁사 주장 중 맞는 부분을 먼저 인정</w:t>
+            </w:r>
+          </w:p>
+        </w:tc>
+      </w:tr>
+      <w:tr>
+        <w:tc>
+          <w:tcPr/>
+          <w:p>
+            <w:pPr>
+              <w:pStyle w:val="Compact"/>
+              <w:jc w:val="left"/>
+            </w:pPr>
+            <w:r>
+              <w:t xml:space="preserve">② 전략(하지 않을 것 → 할 것)</w:t>
+            </w:r>
+          </w:p>
+        </w:tc>
+        <w:tc>
+          <w:tcPr/>
+          <w:p>
+            <w:pPr>
+              <w:pStyle w:val="Compact"/>
+              <w:jc w:val="left"/>
+            </w:pPr>
+            <w:r>
+              <w:t xml:space="preserve">So we don’t fight it. We agree, loudly, and then we explain what we did measure.</w:t>
+            </w:r>
+          </w:p>
+        </w:tc>
+        <w:tc>
+          <w:tcPr/>
+          <w:p>
+            <w:pPr>
+              <w:pStyle w:val="Compact"/>
+              <w:jc w:val="left"/>
+            </w:pPr>
+            <w:r>
+              <w:t xml:space="preserve">반박 대신 동의 후 우리가 가진 사실로 전환</w:t>
+            </w:r>
+          </w:p>
+        </w:tc>
+      </w:tr>
+      <w:tr>
+        <w:tc>
+          <w:tcPr/>
+          <w:p>
+            <w:pPr>
+              <w:pStyle w:val="Compact"/>
+              <w:jc w:val="left"/>
+            </w:pPr>
+            <w:r>
+              <w:t xml:space="preserve">③ 이유(결과)</w:t>
+            </w:r>
+          </w:p>
+        </w:tc>
+        <w:tc>
+          <w:tcPr/>
+          <w:p>
+            <w:pPr>
+              <w:pStyle w:val="Compact"/>
+              <w:jc w:val="left"/>
+            </w:pPr>
+            <w:r>
+              <w:t xml:space="preserve">That’s where the trust comes from.</w:t>
+            </w:r>
+          </w:p>
+        </w:tc>
+        <w:tc>
+          <w:tcPr/>
+          <w:p>
+            <w:pPr>
+              <w:pStyle w:val="Compact"/>
+              <w:jc w:val="left"/>
+            </w:pPr>
+            <w:r>
+              <w:t xml:space="preserve">이 전략이 왜 효과적인지 한 줄로 정리</w:t>
+            </w:r>
+          </w:p>
+        </w:tc>
+      </w:tr>
+    </w:tbl>
+    <w:p>
+      <w:pPr>
+        <w:pStyle w:val="BodyText"/>
+      </w:pPr>
+      <w:r>
+        <w:rPr>
+          <w:bCs/>
+          <w:b/>
+        </w:rPr>
+        <w:t xml:space="preserve">활용 패턴:</w:t>
+      </w:r>
+      <w:r>
+        <w:t xml:space="preserve"> </w:t>
+      </w:r>
+      <w:r>
+        <w:t xml:space="preserve">인정 →</w:t>
+      </w:r>
+      <w:r>
+        <w:t xml:space="preserve"> </w:t>
+      </w:r>
+      <w:r>
+        <w:t xml:space="preserve">“</w:t>
+      </w:r>
+      <w:r>
+        <w:t xml:space="preserve">So we don’t A. We B, and then C.</w:t>
+      </w:r>
+      <w:r>
+        <w:t xml:space="preserve">”</w:t>
+      </w:r>
+      <w:r>
+        <w:t xml:space="preserve"> </w:t>
+      </w:r>
+      <w:r>
+        <w:t xml:space="preserve">→</w:t>
+      </w:r>
+      <w:r>
+        <w:t xml:space="preserve"> </w:t>
+      </w:r>
+      <w:r>
+        <w:t xml:space="preserve">“</w:t>
+      </w:r>
+      <w:r>
+        <w:t xml:space="preserve">That’s where… comes from.</w:t>
+      </w:r>
+      <w:r>
+        <w:t xml:space="preserve">”</w:t>
+      </w:r>
+      <w:r>
+        <w:t xml:space="preserve"> </w:t>
+      </w:r>
+      <w:r>
+        <w:rPr>
+          <w:bCs/>
+          <w:b/>
+        </w:rPr>
+        <w:t xml:space="preserve">연결 표현:</w:t>
+      </w:r>
+      <w:r>
+        <w:t xml:space="preserve"> </w:t>
+      </w:r>
+      <w:r>
+        <w:t xml:space="preserve">he’s right(그 말이 맞다) · and then(그다음에) · That’s where… comes from(~은 거기서 나온다)</w:t>
+      </w:r>
+      <w:r>
+        <w:t xml:space="preserve"> </w:t>
+      </w:r>
+      <w:r>
+        <w:rPr>
+          <w:bCs/>
+          <w:b/>
+        </w:rPr>
+        <w:t xml:space="preserve">연습:</w:t>
+      </w:r>
+      <w:r>
+        <w:t xml:space="preserve"> </w:t>
+      </w:r>
+      <w:r>
+        <w:t xml:space="preserve">경쟁사가</w:t>
+      </w:r>
+      <w:r>
+        <w:t xml:space="preserve"> </w:t>
+      </w:r>
+      <w:r>
+        <w:t xml:space="preserve">“</w:t>
+      </w:r>
+      <w:r>
+        <w:t xml:space="preserve">그 회사 제품은 비싸다</w:t>
+      </w:r>
+      <w:r>
+        <w:t xml:space="preserve">”</w:t>
+      </w:r>
+      <w:r>
+        <w:t xml:space="preserve">고 말하고 다닌다는 보고를 받고, 같은 구조로 팀에게 대응 방침을 30단어 안팎으로 말해 보기.</w:t>
+      </w:r>
+    </w:p>
     <w:bookmarkEnd w:id="30"/>
     <w:bookmarkEnd w:id="31"/>
+    <w:bookmarkEnd w:id="32"/>
     <w:sectPr/>
   </w:body>
 </w:document>

--- a/대본/4부/05화_Battlecard.docx
+++ b/대본/4부/05화_Battlecard.docx
@@ -2,7 +2,7 @@
 <file path=word/document.xml><?xml version="1.0" encoding="utf-8"?>
 <w:document xmlns:w="http://schemas.openxmlformats.org/wordprocessingml/2006/main" xmlns:m="http://schemas.openxmlformats.org/officeDocument/2006/math" xmlns:r="http://schemas.openxmlformats.org/officeDocument/2006/relationships" xmlns:o="urn:schemas-microsoft-com:office:office" xmlns:v="urn:schemas-microsoft-com:vml" xmlns:w10="urn:schemas-microsoft-com:office:word" xmlns:a="http://schemas.openxmlformats.org/drawingml/2006/main" xmlns:pic="http://schemas.openxmlformats.org/drawingml/2006/picture" xmlns:wp="http://schemas.openxmlformats.org/drawingml/2006/wordprocessingDrawing">
   <w:body>
-    <w:bookmarkStart w:id="32" w:name="ship-it-4부-5화"/>
+    <w:bookmarkStart w:id="38" w:name="ship-it-4부-5화"/>
     <w:p>
       <w:pPr>
         <w:pStyle w:val="Heading1"/>
@@ -217,257 +217,122 @@
     </w:p>
     <w:p>
       <w:pPr>
-        <w:numPr>
-          <w:ilvl w:val="0"/>
-          <w:numId w:val="1001"/>
-        </w:numPr>
+        <w:pStyle w:val="FirstParagraph"/>
       </w:pPr>
       <w:r>
         <w:t xml:space="preserve">ZOE: Welcome, Tyler and Rosa. Week one. And today, we build a battlecard.</w:t>
       </w:r>
-      <w:r>
-        <w:t xml:space="preserve"> </w:t>
-      </w:r>
-      <w:r>
-        <w:t xml:space="preserve">조이: 환영해요, 타일러, 로사. 첫 주예요. 그리고 오늘 배틀카드를 만들어요.</w:t>
-      </w:r>
-    </w:p>
-    <w:p>
-      <w:pPr>
-        <w:numPr>
-          <w:ilvl w:val="0"/>
-          <w:numId w:val="1001"/>
-        </w:numPr>
+    </w:p>
+    <w:p>
+      <w:pPr>
+        <w:pStyle w:val="BodyText"/>
       </w:pPr>
       <w:r>
         <w:t xml:space="preserve">TYLER: A battlecard. I love that word. Let’s crush Halvern.</w:t>
       </w:r>
-      <w:r>
-        <w:t xml:space="preserve"> </w:t>
-      </w:r>
-      <w:r>
-        <w:t xml:space="preserve">타일러: 배틀카드. 그 단어 좋아요. 할번을 박살 내죠.</w:t>
-      </w:r>
-    </w:p>
-    <w:p>
-      <w:pPr>
-        <w:numPr>
-          <w:ilvl w:val="0"/>
-          <w:numId w:val="1001"/>
-        </w:numPr>
+    </w:p>
+    <w:p>
+      <w:pPr>
+        <w:pStyle w:val="BodyText"/>
       </w:pPr>
       <w:r>
         <w:t xml:space="preserve">ZOE: Hold that energy. We’ll aim it carefully.</w:t>
       </w:r>
-      <w:r>
-        <w:t xml:space="preserve"> </w:t>
-      </w:r>
-      <w:r>
-        <w:t xml:space="preserve">조이: 그 에너지 간직해요. 조심스럽게 조준할 거예요.</w:t>
-      </w:r>
-    </w:p>
-    <w:p>
-      <w:pPr>
-        <w:numPr>
-          <w:ilvl w:val="0"/>
-          <w:numId w:val="1001"/>
-        </w:numPr>
+    </w:p>
+    <w:p>
+      <w:pPr>
+        <w:pStyle w:val="BodyText"/>
       </w:pPr>
       <w:r>
         <w:t xml:space="preserve">ROSA: What exactly is a battlecard?</w:t>
       </w:r>
-      <w:r>
-        <w:t xml:space="preserve"> </w:t>
-      </w:r>
-      <w:r>
-        <w:t xml:space="preserve">로사: 배틀카드가 정확히 뭐예요?</w:t>
-      </w:r>
-    </w:p>
-    <w:p>
-      <w:pPr>
-        <w:numPr>
-          <w:ilvl w:val="0"/>
-          <w:numId w:val="1001"/>
-        </w:numPr>
+    </w:p>
+    <w:p>
+      <w:pPr>
+        <w:pStyle w:val="BodyText"/>
       </w:pPr>
       <w:r>
         <w:t xml:space="preserve">DEREK: One page. Their claims. Our answers. Where we win. Where we don’t.</w:t>
       </w:r>
-      <w:r>
-        <w:t xml:space="preserve"> </w:t>
-      </w:r>
-      <w:r>
-        <w:t xml:space="preserve">데릭: 한 장. 그쪽 주장. 우리 답. 우리가 이기는 곳. 이기지 못하는 곳.</w:t>
-      </w:r>
-    </w:p>
-    <w:p>
-      <w:pPr>
-        <w:numPr>
-          <w:ilvl w:val="0"/>
-          <w:numId w:val="1001"/>
-        </w:numPr>
+    </w:p>
+    <w:p>
+      <w:pPr>
+        <w:pStyle w:val="BodyText"/>
       </w:pPr>
       <w:r>
         <w:t xml:space="preserve">TYLER: Where we don’t win? Why would we write that down?</w:t>
       </w:r>
-      <w:r>
-        <w:t xml:space="preserve"> </w:t>
-      </w:r>
-      <w:r>
-        <w:t xml:space="preserve">타일러: 우리가 못 이기는 곳이요? 그걸 왜 적어요?</w:t>
-      </w:r>
-    </w:p>
-    <w:p>
-      <w:pPr>
-        <w:numPr>
-          <w:ilvl w:val="0"/>
-          <w:numId w:val="1001"/>
-        </w:numPr>
+    </w:p>
+    <w:p>
+      <w:pPr>
+        <w:pStyle w:val="BodyText"/>
       </w:pPr>
       <w:r>
         <w:t xml:space="preserve">ELENA: Because doctors already know where we’re weaker. They’ve read the label and the trial. If you pretend we win everything, you lose their trust on every other claim, too.</w:t>
       </w:r>
-      <w:r>
-        <w:t xml:space="preserve"> </w:t>
-      </w:r>
-      <w:r>
-        <w:t xml:space="preserve">엘레나: 의사들은 우리가 어디서 약한지 이미 알거든요. 라벨도, 임상도 읽었어요. 우리가 전부 이긴다고 우기면, 다른 모든 주장에 대한 신뢰까지 잃어요.</w:t>
-      </w:r>
-    </w:p>
-    <w:p>
-      <w:pPr>
-        <w:numPr>
-          <w:ilvl w:val="0"/>
-          <w:numId w:val="1001"/>
-        </w:numPr>
+    </w:p>
+    <w:p>
+      <w:pPr>
+        <w:pStyle w:val="BodyText"/>
       </w:pPr>
       <w:r>
         <w:t xml:space="preserve">ZOE: Rule one for today. Never trash the competition.</w:t>
       </w:r>
-      <w:r>
-        <w:t xml:space="preserve"> </w:t>
-      </w:r>
-      <w:r>
-        <w:t xml:space="preserve">조이: 오늘의 규칙 1. 절대 경쟁사를 깎아내리지 않기.</w:t>
-      </w:r>
-    </w:p>
-    <w:p>
-      <w:pPr>
-        <w:numPr>
-          <w:ilvl w:val="0"/>
-          <w:numId w:val="1001"/>
-        </w:numPr>
+    </w:p>
+    <w:p>
+      <w:pPr>
+        <w:pStyle w:val="BodyText"/>
       </w:pPr>
       <w:r>
         <w:t xml:space="preserve">TYLER: Not even a little?</w:t>
       </w:r>
-      <w:r>
-        <w:t xml:space="preserve"> </w:t>
-      </w:r>
-      <w:r>
-        <w:t xml:space="preserve">타일러: 조금도요?</w:t>
-      </w:r>
-    </w:p>
-    <w:p>
-      <w:pPr>
-        <w:numPr>
-          <w:ilvl w:val="0"/>
-          <w:numId w:val="1001"/>
-        </w:numPr>
+    </w:p>
+    <w:p>
+      <w:pPr>
+        <w:pStyle w:val="BodyText"/>
       </w:pPr>
       <w:r>
         <w:t xml:space="preserve">DEREK: Not even a little. Half your doctors like Lumaderm, and they chose it themselves. Insult the product, and you insult their judgment. Nobody buys from someone who just insulted them.</w:t>
       </w:r>
-      <w:r>
-        <w:t xml:space="preserve"> </w:t>
-      </w:r>
-      <w:r>
-        <w:t xml:space="preserve">데릭: 조금도요. 의사 절반은 루마덤을 좋아하고, 스스로 그걸 골랐어요. 제품을 욕하면 그 사람들 판단을 욕하는 거예요. 방금 자길 모욕한 사람한테서 사는 사람은 없어요.</w:t>
-      </w:r>
-    </w:p>
-    <w:p>
-      <w:pPr>
-        <w:numPr>
-          <w:ilvl w:val="0"/>
-          <w:numId w:val="1001"/>
-        </w:numPr>
+    </w:p>
+    <w:p>
+      <w:pPr>
+        <w:pStyle w:val="BodyText"/>
       </w:pPr>
       <w:r>
         <w:t xml:space="preserve">ROSA: I worked in a derm clinic for six years. The reps who trashed other companies never got a second appointment. The doctors simply stopped coming out to the front desk.</w:t>
       </w:r>
-      <w:r>
-        <w:t xml:space="preserve"> </w:t>
-      </w:r>
-      <w:r>
-        <w:t xml:space="preserve">로사: 피부과 병원에서 6년 일했어요. 다른 회사를 욕하던 영업 사원들은 두 번째 약속을 절대 못 잡았어요. 의사들이 그냥 프런트로 나오지 않았죠.</w:t>
-      </w:r>
-    </w:p>
-    <w:p>
-      <w:pPr>
-        <w:numPr>
-          <w:ilvl w:val="0"/>
-          <w:numId w:val="1001"/>
-        </w:numPr>
+    </w:p>
+    <w:p>
+      <w:pPr>
+        <w:pStyle w:val="BodyText"/>
       </w:pPr>
       <w:r>
         <w:t xml:space="preserve">ZOE: Rule two. Every claim must stand on data. Diane joins at ten.</w:t>
       </w:r>
-      <w:r>
-        <w:t xml:space="preserve"> </w:t>
-      </w:r>
-      <w:r>
-        <w:t xml:space="preserve">조이: 규칙 2. 모든 주장은 데이터 위에 서야 해요. 다이앤이 10시에 와요.</w:t>
-      </w:r>
-    </w:p>
-    <w:p>
-      <w:pPr>
-        <w:numPr>
-          <w:ilvl w:val="0"/>
-          <w:numId w:val="1001"/>
-        </w:numPr>
+    </w:p>
+    <w:p>
+      <w:pPr>
+        <w:pStyle w:val="BodyText"/>
       </w:pPr>
       <w:r>
         <w:t xml:space="preserve">AVA: Rule three. If we don’t know, we say so.</w:t>
       </w:r>
-      <w:r>
-        <w:t xml:space="preserve"> </w:t>
-      </w:r>
-      <w:r>
-        <w:t xml:space="preserve">에이바: 규칙 3. 모르면 모른다고 말하기.</w:t>
-      </w:r>
-    </w:p>
-    <w:p>
-      <w:pPr>
-        <w:numPr>
-          <w:ilvl w:val="0"/>
-          <w:numId w:val="1001"/>
-        </w:numPr>
+    </w:p>
+    <w:p>
+      <w:pPr>
+        <w:pStyle w:val="BodyText"/>
       </w:pPr>
       <w:r>
         <w:t xml:space="preserve">NOAH: Ava wrote that one. She learned it from Tasha.</w:t>
       </w:r>
-      <w:r>
-        <w:t xml:space="preserve"> </w:t>
-      </w:r>
-      <w:r>
-        <w:t xml:space="preserve">노아: 그건 에이바가 썼어요. 타샤한테 배웠죠.</w:t>
-      </w:r>
-    </w:p>
-    <w:p>
-      <w:pPr>
-        <w:numPr>
-          <w:ilvl w:val="0"/>
-          <w:numId w:val="1001"/>
-        </w:numPr>
+    </w:p>
+    <w:p>
+      <w:pPr>
+        <w:pStyle w:val="BodyText"/>
       </w:pPr>
       <w:r>
         <w:t xml:space="preserve">ZOE: Derek, you’ve collected Kyle’s lines. Let’s hear them.</w:t>
-      </w:r>
-      <w:r>
-        <w:t xml:space="preserve"> </w:t>
-      </w:r>
-      <w:r>
-        <w:t xml:space="preserve">조이: 데릭, 카일의 대사를 모아 왔죠. 들어 봐요.</w:t>
       </w:r>
     </w:p>
     <w:bookmarkEnd w:id="21"/>
@@ -482,27 +347,15 @@
     </w:p>
     <w:p>
       <w:pPr>
-        <w:numPr>
-          <w:ilvl w:val="0"/>
-          <w:numId w:val="1002"/>
-        </w:numPr>
+        <w:pStyle w:val="FirstParagraph"/>
       </w:pPr>
       <w:r>
         <w:t xml:space="preserve">TYLER: Let me guess. They’re all mean?</w:t>
       </w:r>
-      <w:r>
-        <w:t xml:space="preserve"> </w:t>
-      </w:r>
-      <w:r>
-        <w:t xml:space="preserve">타일러: 맞혀 볼게요. 다 못된 말이죠?</w:t>
-      </w:r>
-    </w:p>
-    <w:p>
-      <w:pPr>
-        <w:numPr>
-          <w:ilvl w:val="0"/>
-          <w:numId w:val="1002"/>
-        </w:numPr>
+    </w:p>
+    <w:p>
+      <w:pPr>
+        <w:pStyle w:val="BodyText"/>
       </w:pPr>
       <w:r>
         <w:t xml:space="preserve">DEREK: Four lines. One:</w:t>
@@ -519,11 +372,21 @@
       <w:r>
         <w:t xml:space="preserve">”</w:t>
       </w:r>
-      <w:r>
-        <w:t xml:space="preserve"> </w:t>
-      </w:r>
-      <w:r>
-        <w:t xml:space="preserve">데릭: 네 문장. 하나:</w:t>
+    </w:p>
+    <w:p>
+      <w:pPr>
+        <w:pStyle w:val="BodyText"/>
+      </w:pPr>
+      <w:r>
+        <w:t xml:space="preserve">TYLER: That’s a lie. Twelve months. Seventy-one versus seventy.</w:t>
+      </w:r>
+    </w:p>
+    <w:p>
+      <w:pPr>
+        <w:pStyle w:val="BodyText"/>
+      </w:pPr>
+      <w:r>
+        <w:t xml:space="preserve">ELENA: Correct data. But</w:t>
       </w:r>
       <w:r>
         <w:t xml:space="preserve"> </w:t>
@@ -532,38 +395,16 @@
         <w:t xml:space="preserve">“</w:t>
       </w:r>
       <w:r>
-        <w:t xml:space="preserve">베이라는 빨리 녹아. 그러니 오래 안 가.</w:t>
+        <w:t xml:space="preserve">lie</w:t>
       </w:r>
       <w:r>
         <w:t xml:space="preserve">”</w:t>
       </w:r>
-    </w:p>
-    <w:p>
-      <w:pPr>
-        <w:numPr>
-          <w:ilvl w:val="0"/>
-          <w:numId w:val="1002"/>
-        </w:numPr>
-      </w:pPr>
-      <w:r>
-        <w:t xml:space="preserve">TYLER: That’s a lie. Twelve months. Seventy-one versus seventy.</w:t>
-      </w:r>
-      <w:r>
-        <w:t xml:space="preserve"> </w:t>
-      </w:r>
-      <w:r>
-        <w:t xml:space="preserve">타일러: 그건 거짓말이에요. 12개월. 71 대 70.</w:t>
-      </w:r>
-    </w:p>
-    <w:p>
-      <w:pPr>
-        <w:numPr>
-          <w:ilvl w:val="0"/>
-          <w:numId w:val="1002"/>
-        </w:numPr>
-      </w:pPr>
-      <w:r>
-        <w:t xml:space="preserve">ELENA: Correct data. But</w:t>
+      <w:r>
+        <w:t xml:space="preserve"> </w:t>
+      </w:r>
+      <w:r>
+        <w:t xml:space="preserve">is a dangerous word. Say</w:t>
       </w:r>
       <w:r>
         <w:t xml:space="preserve"> </w:t>
@@ -572,16 +413,102 @@
         <w:t xml:space="preserve">“</w:t>
       </w:r>
       <w:r>
-        <w:t xml:space="preserve">lie</w:t>
+        <w:t xml:space="preserve">misunderstanding.</w:t>
       </w:r>
       <w:r>
         <w:t xml:space="preserve">”</w:t>
       </w:r>
-      <w:r>
-        <w:t xml:space="preserve"> </w:t>
-      </w:r>
-      <w:r>
-        <w:t xml:space="preserve">is a dangerous word. Say</w:t>
+    </w:p>
+    <w:p>
+      <w:pPr>
+        <w:pStyle w:val="BodyText"/>
+      </w:pPr>
+      <w:r>
+        <w:t xml:space="preserve">ZOE: Why does the misunderstanding sound logical? Explain it to a doctor.</w:t>
+      </w:r>
+    </w:p>
+    <w:p>
+      <w:pPr>
+        <w:pStyle w:val="BodyText"/>
+      </w:pPr>
+      <w:r>
+        <w:t xml:space="preserve">AVA: Because people hear</w:t>
+      </w:r>
+      <w:r>
+        <w:t xml:space="preserve"> </w:t>
+      </w:r>
+      <w:r>
+        <w:t xml:space="preserve">‘</w:t>
+      </w:r>
+      <w:r>
+        <w:t xml:space="preserve">dissolves faster</w:t>
+      </w:r>
+      <w:r>
+        <w:t xml:space="preserve">’</w:t>
+      </w:r>
+      <w:r>
+        <w:t xml:space="preserve"> </w:t>
+      </w:r>
+      <w:r>
+        <w:t xml:space="preserve">and think it means</w:t>
+      </w:r>
+      <w:r>
+        <w:t xml:space="preserve"> </w:t>
+      </w:r>
+      <w:r>
+        <w:t xml:space="preserve">‘</w:t>
+      </w:r>
+      <w:r>
+        <w:t xml:space="preserve">breaks down faster</w:t>
+      </w:r>
+      <w:r>
+        <w:t xml:space="preserve">’</w:t>
+      </w:r>
+      <w:r>
+        <w:t xml:space="preserve"> </w:t>
+      </w:r>
+      <w:r>
+        <w:t xml:space="preserve">on its own. It sounds logical, so nobody stops to check. I almost believed it myself, honestly.</w:t>
+      </w:r>
+    </w:p>
+    <w:p>
+      <w:pPr>
+        <w:pStyle w:val="BodyText"/>
+      </w:pPr>
+      <w:r>
+        <w:t xml:space="preserve">ELENA: And that’s the key. FlexLink only responds to the enzyme. Not to time.</w:t>
+      </w:r>
+    </w:p>
+    <w:p>
+      <w:pPr>
+        <w:pStyle w:val="BodyText"/>
+      </w:pPr>
+      <w:r>
+        <w:t xml:space="preserve">ROSA: So without hyaluronidase, it behaves like any durable filler?</w:t>
+      </w:r>
+    </w:p>
+    <w:p>
+      <w:pPr>
+        <w:pStyle w:val="BodyText"/>
+      </w:pPr>
+      <w:r>
+        <w:t xml:space="preserve">ELENA: Exactly. Twelve-month data proves it. Same as Lumaderm Volume.</w:t>
+      </w:r>
+    </w:p>
+    <w:p>
+      <w:pPr>
+        <w:pStyle w:val="BodyText"/>
+      </w:pPr>
+      <w:r>
+        <w:t xml:space="preserve">ZOE: So our answer. Short. Calm. One sentence.</w:t>
+      </w:r>
+    </w:p>
+    <w:p>
+      <w:pPr>
+        <w:pStyle w:val="BodyText"/>
+      </w:pPr>
+      <w:r>
+        <w:t xml:space="preserve">DEREK:</w:t>
       </w:r>
       <w:r>
         <w:t xml:space="preserve"> </w:t>
@@ -590,16 +517,18 @@
         <w:t xml:space="preserve">“</w:t>
       </w:r>
       <w:r>
-        <w:t xml:space="preserve">misunderstanding.</w:t>
+        <w:t xml:space="preserve">It only dissolves faster when you add the enzyme. Otherwise, twelve months. Same as Lumaderm.</w:t>
       </w:r>
       <w:r>
         <w:t xml:space="preserve">”</w:t>
       </w:r>
-      <w:r>
-        <w:t xml:space="preserve"> </w:t>
-      </w:r>
-      <w:r>
-        <w:t xml:space="preserve">엘레나: 데이터는 맞아요. 하지만</w:t>
+    </w:p>
+    <w:p>
+      <w:pPr>
+        <w:pStyle w:val="BodyText"/>
+      </w:pPr>
+      <w:r>
+        <w:t xml:space="preserve">ELENA: Good. Add</w:t>
       </w:r>
       <w:r>
         <w:t xml:space="preserve"> </w:t>
@@ -608,13 +537,32 @@
         <w:t xml:space="preserve">“</w:t>
       </w:r>
       <w:r>
-        <w:t xml:space="preserve">거짓말</w:t>
+        <w:t xml:space="preserve">in a head-to-head trial.</w:t>
       </w:r>
       <w:r>
         <w:t xml:space="preserve">”</w:t>
       </w:r>
       <w:r>
-        <w:t xml:space="preserve">은 위험한 단어예요.</w:t>
+        <w:t xml:space="preserve"> </w:t>
+      </w:r>
+      <w:r>
+        <w:t xml:space="preserve">That makes it stronger.</w:t>
+      </w:r>
+    </w:p>
+    <w:p>
+      <w:pPr>
+        <w:pStyle w:val="BodyText"/>
+      </w:pPr>
+      <w:r>
+        <w:t xml:space="preserve">ZOE: Written. Line two, Derek.</w:t>
+      </w:r>
+    </w:p>
+    <w:p>
+      <w:pPr>
+        <w:pStyle w:val="BodyText"/>
+      </w:pPr>
+      <w:r>
+        <w:t xml:space="preserve">DEREK:</w:t>
       </w:r>
       <w:r>
         <w:t xml:space="preserve"> </w:t>
@@ -623,159 +571,75 @@
         <w:t xml:space="preserve">“</w:t>
       </w:r>
       <w:r>
-        <w:t xml:space="preserve">오해</w:t>
+        <w:t xml:space="preserve">They’re a small company. They’ll be gone in two years. Who’ll support you?</w:t>
       </w:r>
       <w:r>
         <w:t xml:space="preserve">”</w:t>
       </w:r>
-      <w:r>
-        <w:t xml:space="preserve">라고 해요.</w:t>
-      </w:r>
-    </w:p>
-    <w:p>
-      <w:pPr>
-        <w:numPr>
-          <w:ilvl w:val="0"/>
-          <w:numId w:val="1002"/>
-        </w:numPr>
-      </w:pPr>
-      <w:r>
-        <w:t xml:space="preserve">ZOE: Why does the misunderstanding sound logical? Explain it to a doctor.</w:t>
-      </w:r>
-      <w:r>
-        <w:t xml:space="preserve"> </w:t>
-      </w:r>
-      <w:r>
-        <w:t xml:space="preserve">조이: 그 오해가 왜 그럴듯하게 들릴까요? 의사한테 설명해 봐요.</w:t>
-      </w:r>
-    </w:p>
-    <w:p>
-      <w:pPr>
-        <w:numPr>
-          <w:ilvl w:val="0"/>
-          <w:numId w:val="1002"/>
-        </w:numPr>
-      </w:pPr>
-      <w:r>
-        <w:t xml:space="preserve">AVA: Because people hear</w:t>
-      </w:r>
-      <w:r>
-        <w:t xml:space="preserve"> </w:t>
-      </w:r>
-      <w:r>
-        <w:t xml:space="preserve">‘</w:t>
-      </w:r>
-      <w:r>
-        <w:t xml:space="preserve">dissolves faster</w:t>
-      </w:r>
-      <w:r>
-        <w:t xml:space="preserve">’</w:t>
-      </w:r>
-      <w:r>
-        <w:t xml:space="preserve"> </w:t>
-      </w:r>
-      <w:r>
-        <w:t xml:space="preserve">and think it means</w:t>
-      </w:r>
-      <w:r>
-        <w:t xml:space="preserve"> </w:t>
-      </w:r>
-      <w:r>
-        <w:t xml:space="preserve">‘</w:t>
-      </w:r>
-      <w:r>
-        <w:t xml:space="preserve">breaks down faster</w:t>
-      </w:r>
-      <w:r>
-        <w:t xml:space="preserve">’</w:t>
-      </w:r>
-      <w:r>
-        <w:t xml:space="preserve"> </w:t>
-      </w:r>
-      <w:r>
-        <w:t xml:space="preserve">on its own. It sounds logical, so nobody stops to check. I almost believed it myself, honestly.</w:t>
-      </w:r>
-      <w:r>
-        <w:t xml:space="preserve"> </w:t>
-      </w:r>
-      <w:r>
-        <w:t xml:space="preserve">에이바: 사람들은 ’빨리 녹는다’를 듣고 ’저절로 빨리 분해된다’는 뜻으로 생각하니까요. 그럴듯하게 들려서 아무도 멈춰서 확인하지 않아요. 솔직히 저도 믿을 뻔했어요.</w:t>
-      </w:r>
-    </w:p>
-    <w:p>
-      <w:pPr>
-        <w:numPr>
-          <w:ilvl w:val="0"/>
-          <w:numId w:val="1002"/>
-        </w:numPr>
-      </w:pPr>
-      <w:r>
-        <w:t xml:space="preserve">ELENA: And that’s the key. FlexLink only responds to the enzyme. Not to time.</w:t>
-      </w:r>
-      <w:r>
-        <w:t xml:space="preserve"> </w:t>
-      </w:r>
-      <w:r>
-        <w:t xml:space="preserve">엘레나: 그게 핵심이에요. 플렉스링크는 효소에만 반응해요. 시간에가 아니라.</w:t>
-      </w:r>
-    </w:p>
-    <w:p>
-      <w:pPr>
-        <w:numPr>
-          <w:ilvl w:val="0"/>
-          <w:numId w:val="1002"/>
-        </w:numPr>
-      </w:pPr>
-      <w:r>
-        <w:t xml:space="preserve">ROSA: So without hyaluronidase, it behaves like any durable filler?</w:t>
-      </w:r>
-      <w:r>
-        <w:t xml:space="preserve"> </w:t>
-      </w:r>
-      <w:r>
-        <w:t xml:space="preserve">로사: 그럼 히알루로니다아제가 없으면 일반적인 오래가는 필러처럼 행동해요?</w:t>
-      </w:r>
-    </w:p>
-    <w:p>
-      <w:pPr>
-        <w:numPr>
-          <w:ilvl w:val="0"/>
-          <w:numId w:val="1002"/>
-        </w:numPr>
-      </w:pPr>
-      <w:r>
-        <w:t xml:space="preserve">ELENA: Exactly. Twelve-month data proves it. Same as Lumaderm Volume.</w:t>
-      </w:r>
-      <w:r>
-        <w:t xml:space="preserve"> </w:t>
-      </w:r>
-      <w:r>
-        <w:t xml:space="preserve">엘레나: 정확해요. 12개월 데이터가 증명하죠. 루마덤 볼륨과 같아요.</w:t>
-      </w:r>
-    </w:p>
-    <w:p>
-      <w:pPr>
-        <w:numPr>
-          <w:ilvl w:val="0"/>
-          <w:numId w:val="1002"/>
-        </w:numPr>
-      </w:pPr>
-      <w:r>
-        <w:t xml:space="preserve">ZOE: So our answer. Short. Calm. One sentence.</w:t>
-      </w:r>
-      <w:r>
-        <w:t xml:space="preserve"> </w:t>
-      </w:r>
-      <w:r>
-        <w:t xml:space="preserve">조이: 그럼 우리 답. 짧게. 차분하게. 한 문장.</w:t>
-      </w:r>
-    </w:p>
-    <w:p>
-      <w:pPr>
-        <w:numPr>
-          <w:ilvl w:val="0"/>
-          <w:numId w:val="1002"/>
-        </w:numPr>
+    </w:p>
+    <w:p>
+      <w:pPr>
+        <w:pStyle w:val="BodyText"/>
+      </w:pPr>
+      <w:r>
+        <w:t xml:space="preserve">TYLER: That one’s actually scary.</w:t>
+      </w:r>
+    </w:p>
+    <w:p>
+      <w:pPr>
+        <w:pStyle w:val="BodyText"/>
+      </w:pPr>
+      <w:r>
+        <w:t xml:space="preserve">NOAH: It’s also partly true. We are small. Doctors are right to ask.</w:t>
+      </w:r>
+    </w:p>
+    <w:p>
+      <w:pPr>
+        <w:pStyle w:val="BodyText"/>
+      </w:pPr>
+      <w:r>
+        <w:t xml:space="preserve">ROSA: So what do we say?</w:t>
+      </w:r>
+    </w:p>
+    <w:p>
+      <w:pPr>
+        <w:pStyle w:val="BodyText"/>
+      </w:pPr>
+      <w:r>
+        <w:t xml:space="preserve">NOAH: The truth. We’re FDA-approved and funded, and we’ll have two manufacturers soon. We have training staff in every region. Small doesn’t mean temporary, but they shouldn’t take my word for it.</w:t>
+      </w:r>
+    </w:p>
+    <w:p>
+      <w:pPr>
+        <w:pStyle w:val="BodyText"/>
+      </w:pPr>
+      <w:r>
+        <w:t xml:space="preserve">DEREK: And this:</w:t>
+      </w:r>
+      <w:r>
+        <w:t xml:space="preserve"> </w:t>
+      </w:r>
+      <w:r>
+        <w:t xml:space="preserve">“</w:t>
+      </w:r>
+      <w:r>
+        <w:t xml:space="preserve">Ask Dr. Wade. Ask Lakeway Skin. They reordered.</w:t>
+      </w:r>
+      <w:r>
+        <w:t xml:space="preserve">”</w:t>
+      </w:r>
+    </w:p>
+    <w:p>
+      <w:pPr>
+        <w:pStyle w:val="BodyText"/>
+      </w:pPr>
+      <w:r>
+        <w:t xml:space="preserve">ZOE: References beat promises. Line three.</w:t>
+      </w:r>
+    </w:p>
+    <w:p>
+      <w:pPr>
+        <w:pStyle w:val="BodyText"/>
       </w:pPr>
       <w:r>
         <w:t xml:space="preserve">DEREK:</w:t>
@@ -787,16 +651,26 @@
         <w:t xml:space="preserve">“</w:t>
       </w:r>
       <w:r>
-        <w:t xml:space="preserve">It only dissolves faster when you add the enzyme. Otherwise, twelve months. Same as Lumaderm.</w:t>
+        <w:t xml:space="preserve">Their training is just a sales trick.</w:t>
       </w:r>
       <w:r>
         <w:t xml:space="preserve">”</w:t>
       </w:r>
-      <w:r>
-        <w:t xml:space="preserve"> </w:t>
-      </w:r>
-      <w:r>
-        <w:t xml:space="preserve">데릭:</w:t>
+    </w:p>
+    <w:p>
+      <w:pPr>
+        <w:pStyle w:val="BodyText"/>
+      </w:pPr>
+      <w:r>
+        <w:t xml:space="preserve">AVA: It’s free for everyone. Even Lumaderm users. How is that a trick?</w:t>
+      </w:r>
+    </w:p>
+    <w:p>
+      <w:pPr>
+        <w:pStyle w:val="BodyText"/>
+      </w:pPr>
+      <w:r>
+        <w:t xml:space="preserve">ELENA: Don’t argue. Invite.</w:t>
       </w:r>
       <w:r>
         <w:t xml:space="preserve"> </w:t>
@@ -805,7 +679,7 @@
         <w:t xml:space="preserve">“</w:t>
       </w:r>
       <w:r>
-        <w:t xml:space="preserve">효소를 넣을 때만 더 빨리 녹아요. 그 외엔 12개월. 루마덤과 같아요.</w:t>
+        <w:t xml:space="preserve">Take module four. Free. Then decide if it’s a trick.</w:t>
       </w:r>
       <w:r>
         <w:t xml:space="preserve">”</w:t>
@@ -813,13 +687,18 @@
     </w:p>
     <w:p>
       <w:pPr>
-        <w:numPr>
-          <w:ilvl w:val="0"/>
-          <w:numId w:val="1002"/>
-        </w:numPr>
-      </w:pPr>
-      <w:r>
-        <w:t xml:space="preserve">ELENA: Good. Add</w:t>
+        <w:pStyle w:val="BodyText"/>
+      </w:pPr>
+      <w:r>
+        <w:t xml:space="preserve">ZOE: Invite, don’t argue. I love it. Line four.</w:t>
+      </w:r>
+    </w:p>
+    <w:p>
+      <w:pPr>
+        <w:pStyle w:val="BodyText"/>
+      </w:pPr>
+      <w:r>
+        <w:t xml:space="preserve">DEREK:</w:t>
       </w:r>
       <w:r>
         <w:t xml:space="preserve"> </w:t>
@@ -828,22 +707,42 @@
         <w:t xml:space="preserve">“</w:t>
       </w:r>
       <w:r>
-        <w:t xml:space="preserve">in a head-to-head trial.</w:t>
+        <w:t xml:space="preserve">Their faster dissolution doesn’t help patients. It’s not proven.</w:t>
       </w:r>
       <w:r>
         <w:t xml:space="preserve">”</w:t>
       </w:r>
-      <w:r>
-        <w:t xml:space="preserve"> </w:t>
-      </w:r>
-      <w:r>
-        <w:t xml:space="preserve">That makes it stronger.</w:t>
-      </w:r>
-      <w:r>
-        <w:t xml:space="preserve"> </w:t>
-      </w:r>
-      <w:r>
-        <w:t xml:space="preserve">엘레나: 좋아요.</w:t>
+    </w:p>
+    <w:p>
+      <w:pPr>
+        <w:pStyle w:val="BodyText"/>
+      </w:pPr>
+      <w:r>
+        <w:t xml:space="preserve">TYLER: But… that’s on our own label.</w:t>
+      </w:r>
+    </w:p>
+    <w:p>
+      <w:pPr>
+        <w:pStyle w:val="BodyText"/>
+      </w:pPr>
+      <w:r>
+        <w:t xml:space="preserve">NOAH: Exactly. Kyle is quoting our own label, and he’s right. So we don’t fight it. We agree, loudly, and then we explain what we did measure. That’s where the trust comes from.</w:t>
+      </w:r>
+    </w:p>
+    <w:p>
+      <w:pPr>
+        <w:pStyle w:val="BodyText"/>
+      </w:pPr>
+      <w:r>
+        <w:t xml:space="preserve">ROSA: Agree with a competitor? On purpose?</w:t>
+      </w:r>
+    </w:p>
+    <w:p>
+      <w:pPr>
+        <w:pStyle w:val="BodyText"/>
+      </w:pPr>
+      <w:r>
+        <w:t xml:space="preserve">ELENA:</w:t>
       </w:r>
       <w:r>
         <w:t xml:space="preserve"> </w:t>
@@ -852,41 +751,18 @@
         <w:t xml:space="preserve">“</w:t>
       </w:r>
       <w:r>
-        <w:t xml:space="preserve">1:1 비교 임상에서</w:t>
+        <w:t xml:space="preserve">He’s right. It’s not established. We measured speed. Here’s the study.</w:t>
       </w:r>
       <w:r>
         <w:t xml:space="preserve">”</w:t>
       </w:r>
-      <w:r>
-        <w:t xml:space="preserve">를 붙여요. 그럼 더 강해져요.</w:t>
-      </w:r>
-    </w:p>
-    <w:p>
-      <w:pPr>
-        <w:numPr>
-          <w:ilvl w:val="0"/>
-          <w:numId w:val="1002"/>
-        </w:numPr>
-      </w:pPr>
-      <w:r>
-        <w:t xml:space="preserve">ZOE: Written. Line two, Derek.</w:t>
-      </w:r>
-      <w:r>
-        <w:t xml:space="preserve"> </w:t>
-      </w:r>
-      <w:r>
-        <w:t xml:space="preserve">조이: 적었어요. 두 번째, 데릭.</w:t>
-      </w:r>
-    </w:p>
-    <w:p>
-      <w:pPr>
-        <w:numPr>
-          <w:ilvl w:val="0"/>
-          <w:numId w:val="1002"/>
-        </w:numPr>
-      </w:pPr>
-      <w:r>
-        <w:t xml:space="preserve">DEREK:</w:t>
+    </w:p>
+    <w:p>
+      <w:pPr>
+        <w:pStyle w:val="BodyText"/>
+      </w:pPr>
+      <w:r>
+        <w:t xml:space="preserve">AVA: It’s like my pitch to Dr. Hart.</w:t>
       </w:r>
       <w:r>
         <w:t xml:space="preserve"> </w:t>
@@ -895,529 +771,50 @@
         <w:t xml:space="preserve">“</w:t>
       </w:r>
       <w:r>
-        <w:t xml:space="preserve">They’re a small company. They’ll be gone in two years. Who’ll support you?</w:t>
+        <w:t xml:space="preserve">I’d rather you hear it from me.</w:t>
       </w:r>
       <w:r>
         <w:t xml:space="preserve">”</w:t>
       </w:r>
-      <w:r>
-        <w:t xml:space="preserve"> </w:t>
-      </w:r>
-      <w:r>
-        <w:t xml:space="preserve">데릭:</w:t>
-      </w:r>
-      <w:r>
-        <w:t xml:space="preserve"> </w:t>
-      </w:r>
-      <w:r>
-        <w:t xml:space="preserve">“</w:t>
-      </w:r>
-      <w:r>
-        <w:t xml:space="preserve">작은 회사야. 2년 뒤엔 없어질 거야. 누가 당신을 지원하겠어?</w:t>
-      </w:r>
-      <w:r>
-        <w:t xml:space="preserve">”</w:t>
-      </w:r>
-    </w:p>
-    <w:p>
-      <w:pPr>
-        <w:numPr>
-          <w:ilvl w:val="0"/>
-          <w:numId w:val="1002"/>
-        </w:numPr>
-      </w:pPr>
-      <w:r>
-        <w:t xml:space="preserve">TYLER: That one’s actually scary.</w:t>
-      </w:r>
-      <w:r>
-        <w:t xml:space="preserve"> </w:t>
-      </w:r>
-      <w:r>
-        <w:t xml:space="preserve">타일러: 그건 사실 무섭네요.</w:t>
-      </w:r>
-    </w:p>
-    <w:p>
-      <w:pPr>
-        <w:numPr>
-          <w:ilvl w:val="0"/>
-          <w:numId w:val="1002"/>
-        </w:numPr>
-      </w:pPr>
-      <w:r>
-        <w:t xml:space="preserve">NOAH: It’s also partly true. We are small. Doctors are right to ask.</w:t>
-      </w:r>
-      <w:r>
-        <w:t xml:space="preserve"> </w:t>
-      </w:r>
-      <w:r>
-        <w:t xml:space="preserve">노아: 부분적으로 사실이기도 해요. 우린 작아요. 의사들이 묻는 게 당연해요.</w:t>
-      </w:r>
-    </w:p>
-    <w:p>
-      <w:pPr>
-        <w:numPr>
-          <w:ilvl w:val="0"/>
-          <w:numId w:val="1002"/>
-        </w:numPr>
-      </w:pPr>
-      <w:r>
-        <w:t xml:space="preserve">ROSA: So what do we say?</w:t>
-      </w:r>
-      <w:r>
-        <w:t xml:space="preserve"> </w:t>
-      </w:r>
-      <w:r>
-        <w:t xml:space="preserve">로사: 그럼 뭐라고 해요?</w:t>
-      </w:r>
-    </w:p>
-    <w:p>
-      <w:pPr>
-        <w:numPr>
-          <w:ilvl w:val="0"/>
-          <w:numId w:val="1002"/>
-        </w:numPr>
-      </w:pPr>
-      <w:r>
-        <w:t xml:space="preserve">NOAH: The truth. We’re FDA-approved and funded, and we’ll have two manufacturers soon. We have training staff in every region. Small doesn’t mean temporary, but they shouldn’t take my word for it.</w:t>
-      </w:r>
-      <w:r>
-        <w:t xml:space="preserve"> </w:t>
-      </w:r>
-      <w:r>
-        <w:t xml:space="preserve">노아: 진실을요. 우린 FDA 승인을 받았고 자금도 확보했고, 곧 제조사가 둘이 돼요. 지역마다 교육 인력도 있고요. 작다고 금방 사라지는 건 아니에요. 하지만 의사들이 제 말만 믿을 필요는 없죠.</w:t>
-      </w:r>
-    </w:p>
-    <w:p>
-      <w:pPr>
-        <w:numPr>
-          <w:ilvl w:val="0"/>
-          <w:numId w:val="1002"/>
-        </w:numPr>
-      </w:pPr>
-      <w:r>
-        <w:t xml:space="preserve">DEREK: And this:</w:t>
-      </w:r>
-      <w:r>
-        <w:t xml:space="preserve"> </w:t>
-      </w:r>
-      <w:r>
-        <w:t xml:space="preserve">“</w:t>
-      </w:r>
-      <w:r>
-        <w:t xml:space="preserve">Ask Dr. Wade. Ask Lakeway Skin. They reordered.</w:t>
-      </w:r>
-      <w:r>
-        <w:t xml:space="preserve">”</w:t>
-      </w:r>
-      <w:r>
-        <w:t xml:space="preserve"> </w:t>
-      </w:r>
-      <w:r>
-        <w:t xml:space="preserve">데릭: 그리고 이것도:</w:t>
-      </w:r>
-      <w:r>
-        <w:t xml:space="preserve"> </w:t>
-      </w:r>
-      <w:r>
-        <w:t xml:space="preserve">“</w:t>
-      </w:r>
-      <w:r>
-        <w:t xml:space="preserve">웨이드 선생님께 물어보세요. 레이크웨이 스킨에 물어보세요. 재주문했어요.</w:t>
-      </w:r>
-      <w:r>
-        <w:t xml:space="preserve">”</w:t>
-      </w:r>
-    </w:p>
-    <w:p>
-      <w:pPr>
-        <w:numPr>
-          <w:ilvl w:val="0"/>
-          <w:numId w:val="1002"/>
-        </w:numPr>
-      </w:pPr>
-      <w:r>
-        <w:t xml:space="preserve">ZOE: References beat promises. Line three.</w:t>
-      </w:r>
-      <w:r>
-        <w:t xml:space="preserve"> </w:t>
-      </w:r>
-      <w:r>
-        <w:t xml:space="preserve">조이: 추천인이 약속을 이겨요. 세 번째.</w:t>
-      </w:r>
-    </w:p>
-    <w:p>
-      <w:pPr>
-        <w:numPr>
-          <w:ilvl w:val="0"/>
-          <w:numId w:val="1002"/>
-        </w:numPr>
-      </w:pPr>
-      <w:r>
-        <w:t xml:space="preserve">DEREK:</w:t>
-      </w:r>
-      <w:r>
-        <w:t xml:space="preserve"> </w:t>
-      </w:r>
-      <w:r>
-        <w:t xml:space="preserve">“</w:t>
-      </w:r>
-      <w:r>
-        <w:t xml:space="preserve">Their training is just a sales trick.</w:t>
-      </w:r>
-      <w:r>
-        <w:t xml:space="preserve">”</w:t>
-      </w:r>
-      <w:r>
-        <w:t xml:space="preserve"> </w:t>
-      </w:r>
-      <w:r>
-        <w:t xml:space="preserve">데릭:</w:t>
-      </w:r>
-      <w:r>
-        <w:t xml:space="preserve"> </w:t>
-      </w:r>
-      <w:r>
-        <w:t xml:space="preserve">“</w:t>
-      </w:r>
-      <w:r>
-        <w:t xml:space="preserve">그쪽 교육은 그냥 영업 술책이야.</w:t>
-      </w:r>
-      <w:r>
-        <w:t xml:space="preserve">”</w:t>
-      </w:r>
-    </w:p>
-    <w:p>
-      <w:pPr>
-        <w:numPr>
-          <w:ilvl w:val="0"/>
-          <w:numId w:val="1002"/>
-        </w:numPr>
-      </w:pPr>
-      <w:r>
-        <w:t xml:space="preserve">AVA: It’s free for everyone. Even Lumaderm users. How is that a trick?</w:t>
-      </w:r>
-      <w:r>
-        <w:t xml:space="preserve"> </w:t>
-      </w:r>
-      <w:r>
-        <w:t xml:space="preserve">에이바: 누구에게나 무료예요. 루마덤 사용자한테도요. 그게 어떻게 술책이에요?</w:t>
-      </w:r>
-    </w:p>
-    <w:p>
-      <w:pPr>
-        <w:numPr>
-          <w:ilvl w:val="0"/>
-          <w:numId w:val="1002"/>
-        </w:numPr>
-      </w:pPr>
-      <w:r>
-        <w:t xml:space="preserve">ELENA: Don’t argue. Invite.</w:t>
-      </w:r>
-      <w:r>
-        <w:t xml:space="preserve"> </w:t>
-      </w:r>
-      <w:r>
-        <w:t xml:space="preserve">“</w:t>
-      </w:r>
-      <w:r>
-        <w:t xml:space="preserve">Take module four. Free. Then decide if it’s a trick.</w:t>
-      </w:r>
-      <w:r>
-        <w:t xml:space="preserve">”</w:t>
-      </w:r>
-      <w:r>
-        <w:t xml:space="preserve"> </w:t>
-      </w:r>
-      <w:r>
-        <w:t xml:space="preserve">엘레나: 논쟁하지 마요. 초대해요.</w:t>
-      </w:r>
-      <w:r>
-        <w:t xml:space="preserve"> </w:t>
-      </w:r>
-      <w:r>
-        <w:t xml:space="preserve">“</w:t>
-      </w:r>
-      <w:r>
-        <w:t xml:space="preserve">모듈 4를 들어 보세요. 무료예요. 그다음 술책인지 판단하세요.</w:t>
-      </w:r>
-      <w:r>
-        <w:t xml:space="preserve">”</w:t>
-      </w:r>
-    </w:p>
-    <w:p>
-      <w:pPr>
-        <w:numPr>
-          <w:ilvl w:val="0"/>
-          <w:numId w:val="1002"/>
-        </w:numPr>
-      </w:pPr>
-      <w:r>
-        <w:t xml:space="preserve">ZOE: Invite, don’t argue. I love it. Line four.</w:t>
-      </w:r>
-      <w:r>
-        <w:t xml:space="preserve"> </w:t>
-      </w:r>
-      <w:r>
-        <w:t xml:space="preserve">조이: 논쟁 말고 초대. 좋아요. 네 번째.</w:t>
-      </w:r>
-    </w:p>
-    <w:p>
-      <w:pPr>
-        <w:numPr>
-          <w:ilvl w:val="0"/>
-          <w:numId w:val="1002"/>
-        </w:numPr>
-      </w:pPr>
-      <w:r>
-        <w:t xml:space="preserve">DEREK:</w:t>
-      </w:r>
-      <w:r>
-        <w:t xml:space="preserve"> </w:t>
-      </w:r>
-      <w:r>
-        <w:t xml:space="preserve">“</w:t>
-      </w:r>
-      <w:r>
-        <w:t xml:space="preserve">Their faster dissolution doesn’t help patients. It’s not proven.</w:t>
-      </w:r>
-      <w:r>
-        <w:t xml:space="preserve">”</w:t>
-      </w:r>
-      <w:r>
-        <w:t xml:space="preserve"> </w:t>
-      </w:r>
-      <w:r>
-        <w:t xml:space="preserve">데릭:</w:t>
-      </w:r>
-      <w:r>
-        <w:t xml:space="preserve"> </w:t>
-      </w:r>
-      <w:r>
-        <w:t xml:space="preserve">“</w:t>
-      </w:r>
-      <w:r>
-        <w:t xml:space="preserve">빨리 녹는 게 환자한테 도움이 된다는 건 입증 안 됐어.</w:t>
-      </w:r>
-      <w:r>
-        <w:t xml:space="preserve">”</w:t>
-      </w:r>
-    </w:p>
-    <w:p>
-      <w:pPr>
-        <w:numPr>
-          <w:ilvl w:val="0"/>
-          <w:numId w:val="1002"/>
-        </w:numPr>
-      </w:pPr>
-      <w:r>
-        <w:t xml:space="preserve">TYLER: But… that’s on our own label.</w:t>
-      </w:r>
-      <w:r>
-        <w:t xml:space="preserve"> </w:t>
-      </w:r>
-      <w:r>
-        <w:t xml:space="preserve">타일러: 근데… 그건 우리 라벨에 있는 말이잖아요.</w:t>
-      </w:r>
-    </w:p>
-    <w:p>
-      <w:pPr>
-        <w:numPr>
-          <w:ilvl w:val="0"/>
-          <w:numId w:val="1002"/>
-        </w:numPr>
-      </w:pPr>
-      <w:r>
-        <w:t xml:space="preserve">NOAH: Exactly. Kyle is quoting our own label, and he’s right. So we don’t fight it. We agree, loudly, and then we explain what we did measure. That’s where the trust comes from.</w:t>
-      </w:r>
-      <w:r>
-        <w:t xml:space="preserve"> </w:t>
-      </w:r>
-      <w:r>
-        <w:t xml:space="preserve">노아: 바로 그거예요. 카일은 우리 라벨을 인용하고 있고, 그 말이 맞아요. 그러니 맞서 싸우지 않아요. 크게 동의하고, 그다음 우리가 실제로 측정한 걸 설명해요. 신뢰는 거기서 나와요.</w:t>
-      </w:r>
-    </w:p>
-    <w:p>
-      <w:pPr>
-        <w:numPr>
-          <w:ilvl w:val="0"/>
-          <w:numId w:val="1002"/>
-        </w:numPr>
-      </w:pPr>
-      <w:r>
-        <w:t xml:space="preserve">ROSA: Agree with a competitor? On purpose?</w:t>
-      </w:r>
-      <w:r>
-        <w:t xml:space="preserve"> </w:t>
-      </w:r>
-      <w:r>
-        <w:t xml:space="preserve">로사: 경쟁사한테 동의한다고요? 일부러요?</w:t>
-      </w:r>
-    </w:p>
-    <w:p>
-      <w:pPr>
-        <w:numPr>
-          <w:ilvl w:val="0"/>
-          <w:numId w:val="1002"/>
-        </w:numPr>
-      </w:pPr>
-      <w:r>
-        <w:t xml:space="preserve">ELENA:</w:t>
-      </w:r>
-      <w:r>
-        <w:t xml:space="preserve"> </w:t>
-      </w:r>
-      <w:r>
-        <w:t xml:space="preserve">“</w:t>
-      </w:r>
-      <w:r>
-        <w:t xml:space="preserve">He’s right. It’s not established. We measured speed. Here’s the study.</w:t>
-      </w:r>
-      <w:r>
-        <w:t xml:space="preserve">”</w:t>
-      </w:r>
-      <w:r>
-        <w:t xml:space="preserve"> </w:t>
-      </w:r>
-      <w:r>
-        <w:t xml:space="preserve">엘레나:</w:t>
-      </w:r>
-      <w:r>
-        <w:t xml:space="preserve"> </w:t>
-      </w:r>
-      <w:r>
-        <w:t xml:space="preserve">“</w:t>
-      </w:r>
-      <w:r>
-        <w:t xml:space="preserve">그 사람 말이 맞아요. 입증되지 않았어요. 우린 속도를 측정했어요. 여기 연구가 있어요.</w:t>
-      </w:r>
-      <w:r>
-        <w:t xml:space="preserve">”</w:t>
-      </w:r>
-    </w:p>
-    <w:p>
-      <w:pPr>
-        <w:numPr>
-          <w:ilvl w:val="0"/>
-          <w:numId w:val="1002"/>
-        </w:numPr>
-      </w:pPr>
-      <w:r>
-        <w:t xml:space="preserve">AVA: It’s like my pitch to Dr. Hart.</w:t>
-      </w:r>
-      <w:r>
-        <w:t xml:space="preserve"> </w:t>
-      </w:r>
-      <w:r>
-        <w:t xml:space="preserve">“</w:t>
-      </w:r>
-      <w:r>
-        <w:t xml:space="preserve">I’d rather you hear it from me.</w:t>
-      </w:r>
-      <w:r>
-        <w:t xml:space="preserve">”</w:t>
-      </w:r>
-      <w:r>
-        <w:t xml:space="preserve"> </w:t>
-      </w:r>
-      <w:r>
-        <w:t xml:space="preserve">에이바: 닥터 하트에게 한 피칭 같네요.</w:t>
-      </w:r>
-      <w:r>
-        <w:t xml:space="preserve"> </w:t>
-      </w:r>
-      <w:r>
-        <w:t xml:space="preserve">“</w:t>
-      </w:r>
-      <w:r>
-        <w:t xml:space="preserve">제게서 들으시는 게 나아요.</w:t>
-      </w:r>
-      <w:r>
-        <w:t xml:space="preserve">”</w:t>
-      </w:r>
-    </w:p>
-    <w:p>
-      <w:pPr>
-        <w:numPr>
-          <w:ilvl w:val="0"/>
-          <w:numId w:val="1002"/>
-        </w:numPr>
+    </w:p>
+    <w:p>
+      <w:pPr>
+        <w:pStyle w:val="BodyText"/>
       </w:pPr>
       <w:r>
         <w:t xml:space="preserve">TYLER: That feels weird. Agreeing with the enemy.</w:t>
       </w:r>
-      <w:r>
-        <w:t xml:space="preserve"> </w:t>
-      </w:r>
-      <w:r>
-        <w:t xml:space="preserve">타일러: 이상한 기분이에요. 적한테 동의하는 거.</w:t>
-      </w:r>
-    </w:p>
-    <w:p>
-      <w:pPr>
-        <w:numPr>
-          <w:ilvl w:val="0"/>
-          <w:numId w:val="1002"/>
-        </w:numPr>
+    </w:p>
+    <w:p>
+      <w:pPr>
+        <w:pStyle w:val="BodyText"/>
       </w:pPr>
       <w:r>
         <w:t xml:space="preserve">DEREK: He’s not the enemy. He’s a rep. Like us. With a bigger expense account.</w:t>
       </w:r>
-      <w:r>
-        <w:t xml:space="preserve"> </w:t>
-      </w:r>
-      <w:r>
-        <w:t xml:space="preserve">데릭: 그 사람은 적이 아니에요. 영업 사원이죠. 우리처럼. 경비가 더 많을 뿐.</w:t>
-      </w:r>
-    </w:p>
-    <w:p>
-      <w:pPr>
-        <w:numPr>
-          <w:ilvl w:val="0"/>
-          <w:numId w:val="1002"/>
-        </w:numPr>
+    </w:p>
+    <w:p>
+      <w:pPr>
+        <w:pStyle w:val="BodyText"/>
       </w:pPr>
       <w:r>
         <w:t xml:space="preserve">ZOE: Four lines. Four answers. Now the comparison table.</w:t>
       </w:r>
-      <w:r>
-        <w:t xml:space="preserve"> </w:t>
-      </w:r>
-      <w:r>
-        <w:t xml:space="preserve">조이: 네 문장. 네 개의 답. 이제 비교표.</w:t>
-      </w:r>
-    </w:p>
-    <w:p>
-      <w:pPr>
-        <w:numPr>
-          <w:ilvl w:val="0"/>
-          <w:numId w:val="1002"/>
-        </w:numPr>
+    </w:p>
+    <w:p>
+      <w:pPr>
+        <w:pStyle w:val="BodyText"/>
       </w:pPr>
       <w:r>
         <w:t xml:space="preserve">NOAH: Before that. Tyler, what did you plan to say about Lumaderm?</w:t>
       </w:r>
-      <w:r>
-        <w:t xml:space="preserve"> </w:t>
-      </w:r>
-      <w:r>
-        <w:t xml:space="preserve">노아: 그 전에. 타일러, 루마덤에 대해 뭐라고 말하려고 했어요?</w:t>
-      </w:r>
-    </w:p>
-    <w:p>
-      <w:pPr>
-        <w:numPr>
-          <w:ilvl w:val="0"/>
-          <w:numId w:val="1002"/>
-        </w:numPr>
+    </w:p>
+    <w:p>
+      <w:pPr>
+        <w:pStyle w:val="BodyText"/>
       </w:pPr>
       <w:r>
         <w:t xml:space="preserve">TYLER: Honestly? That it causes more necrosis than ours.</w:t>
-      </w:r>
-      <w:r>
-        <w:t xml:space="preserve"> </w:t>
-      </w:r>
-      <w:r>
-        <w:t xml:space="preserve">타일러: 솔직히요? 우리 거보다 괴사를 더 일으킨다고요.</w:t>
       </w:r>
     </w:p>
     <w:bookmarkEnd w:id="22"/>
@@ -1432,129 +829,63 @@
     </w:p>
     <w:p>
       <w:pPr>
-        <w:numPr>
-          <w:ilvl w:val="0"/>
-          <w:numId w:val="1003"/>
-        </w:numPr>
+        <w:pStyle w:val="FirstParagraph"/>
       </w:pPr>
       <w:r>
         <w:t xml:space="preserve">ELENA: Tyler. Do we have data for that?</w:t>
       </w:r>
-      <w:r>
-        <w:t xml:space="preserve"> </w:t>
-      </w:r>
-      <w:r>
-        <w:t xml:space="preserve">엘레나: 타일러. 그걸 뒷받침할 데이터가 있어요?</w:t>
-      </w:r>
-    </w:p>
-    <w:p>
-      <w:pPr>
-        <w:numPr>
-          <w:ilvl w:val="0"/>
-          <w:numId w:val="1003"/>
-        </w:numPr>
+    </w:p>
+    <w:p>
+      <w:pPr>
+        <w:pStyle w:val="BodyText"/>
       </w:pPr>
       <w:r>
         <w:t xml:space="preserve">TYLER: …No?</w:t>
       </w:r>
-      <w:r>
-        <w:t xml:space="preserve"> </w:t>
-      </w:r>
-      <w:r>
-        <w:t xml:space="preserve">타일러: …없나요?</w:t>
-      </w:r>
-    </w:p>
-    <w:p>
-      <w:pPr>
-        <w:numPr>
-          <w:ilvl w:val="0"/>
-          <w:numId w:val="1003"/>
-        </w:numPr>
+    </w:p>
+    <w:p>
+      <w:pPr>
+        <w:pStyle w:val="BodyText"/>
       </w:pPr>
       <w:r>
         <w:t xml:space="preserve">ELENA: In our trial, vascular events were one per group, so they were equal. If you tell a doctor Lumaderm causes more necrosis, you’d be making it up. And doctors check.</w:t>
       </w:r>
-      <w:r>
-        <w:t xml:space="preserve"> </w:t>
-      </w:r>
-      <w:r>
-        <w:t xml:space="preserve">엘레나: 우리 임상에서 혈관 사건은 군당 1건씩, 그러니까 같았어요. 의사한테 루마덤이 괴사를 더 일으킨다고 말하면, 지어내는 거예요. 그리고 의사들은 확인해요.</w:t>
-      </w:r>
-    </w:p>
-    <w:p>
-      <w:pPr>
-        <w:numPr>
-          <w:ilvl w:val="0"/>
-          <w:numId w:val="1003"/>
-        </w:numPr>
+    </w:p>
+    <w:p>
+      <w:pPr>
+        <w:pStyle w:val="BodyText"/>
       </w:pPr>
       <w:r>
         <w:t xml:space="preserve">TYLER: Got it. I’m glad I said it here. Not in a clinic.</w:t>
       </w:r>
-      <w:r>
-        <w:t xml:space="preserve"> </w:t>
-      </w:r>
-      <w:r>
-        <w:t xml:space="preserve">타일러: 알겠어요. 병원 말고 여기서 말해서 다행이에요.</w:t>
-      </w:r>
-    </w:p>
-    <w:p>
-      <w:pPr>
-        <w:numPr>
-          <w:ilvl w:val="0"/>
-          <w:numId w:val="1003"/>
-        </w:numPr>
+    </w:p>
+    <w:p>
+      <w:pPr>
+        <w:pStyle w:val="BodyText"/>
       </w:pPr>
       <w:r>
         <w:t xml:space="preserve">DEREK: That’s exactly why we practice inside this room. In here, you can say the wrong thing and argue all day. Out there, we speak with one voice, and it’s accurate.</w:t>
       </w:r>
-      <w:r>
-        <w:t xml:space="preserve"> </w:t>
-      </w:r>
-      <w:r>
-        <w:t xml:space="preserve">데릭: 바로 그래서 이 방 안에서 연습하는 거예요. 여기선 틀린 말을 해도 되고 하루 종일 논쟁해도 돼요. 밖에선 한목소리로 말해요. 정확한 목소리로요.</w:t>
-      </w:r>
-    </w:p>
-    <w:p>
-      <w:pPr>
-        <w:numPr>
-          <w:ilvl w:val="0"/>
-          <w:numId w:val="1003"/>
-        </w:numPr>
+    </w:p>
+    <w:p>
+      <w:pPr>
+        <w:pStyle w:val="BodyText"/>
       </w:pPr>
       <w:r>
         <w:t xml:space="preserve">ZOE: Table. Left column, categories. Then Veyra. Then Lumaderm Volume.</w:t>
       </w:r>
-      <w:r>
-        <w:t xml:space="preserve"> </w:t>
-      </w:r>
-      <w:r>
-        <w:t xml:space="preserve">조이: 표. 왼쪽 열에 항목. 그다음 베이라. 그다음 루마덤 볼륨.</w:t>
-      </w:r>
-    </w:p>
-    <w:p>
-      <w:pPr>
-        <w:numPr>
-          <w:ilvl w:val="0"/>
-          <w:numId w:val="1003"/>
-        </w:numPr>
+    </w:p>
+    <w:p>
+      <w:pPr>
+        <w:pStyle w:val="BodyText"/>
       </w:pPr>
       <w:r>
         <w:t xml:space="preserve">ROSA: First category. Results.</w:t>
       </w:r>
-      <w:r>
-        <w:t xml:space="preserve"> </w:t>
-      </w:r>
-      <w:r>
-        <w:t xml:space="preserve">로사: 첫 번째 항목. 효과.</w:t>
-      </w:r>
-    </w:p>
-    <w:p>
-      <w:pPr>
-        <w:numPr>
-          <w:ilvl w:val="0"/>
-          <w:numId w:val="1003"/>
-        </w:numPr>
+    </w:p>
+    <w:p>
+      <w:pPr>
+        <w:pStyle w:val="BodyText"/>
       </w:pPr>
       <w:r>
         <w:t xml:space="preserve">ELENA: Tie. Six months and twelve months. Head-to-head. Write</w:t>
@@ -1571,11 +902,29 @@
       <w:r>
         <w:t xml:space="preserve">”</w:t>
       </w:r>
-      <w:r>
-        <w:t xml:space="preserve"> </w:t>
-      </w:r>
-      <w:r>
-        <w:t xml:space="preserve">엘레나: 동점. 6개월과 12개월. 1:1 비교.</w:t>
+    </w:p>
+    <w:p>
+      <w:pPr>
+        <w:pStyle w:val="BodyText"/>
+      </w:pPr>
+      <w:r>
+        <w:t xml:space="preserve">AVA: Dissolution with hyaluronidase.</w:t>
+      </w:r>
+    </w:p>
+    <w:p>
+      <w:pPr>
+        <w:pStyle w:val="BodyText"/>
+      </w:pPr>
+      <w:r>
+        <w:t xml:space="preserve">ELENA: We win. Two point eight times. Forty subjects. Blinded. It’s on our label.</w:t>
+      </w:r>
+    </w:p>
+    <w:p>
+      <w:pPr>
+        <w:pStyle w:val="BodyText"/>
+      </w:pPr>
+      <w:r>
+        <w:t xml:space="preserve">TYLER: Injection feel. We win, right?</w:t>
       </w:r>
       <w:r>
         <w:t xml:space="preserve"> </w:t>
@@ -1584,58 +933,18 @@
         <w:t xml:space="preserve">“</w:t>
       </w:r>
       <w:r>
-        <w:t xml:space="preserve">동등</w:t>
+        <w:t xml:space="preserve">Warm honey.</w:t>
       </w:r>
       <w:r>
         <w:t xml:space="preserve">”</w:t>
       </w:r>
-      <w:r>
-        <w:t xml:space="preserve">이라고 써요.</w:t>
-      </w:r>
-    </w:p>
-    <w:p>
-      <w:pPr>
-        <w:numPr>
-          <w:ilvl w:val="0"/>
-          <w:numId w:val="1003"/>
-        </w:numPr>
-      </w:pPr>
-      <w:r>
-        <w:t xml:space="preserve">AVA: Dissolution with hyaluronidase.</w:t>
-      </w:r>
-      <w:r>
-        <w:t xml:space="preserve"> </w:t>
-      </w:r>
-      <w:r>
-        <w:t xml:space="preserve">에이바: 히알루로니다아제 용해.</w:t>
-      </w:r>
-    </w:p>
-    <w:p>
-      <w:pPr>
-        <w:numPr>
-          <w:ilvl w:val="0"/>
-          <w:numId w:val="1003"/>
-        </w:numPr>
-      </w:pPr>
-      <w:r>
-        <w:t xml:space="preserve">ELENA: We win. Two point eight times. Forty subjects. Blinded. It’s on our label.</w:t>
-      </w:r>
-      <w:r>
-        <w:t xml:space="preserve"> </w:t>
-      </w:r>
-      <w:r>
-        <w:t xml:space="preserve">엘레나: 우리가 이겨요. 2.8배. 40명. 눈가림. 라벨에 있어요.</w:t>
-      </w:r>
-    </w:p>
-    <w:p>
-      <w:pPr>
-        <w:numPr>
-          <w:ilvl w:val="0"/>
-          <w:numId w:val="1003"/>
-        </w:numPr>
-      </w:pPr>
-      <w:r>
-        <w:t xml:space="preserve">TYLER: Injection feel. We win, right?</w:t>
+    </w:p>
+    <w:p>
+      <w:pPr>
+        <w:pStyle w:val="BodyText"/>
+      </w:pPr>
+      <w:r>
+        <w:t xml:space="preserve">ELENA: That’s opinion. Not measured head-to-head. Write</w:t>
       </w:r>
       <w:r>
         <w:t xml:space="preserve"> </w:t>
@@ -1644,16 +953,42 @@
         <w:t xml:space="preserve">“</w:t>
       </w:r>
       <w:r>
-        <w:t xml:space="preserve">Warm honey.</w:t>
+        <w:t xml:space="preserve">ask them to try it.</w:t>
       </w:r>
       <w:r>
         <w:t xml:space="preserve">”</w:t>
       </w:r>
-      <w:r>
-        <w:t xml:space="preserve"> </w:t>
-      </w:r>
-      <w:r>
-        <w:t xml:space="preserve">타일러: 주입감. 우리가 이기죠?</w:t>
+    </w:p>
+    <w:p>
+      <w:pPr>
+        <w:pStyle w:val="BodyText"/>
+      </w:pPr>
+      <w:r>
+        <w:t xml:space="preserve">ROSA: Price.</w:t>
+      </w:r>
+    </w:p>
+    <w:p>
+      <w:pPr>
+        <w:pStyle w:val="BodyText"/>
+      </w:pPr>
+      <w:r>
+        <w:t xml:space="preserve">DEREK: They win. Forty-five dollars cheaper. Plus rebates for big clinics.</w:t>
+      </w:r>
+    </w:p>
+    <w:p>
+      <w:pPr>
+        <w:pStyle w:val="BodyText"/>
+      </w:pPr>
+      <w:r>
+        <w:t xml:space="preserve">TYLER: We write that they win? On our own card?</w:t>
+      </w:r>
+    </w:p>
+    <w:p>
+      <w:pPr>
+        <w:pStyle w:val="BodyText"/>
+      </w:pPr>
+      <w:r>
+        <w:t xml:space="preserve">ZOE: Yes. Then the answer.</w:t>
       </w:r>
       <w:r>
         <w:t xml:space="preserve"> </w:t>
@@ -1662,21 +997,104 @@
         <w:t xml:space="preserve">“</w:t>
       </w:r>
       <w:r>
-        <w:t xml:space="preserve">따뜻한 꿀.</w:t>
+        <w:t xml:space="preserve">What’s included?</w:t>
       </w:r>
       <w:r>
         <w:t xml:space="preserve">”</w:t>
       </w:r>
-    </w:p>
-    <w:p>
-      <w:pPr>
-        <w:numPr>
-          <w:ilvl w:val="0"/>
-          <w:numId w:val="1003"/>
-        </w:numPr>
-      </w:pPr>
-      <w:r>
-        <w:t xml:space="preserve">ELENA: That’s opinion. Not measured head-to-head. Write</w:t>
+      <w:r>
+        <w:t xml:space="preserve"> </w:t>
+      </w:r>
+      <w:r>
+        <w:t xml:space="preserve">Training and kits.</w:t>
+      </w:r>
+    </w:p>
+    <w:p>
+      <w:pPr>
+        <w:pStyle w:val="BodyText"/>
+      </w:pPr>
+      <w:r>
+        <w:t xml:space="preserve">AVA: Indications.</w:t>
+      </w:r>
+    </w:p>
+    <w:p>
+      <w:pPr>
+        <w:pStyle w:val="BodyText"/>
+      </w:pPr>
+      <w:r>
+        <w:t xml:space="preserve">ELENA: They win. Lumaderm has lips, cheeks, more areas. We have smile lines only.</w:t>
+      </w:r>
+    </w:p>
+    <w:p>
+      <w:pPr>
+        <w:pStyle w:val="BodyText"/>
+      </w:pPr>
+      <w:r>
+        <w:t xml:space="preserve">DEREK: And never, ever hint otherwise. No smile.</w:t>
+      </w:r>
+    </w:p>
+    <w:p>
+      <w:pPr>
+        <w:pStyle w:val="BodyText"/>
+      </w:pPr>
+      <w:r>
+        <w:t xml:space="preserve">ROSA: Brand awareness.</w:t>
+      </w:r>
+    </w:p>
+    <w:p>
+      <w:pPr>
+        <w:pStyle w:val="BodyText"/>
+      </w:pPr>
+      <w:r>
+        <w:t xml:space="preserve">NOAH: They win. By a mile. Patients ask for Lumaderm by name. Dr. Haddad said so.</w:t>
+      </w:r>
+    </w:p>
+    <w:p>
+      <w:pPr>
+        <w:pStyle w:val="BodyText"/>
+      </w:pPr>
+      <w:r>
+        <w:t xml:space="preserve">TYLER: We’re losing a lot of rows.</w:t>
+      </w:r>
+    </w:p>
+    <w:p>
+      <w:pPr>
+        <w:pStyle w:val="BodyText"/>
+      </w:pPr>
+      <w:r>
+        <w:t xml:space="preserve">ZOE: Training and emergency support.</w:t>
+      </w:r>
+    </w:p>
+    <w:p>
+      <w:pPr>
+        <w:pStyle w:val="BodyText"/>
+      </w:pPr>
+      <w:r>
+        <w:t xml:space="preserve">AVA: We win. Certification before every first order. A kit in every clinic.</w:t>
+      </w:r>
+    </w:p>
+    <w:p>
+      <w:pPr>
+        <w:pStyle w:val="BodyText"/>
+      </w:pPr>
+      <w:r>
+        <w:t xml:space="preserve">ELENA: Company size and history.</w:t>
+      </w:r>
+    </w:p>
+    <w:p>
+      <w:pPr>
+        <w:pStyle w:val="BodyText"/>
+      </w:pPr>
+      <w:r>
+        <w:t xml:space="preserve">NOAH: They win. Fifteen years. We have six weeks.</w:t>
+      </w:r>
+    </w:p>
+    <w:p>
+      <w:pPr>
+        <w:pStyle w:val="BodyText"/>
+      </w:pPr>
+      <w:r>
+        <w:t xml:space="preserve">TYLER: So the score is… two wins, four losses, one tie, one</w:t>
       </w:r>
       <w:r>
         <w:t xml:space="preserve"> </w:t>
@@ -1685,16 +1103,34 @@
         <w:t xml:space="preserve">“</w:t>
       </w:r>
       <w:r>
-        <w:t xml:space="preserve">ask them to try it.</w:t>
+        <w:t xml:space="preserve">try it.</w:t>
       </w:r>
       <w:r>
         <w:t xml:space="preserve">”</w:t>
       </w:r>
-      <w:r>
-        <w:t xml:space="preserve"> </w:t>
-      </w:r>
-      <w:r>
-        <w:t xml:space="preserve">엘레나: 그건 의견이에요. 1:1로 측정 안 했어요.</w:t>
+    </w:p>
+    <w:p>
+      <w:pPr>
+        <w:pStyle w:val="BodyText"/>
+      </w:pPr>
+      <w:r>
+        <w:t xml:space="preserve">DEREK: And that’s exactly why doctors will believe the two wins. When you admit where you lose, your wins stop sounding like marketing. They start sounding like facts.</w:t>
+      </w:r>
+    </w:p>
+    <w:p>
+      <w:pPr>
+        <w:pStyle w:val="BodyText"/>
+      </w:pPr>
+      <w:r>
+        <w:t xml:space="preserve">ZOE: Where we win is control and support. Where they win is everything else. Say it.</w:t>
+      </w:r>
+    </w:p>
+    <w:p>
+      <w:pPr>
+        <w:pStyle w:val="BodyText"/>
+      </w:pPr>
+      <w:r>
+        <w:t xml:space="preserve">TYLER:</w:t>
       </w:r>
       <w:r>
         <w:t xml:space="preserve"> </w:t>
@@ -1703,421 +1139,16 @@
         <w:t xml:space="preserve">“</w:t>
       </w:r>
       <w:r>
-        <w:t xml:space="preserve">직접 써 보시라고 권하기</w:t>
+        <w:t xml:space="preserve">Where we win is control and support.</w:t>
       </w:r>
       <w:r>
         <w:t xml:space="preserve">”</w:t>
       </w:r>
       <w:r>
-        <w:t xml:space="preserve">라고 써요.</w:t>
-      </w:r>
-    </w:p>
-    <w:p>
-      <w:pPr>
-        <w:numPr>
-          <w:ilvl w:val="0"/>
-          <w:numId w:val="1003"/>
-        </w:numPr>
-      </w:pPr>
-      <w:r>
-        <w:t xml:space="preserve">ROSA: Price.</w:t>
-      </w:r>
-      <w:r>
-        <w:t xml:space="preserve"> </w:t>
-      </w:r>
-      <w:r>
-        <w:t xml:space="preserve">로사: 가격.</w:t>
-      </w:r>
-    </w:p>
-    <w:p>
-      <w:pPr>
-        <w:numPr>
-          <w:ilvl w:val="0"/>
-          <w:numId w:val="1003"/>
-        </w:numPr>
-      </w:pPr>
-      <w:r>
-        <w:t xml:space="preserve">DEREK: They win. Forty-five dollars cheaper. Plus rebates for big clinics.</w:t>
-      </w:r>
-      <w:r>
-        <w:t xml:space="preserve"> </w:t>
-      </w:r>
-      <w:r>
-        <w:t xml:space="preserve">데릭: 그쪽이 이겨요. 45달러 더 싸요. 거기에 큰 병원엔 리베이트.</w:t>
-      </w:r>
-    </w:p>
-    <w:p>
-      <w:pPr>
-        <w:numPr>
-          <w:ilvl w:val="0"/>
-          <w:numId w:val="1003"/>
-        </w:numPr>
-      </w:pPr>
-      <w:r>
-        <w:t xml:space="preserve">TYLER: We write that they win? On our own card?</w:t>
-      </w:r>
-      <w:r>
-        <w:t xml:space="preserve"> </w:t>
-      </w:r>
-      <w:r>
-        <w:t xml:space="preserve">타일러: 그쪽이 이긴다고 써요? 우리 카드에?</w:t>
-      </w:r>
-    </w:p>
-    <w:p>
-      <w:pPr>
-        <w:numPr>
-          <w:ilvl w:val="0"/>
-          <w:numId w:val="1003"/>
-        </w:numPr>
-      </w:pPr>
-      <w:r>
-        <w:t xml:space="preserve">ZOE: Yes. Then the answer.</w:t>
-      </w:r>
-      <w:r>
-        <w:t xml:space="preserve"> </w:t>
-      </w:r>
-      <w:r>
-        <w:t xml:space="preserve">“</w:t>
-      </w:r>
-      <w:r>
-        <w:t xml:space="preserve">What’s included?</w:t>
-      </w:r>
-      <w:r>
-        <w:t xml:space="preserve">”</w:t>
-      </w:r>
-      <w:r>
-        <w:t xml:space="preserve"> </w:t>
-      </w:r>
-      <w:r>
-        <w:t xml:space="preserve">Training and kits.</w:t>
-      </w:r>
-      <w:r>
-        <w:t xml:space="preserve"> </w:t>
-      </w:r>
-      <w:r>
-        <w:t xml:space="preserve">조이: 네. 그리고 답을 써요.</w:t>
-      </w:r>
-      <w:r>
-        <w:t xml:space="preserve"> </w:t>
-      </w:r>
-      <w:r>
-        <w:t xml:space="preserve">“</w:t>
-      </w:r>
-      <w:r>
-        <w:t xml:space="preserve">뭐가 포함돼 있나요?</w:t>
-      </w:r>
-      <w:r>
-        <w:t xml:space="preserve">”</w:t>
-      </w:r>
-      <w:r>
-        <w:t xml:space="preserve"> </w:t>
-      </w:r>
-      <w:r>
-        <w:t xml:space="preserve">교육과 키트.</w:t>
-      </w:r>
-    </w:p>
-    <w:p>
-      <w:pPr>
-        <w:numPr>
-          <w:ilvl w:val="0"/>
-          <w:numId w:val="1003"/>
-        </w:numPr>
-      </w:pPr>
-      <w:r>
-        <w:t xml:space="preserve">AVA: Indications.</w:t>
-      </w:r>
-      <w:r>
-        <w:t xml:space="preserve"> </w:t>
-      </w:r>
-      <w:r>
-        <w:t xml:space="preserve">에이바: 적응증.</w:t>
-      </w:r>
-    </w:p>
-    <w:p>
-      <w:pPr>
-        <w:numPr>
-          <w:ilvl w:val="0"/>
-          <w:numId w:val="1003"/>
-        </w:numPr>
-      </w:pPr>
-      <w:r>
-        <w:t xml:space="preserve">ELENA: They win. Lumaderm has lips, cheeks, more areas. We have smile lines only.</w:t>
-      </w:r>
-      <w:r>
-        <w:t xml:space="preserve"> </w:t>
-      </w:r>
-      <w:r>
-        <w:t xml:space="preserve">엘레나: 그쪽이 이겨요. 루마덤은 입술, 볼, 더 많은 부위가 있어요. 우린 팔자주름만.</w:t>
-      </w:r>
-    </w:p>
-    <w:p>
-      <w:pPr>
-        <w:numPr>
-          <w:ilvl w:val="0"/>
-          <w:numId w:val="1003"/>
-        </w:numPr>
-      </w:pPr>
-      <w:r>
-        <w:t xml:space="preserve">DEREK: And never, ever hint otherwise. No smile.</w:t>
-      </w:r>
-      <w:r>
-        <w:t xml:space="preserve"> </w:t>
-      </w:r>
-      <w:r>
-        <w:t xml:space="preserve">데릭: 그리고 절대, 절대 다르게 암시하지 마요. 미소 없이.</w:t>
-      </w:r>
-    </w:p>
-    <w:p>
-      <w:pPr>
-        <w:numPr>
-          <w:ilvl w:val="0"/>
-          <w:numId w:val="1003"/>
-        </w:numPr>
-      </w:pPr>
-      <w:r>
-        <w:t xml:space="preserve">ROSA: Brand awareness.</w:t>
-      </w:r>
-      <w:r>
-        <w:t xml:space="preserve"> </w:t>
-      </w:r>
-      <w:r>
-        <w:t xml:space="preserve">로사: 브랜드 인지도.</w:t>
-      </w:r>
-    </w:p>
-    <w:p>
-      <w:pPr>
-        <w:numPr>
-          <w:ilvl w:val="0"/>
-          <w:numId w:val="1003"/>
-        </w:numPr>
-      </w:pPr>
-      <w:r>
-        <w:t xml:space="preserve">NOAH: They win. By a mile. Patients ask for Lumaderm by name. Dr. Haddad said so.</w:t>
-      </w:r>
-      <w:r>
-        <w:t xml:space="preserve"> </w:t>
-      </w:r>
-      <w:r>
-        <w:t xml:space="preserve">노아: 그쪽이 이겨요. 압도적으로. 환자들이 루마덤을 이름으로 찾아요. 하다드 선생님 말대로.</w:t>
-      </w:r>
-    </w:p>
-    <w:p>
-      <w:pPr>
-        <w:numPr>
-          <w:ilvl w:val="0"/>
-          <w:numId w:val="1003"/>
-        </w:numPr>
-      </w:pPr>
-      <w:r>
-        <w:t xml:space="preserve">TYLER: We’re losing a lot of rows.</w:t>
-      </w:r>
-      <w:r>
-        <w:t xml:space="preserve"> </w:t>
-      </w:r>
-      <w:r>
-        <w:t xml:space="preserve">타일러: 우리가 지는 줄이 많네요.</w:t>
-      </w:r>
-    </w:p>
-    <w:p>
-      <w:pPr>
-        <w:numPr>
-          <w:ilvl w:val="0"/>
-          <w:numId w:val="1003"/>
-        </w:numPr>
-      </w:pPr>
-      <w:r>
-        <w:t xml:space="preserve">ZOE: Training and emergency support.</w:t>
-      </w:r>
-      <w:r>
-        <w:t xml:space="preserve"> </w:t>
-      </w:r>
-      <w:r>
-        <w:t xml:space="preserve">조이: 교육과 응급 지원.</w:t>
-      </w:r>
-    </w:p>
-    <w:p>
-      <w:pPr>
-        <w:numPr>
-          <w:ilvl w:val="0"/>
-          <w:numId w:val="1003"/>
-        </w:numPr>
-      </w:pPr>
-      <w:r>
-        <w:t xml:space="preserve">AVA: We win. Certification before every first order. A kit in every clinic.</w:t>
-      </w:r>
-      <w:r>
-        <w:t xml:space="preserve"> </w:t>
-      </w:r>
-      <w:r>
-        <w:t xml:space="preserve">에이바: 우리가 이겨요. 모든 첫 주문 전 인증. 모든 병원에 키트.</w:t>
-      </w:r>
-    </w:p>
-    <w:p>
-      <w:pPr>
-        <w:numPr>
-          <w:ilvl w:val="0"/>
-          <w:numId w:val="1003"/>
-        </w:numPr>
-      </w:pPr>
-      <w:r>
-        <w:t xml:space="preserve">ELENA: Company size and history.</w:t>
-      </w:r>
-      <w:r>
-        <w:t xml:space="preserve"> </w:t>
-      </w:r>
-      <w:r>
-        <w:t xml:space="preserve">엘레나: 회사 규모와 역사.</w:t>
-      </w:r>
-    </w:p>
-    <w:p>
-      <w:pPr>
-        <w:numPr>
-          <w:ilvl w:val="0"/>
-          <w:numId w:val="1003"/>
-        </w:numPr>
-      </w:pPr>
-      <w:r>
-        <w:t xml:space="preserve">NOAH: They win. Fifteen years. We have six weeks.</w:t>
-      </w:r>
-      <w:r>
-        <w:t xml:space="preserve"> </w:t>
-      </w:r>
-      <w:r>
-        <w:t xml:space="preserve">노아: 그쪽이 이겨요. 15년. 우린 6주.</w:t>
-      </w:r>
-    </w:p>
-    <w:p>
-      <w:pPr>
-        <w:numPr>
-          <w:ilvl w:val="0"/>
-          <w:numId w:val="1003"/>
-        </w:numPr>
-      </w:pPr>
-      <w:r>
-        <w:t xml:space="preserve">TYLER: So the score is… two wins, four losses, one tie, one</w:t>
-      </w:r>
-      <w:r>
-        <w:t xml:space="preserve"> </w:t>
-      </w:r>
-      <w:r>
-        <w:t xml:space="preserve">“</w:t>
-      </w:r>
-      <w:r>
-        <w:t xml:space="preserve">try it.</w:t>
-      </w:r>
-      <w:r>
-        <w:t xml:space="preserve">”</w:t>
-      </w:r>
-      <w:r>
-        <w:t xml:space="preserve"> </w:t>
-      </w:r>
-      <w:r>
-        <w:t xml:space="preserve">타일러: 그럼 점수가… 2승 4패 1무, 그리고</w:t>
-      </w:r>
-      <w:r>
-        <w:t xml:space="preserve"> </w:t>
-      </w:r>
-      <w:r>
-        <w:t xml:space="preserve">“</w:t>
-      </w:r>
-      <w:r>
-        <w:t xml:space="preserve">써 보세요</w:t>
-      </w:r>
-      <w:r>
-        <w:t xml:space="preserve">”</w:t>
-      </w:r>
-      <w:r>
-        <w:t xml:space="preserve"> </w:t>
-      </w:r>
-      <w:r>
-        <w:t xml:space="preserve">하나.</w:t>
-      </w:r>
-    </w:p>
-    <w:p>
-      <w:pPr>
-        <w:numPr>
-          <w:ilvl w:val="0"/>
-          <w:numId w:val="1003"/>
-        </w:numPr>
-      </w:pPr>
-      <w:r>
-        <w:t xml:space="preserve">DEREK: And that’s exactly why doctors will believe the two wins. When you admit where you lose, your wins stop sounding like marketing. They start sounding like facts.</w:t>
-      </w:r>
-      <w:r>
-        <w:t xml:space="preserve"> </w:t>
-      </w:r>
-      <w:r>
-        <w:t xml:space="preserve">데릭: 그래서 의사들이 그 2승을 믿는 거예요. 어디서 지는지 인정하면, 이기는 부분이 마케팅처럼 들리지 않아요. 사실처럼 들리기 시작하죠.</w:t>
-      </w:r>
-    </w:p>
-    <w:p>
-      <w:pPr>
-        <w:numPr>
-          <w:ilvl w:val="0"/>
-          <w:numId w:val="1003"/>
-        </w:numPr>
-      </w:pPr>
-      <w:r>
-        <w:t xml:space="preserve">ZOE: Where we win is control and support. Where they win is everything else. Say it.</w:t>
-      </w:r>
-      <w:r>
-        <w:t xml:space="preserve"> </w:t>
-      </w:r>
-      <w:r>
-        <w:t xml:space="preserve">조이: 우리가 이기는 곳은 통제와 지원. 그쪽이 이기는 곳은 나머지 전부. 말해 봐요.</w:t>
-      </w:r>
-    </w:p>
-    <w:p>
-      <w:pPr>
-        <w:numPr>
-          <w:ilvl w:val="0"/>
-          <w:numId w:val="1003"/>
-        </w:numPr>
-      </w:pPr>
-      <w:r>
-        <w:t xml:space="preserve">TYLER:</w:t>
-      </w:r>
-      <w:r>
-        <w:t xml:space="preserve"> </w:t>
-      </w:r>
-      <w:r>
-        <w:t xml:space="preserve">“</w:t>
-      </w:r>
-      <w:r>
-        <w:t xml:space="preserve">Where we win is control and support.</w:t>
-      </w:r>
-      <w:r>
-        <w:t xml:space="preserve">”</w:t>
-      </w:r>
-      <w:r>
         <w:t xml:space="preserve"> </w:t>
       </w:r>
       <w:r>
         <w:t xml:space="preserve">Okay. That actually sounds confident.</w:t>
-      </w:r>
-      <w:r>
-        <w:t xml:space="preserve"> </w:t>
-      </w:r>
-      <w:r>
-        <w:t xml:space="preserve">타일러:</w:t>
-      </w:r>
-      <w:r>
-        <w:t xml:space="preserve"> </w:t>
-      </w:r>
-      <w:r>
-        <w:t xml:space="preserve">“</w:t>
-      </w:r>
-      <w:r>
-        <w:t xml:space="preserve">우리가 이기는 곳은 통제와 지원입니다.</w:t>
-      </w:r>
-      <w:r>
-        <w:t xml:space="preserve">”</w:t>
-      </w:r>
-      <w:r>
-        <w:t xml:space="preserve"> </w:t>
-      </w:r>
-      <w:r>
-        <w:t xml:space="preserve">좋아요. 그거 오히려 자신감 있게 들리네요.</w:t>
       </w:r>
     </w:p>
     <w:bookmarkEnd w:id="23"/>
@@ -2132,61 +1163,31 @@
     </w:p>
     <w:p>
       <w:pPr>
-        <w:numPr>
-          <w:ilvl w:val="0"/>
-          <w:numId w:val="1004"/>
-        </w:numPr>
+        <w:pStyle w:val="FirstParagraph"/>
       </w:pPr>
       <w:r>
         <w:t xml:space="preserve">DIANE: Good morning. I hear you’re comparing yourselves to Halvern. In writing.</w:t>
       </w:r>
-      <w:r>
-        <w:t xml:space="preserve"> </w:t>
-      </w:r>
-      <w:r>
-        <w:t xml:space="preserve">다이앤: 좋은 아침이에요. 할번이랑 비교하는 걸 글로 쓰고 있다면서요.</w:t>
-      </w:r>
-    </w:p>
-    <w:p>
-      <w:pPr>
-        <w:numPr>
-          <w:ilvl w:val="0"/>
-          <w:numId w:val="1004"/>
-        </w:numPr>
+    </w:p>
+    <w:p>
+      <w:pPr>
+        <w:pStyle w:val="BodyText"/>
       </w:pPr>
       <w:r>
         <w:t xml:space="preserve">ZOE: Internal only. Here’s the draft.</w:t>
       </w:r>
-      <w:r>
-        <w:t xml:space="preserve"> </w:t>
-      </w:r>
-      <w:r>
-        <w:t xml:space="preserve">조이: 내부용이에요. 여기 초안이요.</w:t>
-      </w:r>
-    </w:p>
-    <w:p>
-      <w:pPr>
-        <w:numPr>
-          <w:ilvl w:val="0"/>
-          <w:numId w:val="1004"/>
-        </w:numPr>
+    </w:p>
+    <w:p>
+      <w:pPr>
+        <w:pStyle w:val="BodyText"/>
       </w:pPr>
       <w:r>
         <w:t xml:space="preserve">DIANE: Comparative claims are the most dangerous claims. Let me read.</w:t>
       </w:r>
-      <w:r>
-        <w:t xml:space="preserve"> </w:t>
-      </w:r>
-      <w:r>
-        <w:t xml:space="preserve">다이앤: 비교 주장은 가장 위험한 주장이에요. 읽어 볼게요.</w:t>
-      </w:r>
-    </w:p>
-    <w:p>
-      <w:pPr>
-        <w:numPr>
-          <w:ilvl w:val="0"/>
-          <w:numId w:val="1004"/>
-        </w:numPr>
+    </w:p>
+    <w:p>
+      <w:pPr>
+        <w:pStyle w:val="BodyText"/>
       </w:pPr>
       <w:r>
         <w:t xml:space="preserve">ZOE: Row one. Results,</w:t>
@@ -2209,11 +1210,105 @@
       <w:r>
         <w:t xml:space="preserve">Based on our head-to-head trial.</w:t>
       </w:r>
-      <w:r>
-        <w:t xml:space="preserve"> </w:t>
-      </w:r>
-      <w:r>
-        <w:t xml:space="preserve">조이: 첫 줄. 효과</w:t>
+    </w:p>
+    <w:p>
+      <w:pPr>
+        <w:pStyle w:val="BodyText"/>
+      </w:pPr>
+      <w:r>
+        <w:t xml:space="preserve">DIANE: Supported. Fine. But which product was the comparator?</w:t>
+      </w:r>
+    </w:p>
+    <w:p>
+      <w:pPr>
+        <w:pStyle w:val="BodyText"/>
+      </w:pPr>
+      <w:r>
+        <w:t xml:space="preserve">ELENA: Lumaderm Volume, and only Volume. Our trial compared us to that one product. So we always write</w:t>
+      </w:r>
+      <w:r>
+        <w:t xml:space="preserve"> </w:t>
+      </w:r>
+      <w:r>
+        <w:t xml:space="preserve">‘</w:t>
+      </w:r>
+      <w:r>
+        <w:t xml:space="preserve">Volume,</w:t>
+      </w:r>
+      <w:r>
+        <w:t xml:space="preserve">’</w:t>
+      </w:r>
+      <w:r>
+        <w:t xml:space="preserve"> </w:t>
+      </w:r>
+      <w:r>
+        <w:t xml:space="preserve">never just</w:t>
+      </w:r>
+      <w:r>
+        <w:t xml:space="preserve"> </w:t>
+      </w:r>
+      <w:r>
+        <w:t xml:space="preserve">‘</w:t>
+      </w:r>
+      <w:r>
+        <w:t xml:space="preserve">Lumaderm,</w:t>
+      </w:r>
+      <w:r>
+        <w:t xml:space="preserve">’</w:t>
+      </w:r>
+      <w:r>
+        <w:t xml:space="preserve"> </w:t>
+      </w:r>
+      <w:r>
+        <w:t xml:space="preserve">because the other products weren’t in the study.</w:t>
+      </w:r>
+    </w:p>
+    <w:p>
+      <w:pPr>
+        <w:pStyle w:val="BodyText"/>
+      </w:pPr>
+      <w:r>
+        <w:t xml:space="preserve">TYLER: What about Lumaderm Flex? Their new one. Kyle says it’s better than ours.</w:t>
+      </w:r>
+    </w:p>
+    <w:p>
+      <w:pPr>
+        <w:pStyle w:val="BodyText"/>
+      </w:pPr>
+      <w:r>
+        <w:t xml:space="preserve">DIANE: Do you have data on Flex?</w:t>
+      </w:r>
+    </w:p>
+    <w:p>
+      <w:pPr>
+        <w:pStyle w:val="BodyText"/>
+      </w:pPr>
+      <w:r>
+        <w:t xml:space="preserve">TYLER: No. Nobody does. It’s still in trials.</w:t>
+      </w:r>
+    </w:p>
+    <w:p>
+      <w:pPr>
+        <w:pStyle w:val="BodyText"/>
+      </w:pPr>
+      <w:r>
+        <w:t xml:space="preserve">DIANE: Then don’t speculate. Not good, not bad. Nothing.</w:t>
+      </w:r>
+    </w:p>
+    <w:p>
+      <w:pPr>
+        <w:pStyle w:val="BodyText"/>
+      </w:pPr>
+      <w:r>
+        <w:t xml:space="preserve">NOAH: What do we say if a doctor asks?</w:t>
+      </w:r>
+    </w:p>
+    <w:p>
+      <w:pPr>
+        <w:pStyle w:val="BodyText"/>
+      </w:pPr>
+      <w:r>
+        <w:t xml:space="preserve">ELENA:</w:t>
       </w:r>
       <w:r>
         <w:t xml:space="preserve"> </w:t>
@@ -2222,182 +1317,58 @@
         <w:t xml:space="preserve">“</w:t>
       </w:r>
       <w:r>
-        <w:t xml:space="preserve">동등.</w:t>
+        <w:t xml:space="preserve">When they publish data, we’ll read it carefully. Like you will.</w:t>
       </w:r>
       <w:r>
         <w:t xml:space="preserve">”</w:t>
       </w:r>
-      <w:r>
-        <w:t xml:space="preserve"> </w:t>
-      </w:r>
-      <w:r>
-        <w:t xml:space="preserve">우리 1:1 비교 임상 근거.</w:t>
-      </w:r>
-    </w:p>
-    <w:p>
-      <w:pPr>
-        <w:numPr>
-          <w:ilvl w:val="0"/>
-          <w:numId w:val="1004"/>
-        </w:numPr>
-      </w:pPr>
-      <w:r>
-        <w:t xml:space="preserve">DIANE: Supported. Fine. But which product was the comparator?</w:t>
-      </w:r>
-      <w:r>
-        <w:t xml:space="preserve"> </w:t>
-      </w:r>
-      <w:r>
-        <w:t xml:space="preserve">다이앤: 근거 있음. 괜찮아요. 그런데 비교 제품이 뭐였죠?</w:t>
-      </w:r>
-    </w:p>
-    <w:p>
-      <w:pPr>
-        <w:numPr>
-          <w:ilvl w:val="0"/>
-          <w:numId w:val="1004"/>
-        </w:numPr>
-      </w:pPr>
-      <w:r>
-        <w:t xml:space="preserve">ELENA: Lumaderm Volume, and only Volume. Our trial compared us to that one product. So we always write</w:t>
-      </w:r>
-      <w:r>
-        <w:t xml:space="preserve"> </w:t>
-      </w:r>
-      <w:r>
-        <w:t xml:space="preserve">‘</w:t>
-      </w:r>
-      <w:r>
-        <w:t xml:space="preserve">Volume,</w:t>
-      </w:r>
-      <w:r>
-        <w:t xml:space="preserve">’</w:t>
-      </w:r>
-      <w:r>
-        <w:t xml:space="preserve"> </w:t>
-      </w:r>
-      <w:r>
-        <w:t xml:space="preserve">never just</w:t>
-      </w:r>
-      <w:r>
-        <w:t xml:space="preserve"> </w:t>
-      </w:r>
-      <w:r>
-        <w:t xml:space="preserve">‘</w:t>
-      </w:r>
-      <w:r>
-        <w:t xml:space="preserve">Lumaderm,</w:t>
-      </w:r>
-      <w:r>
-        <w:t xml:space="preserve">’</w:t>
-      </w:r>
-      <w:r>
-        <w:t xml:space="preserve"> </w:t>
-      </w:r>
-      <w:r>
-        <w:t xml:space="preserve">because the other products weren’t in the study.</w:t>
-      </w:r>
-      <w:r>
-        <w:t xml:space="preserve"> </w:t>
-      </w:r>
-      <w:r>
-        <w:t xml:space="preserve">엘레나: 루마덤 볼륨, 볼륨만요. 우리 임상은 그 제품 하나와만 비교했어요. 그러니 항상 ’볼륨’이라고 쓰고, 그냥 ’루마덤’이라고는 절대 안 써요. 다른 제품들은 연구에 없었으니까요.</w:t>
-      </w:r>
-    </w:p>
-    <w:p>
-      <w:pPr>
-        <w:numPr>
-          <w:ilvl w:val="0"/>
-          <w:numId w:val="1004"/>
-        </w:numPr>
-      </w:pPr>
-      <w:r>
-        <w:t xml:space="preserve">TYLER: What about Lumaderm Flex? Their new one. Kyle says it’s better than ours.</w:t>
-      </w:r>
-      <w:r>
-        <w:t xml:space="preserve"> </w:t>
-      </w:r>
-      <w:r>
-        <w:t xml:space="preserve">타일러: 루마덤 플렉스는요? 그쪽 신제품. 카일은 우리 것보다 낫다던데요.</w:t>
-      </w:r>
-    </w:p>
-    <w:p>
-      <w:pPr>
-        <w:numPr>
-          <w:ilvl w:val="0"/>
-          <w:numId w:val="1004"/>
-        </w:numPr>
-      </w:pPr>
-      <w:r>
-        <w:t xml:space="preserve">DIANE: Do you have data on Flex?</w:t>
-      </w:r>
-      <w:r>
-        <w:t xml:space="preserve"> </w:t>
-      </w:r>
-      <w:r>
-        <w:t xml:space="preserve">다이앤: 플렉스에 대한 데이터 있어요?</w:t>
-      </w:r>
-    </w:p>
-    <w:p>
-      <w:pPr>
-        <w:numPr>
-          <w:ilvl w:val="0"/>
-          <w:numId w:val="1004"/>
-        </w:numPr>
-      </w:pPr>
-      <w:r>
-        <w:t xml:space="preserve">TYLER: No. Nobody does. It’s still in trials.</w:t>
-      </w:r>
-      <w:r>
-        <w:t xml:space="preserve"> </w:t>
-      </w:r>
-      <w:r>
-        <w:t xml:space="preserve">타일러: 없어요. 아무도 없어요. 아직 임상 중이에요.</w:t>
-      </w:r>
-    </w:p>
-    <w:p>
-      <w:pPr>
-        <w:numPr>
-          <w:ilvl w:val="0"/>
-          <w:numId w:val="1004"/>
-        </w:numPr>
-      </w:pPr>
-      <w:r>
-        <w:t xml:space="preserve">DIANE: Then don’t speculate. Not good, not bad. Nothing.</w:t>
-      </w:r>
-      <w:r>
-        <w:t xml:space="preserve"> </w:t>
-      </w:r>
-      <w:r>
-        <w:t xml:space="preserve">다이앤: 그럼 추측하지 마요. 좋다도, 나쁘다도. 아무것도.</w:t>
-      </w:r>
-    </w:p>
-    <w:p>
-      <w:pPr>
-        <w:numPr>
-          <w:ilvl w:val="0"/>
-          <w:numId w:val="1004"/>
-        </w:numPr>
-      </w:pPr>
-      <w:r>
-        <w:t xml:space="preserve">NOAH: What do we say if a doctor asks?</w:t>
-      </w:r>
-      <w:r>
-        <w:t xml:space="preserve"> </w:t>
-      </w:r>
-      <w:r>
-        <w:t xml:space="preserve">노아: 의사가 물으면 뭐라고 해요?</w:t>
-      </w:r>
-    </w:p>
-    <w:p>
-      <w:pPr>
-        <w:numPr>
-          <w:ilvl w:val="0"/>
-          <w:numId w:val="1004"/>
-        </w:numPr>
-      </w:pPr>
-      <w:r>
-        <w:t xml:space="preserve">ELENA:</w:t>
+    </w:p>
+    <w:p>
+      <w:pPr>
+        <w:pStyle w:val="BodyText"/>
+      </w:pPr>
+      <w:r>
+        <w:t xml:space="preserve">DIANE: Perfect. One more rule. This card never leaves your bag.</w:t>
+      </w:r>
+    </w:p>
+    <w:p>
+      <w:pPr>
+        <w:pStyle w:val="BodyText"/>
+      </w:pPr>
+      <w:r>
+        <w:t xml:space="preserve">ROSA: Not even to show a doctor?</w:t>
+      </w:r>
+    </w:p>
+    <w:p>
+      <w:pPr>
+        <w:pStyle w:val="BodyText"/>
+      </w:pPr>
+      <w:r>
+        <w:t xml:space="preserve">DIANE: Never. Internal tools become external evidence. If this card ends up in a clinic, a lawyer can read every row in court. Get it in writing, yes, but keep it inside.</w:t>
+      </w:r>
+    </w:p>
+    <w:p>
+      <w:pPr>
+        <w:pStyle w:val="BodyText"/>
+      </w:pPr>
+      <w:r>
+        <w:t xml:space="preserve">DEREK: At Kessler, someone left one at a clinic. It ended up in a lawsuit.</w:t>
+      </w:r>
+    </w:p>
+    <w:p>
+      <w:pPr>
+        <w:pStyle w:val="BodyText"/>
+      </w:pPr>
+      <w:r>
+        <w:t xml:space="preserve">ZOE: Practice time. Ava, you’re the doctor. Tyler, answer line one.</w:t>
+      </w:r>
+    </w:p>
+    <w:p>
+      <w:pPr>
+        <w:pStyle w:val="BodyText"/>
+      </w:pPr>
+      <w:r>
+        <w:t xml:space="preserve">AVA:</w:t>
       </w:r>
       <w:r>
         <w:t xml:space="preserve"> </w:t>
@@ -2406,16 +1377,26 @@
         <w:t xml:space="preserve">“</w:t>
       </w:r>
       <w:r>
-        <w:t xml:space="preserve">When they publish data, we’ll read it carefully. Like you will.</w:t>
+        <w:t xml:space="preserve">I heard Veyra dissolves faster. So it won’t last. Is that true?</w:t>
       </w:r>
       <w:r>
         <w:t xml:space="preserve">”</w:t>
       </w:r>
-      <w:r>
-        <w:t xml:space="preserve"> </w:t>
-      </w:r>
-      <w:r>
-        <w:t xml:space="preserve">엘레나:</w:t>
+    </w:p>
+    <w:p>
+      <w:pPr>
+        <w:pStyle w:val="BodyText"/>
+      </w:pPr>
+      <w:r>
+        <w:t xml:space="preserve">TYLER: That’s a total lie from Halvern. Their rep is…</w:t>
+      </w:r>
+    </w:p>
+    <w:p>
+      <w:pPr>
+        <w:pStyle w:val="BodyText"/>
+      </w:pPr>
+      <w:r>
+        <w:t xml:space="preserve">ZOE: Stop. Again. No names. No</w:t>
       </w:r>
       <w:r>
         <w:t xml:space="preserve"> </w:t>
@@ -2424,7 +1405,7 @@
         <w:t xml:space="preserve">“</w:t>
       </w:r>
       <w:r>
-        <w:t xml:space="preserve">그쪽이 데이터를 발표하면 꼼꼼히 읽겠습니다. 선생님처럼요.</w:t>
+        <w:t xml:space="preserve">lie.</w:t>
       </w:r>
       <w:r>
         <w:t xml:space="preserve">”</w:t>
@@ -2432,95 +1413,27 @@
     </w:p>
     <w:p>
       <w:pPr>
-        <w:numPr>
-          <w:ilvl w:val="0"/>
-          <w:numId w:val="1004"/>
-        </w:numPr>
-      </w:pPr>
-      <w:r>
-        <w:t xml:space="preserve">DIANE: Perfect. One more rule. This card never leaves your bag.</w:t>
-      </w:r>
-      <w:r>
-        <w:t xml:space="preserve"> </w:t>
-      </w:r>
-      <w:r>
-        <w:t xml:space="preserve">다이앤: 완벽해요. 규칙 하나 더. 이 카드는 절대 가방 밖으로 나가지 않아요.</w:t>
-      </w:r>
-    </w:p>
-    <w:p>
-      <w:pPr>
-        <w:numPr>
-          <w:ilvl w:val="0"/>
-          <w:numId w:val="1004"/>
-        </w:numPr>
-      </w:pPr>
-      <w:r>
-        <w:t xml:space="preserve">ROSA: Not even to show a doctor?</w:t>
-      </w:r>
-      <w:r>
-        <w:t xml:space="preserve"> </w:t>
-      </w:r>
-      <w:r>
-        <w:t xml:space="preserve">로사: 의사한테 보여 주는 것도 안 돼요?</w:t>
-      </w:r>
-    </w:p>
-    <w:p>
-      <w:pPr>
-        <w:numPr>
-          <w:ilvl w:val="0"/>
-          <w:numId w:val="1004"/>
-        </w:numPr>
-      </w:pPr>
-      <w:r>
-        <w:t xml:space="preserve">DIANE: Never. Internal tools become external evidence. If this card ends up in a clinic, a lawyer can read every row in court. Get it in writing, yes, but keep it inside.</w:t>
-      </w:r>
-      <w:r>
-        <w:t xml:space="preserve"> </w:t>
-      </w:r>
-      <w:r>
-        <w:t xml:space="preserve">다이앤: 절대요. 내부 도구는 외부 증거가 돼요. 이 카드가 병원에 남으면, 변호사가 법정에서 한 줄 한 줄 읽을 수 있어요. 글로 남기는 건 좋아요. 하지만 안에만 두세요.</w:t>
-      </w:r>
-    </w:p>
-    <w:p>
-      <w:pPr>
-        <w:numPr>
-          <w:ilvl w:val="0"/>
-          <w:numId w:val="1004"/>
-        </w:numPr>
-      </w:pPr>
-      <w:r>
-        <w:t xml:space="preserve">DEREK: At Kessler, someone left one at a clinic. It ended up in a lawsuit.</w:t>
-      </w:r>
-      <w:r>
-        <w:t xml:space="preserve"> </w:t>
-      </w:r>
-      <w:r>
-        <w:t xml:space="preserve">데릭: 케슬러에서 누가 병원에 하나 두고 왔어요. 결국 소송에 등장했죠.</w:t>
-      </w:r>
-    </w:p>
-    <w:p>
-      <w:pPr>
-        <w:numPr>
-          <w:ilvl w:val="0"/>
-          <w:numId w:val="1004"/>
-        </w:numPr>
-      </w:pPr>
-      <w:r>
-        <w:t xml:space="preserve">ZOE: Practice time. Ava, you’re the doctor. Tyler, answer line one.</w:t>
-      </w:r>
-      <w:r>
-        <w:t xml:space="preserve"> </w:t>
-      </w:r>
-      <w:r>
-        <w:t xml:space="preserve">조이: 연습 시간. 에이바가 의사. 타일러, 첫 번째 문장에 답해요.</w:t>
-      </w:r>
-    </w:p>
-    <w:p>
-      <w:pPr>
-        <w:numPr>
-          <w:ilvl w:val="0"/>
-          <w:numId w:val="1004"/>
-        </w:numPr>
+        <w:pStyle w:val="BodyText"/>
+      </w:pPr>
+      <w:r>
+        <w:t xml:space="preserve">TYLER: Sorry.</w:t>
+      </w:r>
+      <w:r>
+        <w:t xml:space="preserve"> </w:t>
+      </w:r>
+      <w:r>
+        <w:t xml:space="preserve">“</w:t>
+      </w:r>
+      <w:r>
+        <w:t xml:space="preserve">That’s a common misunderstanding. It only dissolves faster when you add the enzyme.</w:t>
+      </w:r>
+      <w:r>
+        <w:t xml:space="preserve">”</w:t>
+      </w:r>
+    </w:p>
+    <w:p>
+      <w:pPr>
+        <w:pStyle w:val="BodyText"/>
       </w:pPr>
       <w:r>
         <w:t xml:space="preserve">AVA:</w:t>
@@ -2532,16 +1445,18 @@
         <w:t xml:space="preserve">“</w:t>
       </w:r>
       <w:r>
-        <w:t xml:space="preserve">I heard Veyra dissolves faster. So it won’t last. Is that true?</w:t>
+        <w:t xml:space="preserve">And otherwise?</w:t>
       </w:r>
       <w:r>
         <w:t xml:space="preserve">”</w:t>
       </w:r>
-      <w:r>
-        <w:t xml:space="preserve"> </w:t>
-      </w:r>
-      <w:r>
-        <w:t xml:space="preserve">에이바:</w:t>
+    </w:p>
+    <w:p>
+      <w:pPr>
+        <w:pStyle w:val="BodyText"/>
+      </w:pPr>
+      <w:r>
+        <w:t xml:space="preserve">TYLER:</w:t>
       </w:r>
       <w:r>
         <w:t xml:space="preserve"> </w:t>
@@ -2550,7 +1465,7 @@
         <w:t xml:space="preserve">“</w:t>
       </w:r>
       <w:r>
-        <w:t xml:space="preserve">베이라는 빨리 녹아서 오래 안 간다던데. 사실이에요?</w:t>
+        <w:t xml:space="preserve">Twelve months. Same as Lumaderm Volume. In a head-to-head trial.</w:t>
       </w:r>
       <w:r>
         <w:t xml:space="preserve">”</w:t>
@@ -2558,30 +1473,10 @@
     </w:p>
     <w:p>
       <w:pPr>
-        <w:numPr>
-          <w:ilvl w:val="0"/>
-          <w:numId w:val="1004"/>
-        </w:numPr>
-      </w:pPr>
-      <w:r>
-        <w:t xml:space="preserve">TYLER: That’s a total lie from Halvern. Their rep is…</w:t>
-      </w:r>
-      <w:r>
-        <w:t xml:space="preserve"> </w:t>
-      </w:r>
-      <w:r>
-        <w:t xml:space="preserve">타일러: 그건 할번의 완전한 거짓말이에요. 그쪽 영업 사원이…</w:t>
-      </w:r>
-    </w:p>
-    <w:p>
-      <w:pPr>
-        <w:numPr>
-          <w:ilvl w:val="0"/>
-          <w:numId w:val="1004"/>
-        </w:numPr>
-      </w:pPr>
-      <w:r>
-        <w:t xml:space="preserve">ZOE: Stop. Again. No names. No</w:t>
+        <w:pStyle w:val="BodyText"/>
+      </w:pPr>
+      <w:r>
+        <w:t xml:space="preserve">AVA:</w:t>
       </w:r>
       <w:r>
         <w:t xml:space="preserve"> </w:t>
@@ -2590,215 +1485,18 @@
         <w:t xml:space="preserve">“</w:t>
       </w:r>
       <w:r>
-        <w:t xml:space="preserve">lie.</w:t>
+        <w:t xml:space="preserve">Hmm. Okay. Can you send me the study?</w:t>
       </w:r>
       <w:r>
         <w:t xml:space="preserve">”</w:t>
       </w:r>
-      <w:r>
-        <w:t xml:space="preserve"> </w:t>
-      </w:r>
-      <w:r>
-        <w:t xml:space="preserve">조이: 멈춰요. 다시. 이름 금지.</w:t>
-      </w:r>
-      <w:r>
-        <w:t xml:space="preserve"> </w:t>
-      </w:r>
-      <w:r>
-        <w:t xml:space="preserve">“</w:t>
-      </w:r>
-      <w:r>
-        <w:t xml:space="preserve">거짓말</w:t>
-      </w:r>
-      <w:r>
-        <w:t xml:space="preserve">”</w:t>
-      </w:r>
-      <w:r>
-        <w:t xml:space="preserve"> </w:t>
-      </w:r>
-      <w:r>
-        <w:t xml:space="preserve">금지.</w:t>
-      </w:r>
-    </w:p>
-    <w:p>
-      <w:pPr>
-        <w:numPr>
-          <w:ilvl w:val="0"/>
-          <w:numId w:val="1004"/>
-        </w:numPr>
-      </w:pPr>
-      <w:r>
-        <w:t xml:space="preserve">TYLER: Sorry.</w:t>
-      </w:r>
-      <w:r>
-        <w:t xml:space="preserve"> </w:t>
-      </w:r>
-      <w:r>
-        <w:t xml:space="preserve">“</w:t>
-      </w:r>
-      <w:r>
-        <w:t xml:space="preserve">That’s a common misunderstanding. It only dissolves faster when you add the enzyme.</w:t>
-      </w:r>
-      <w:r>
-        <w:t xml:space="preserve">”</w:t>
-      </w:r>
-      <w:r>
-        <w:t xml:space="preserve"> </w:t>
-      </w:r>
-      <w:r>
-        <w:t xml:space="preserve">타일러: 죄송해요.</w:t>
-      </w:r>
-      <w:r>
-        <w:t xml:space="preserve"> </w:t>
-      </w:r>
-      <w:r>
-        <w:t xml:space="preserve">“</w:t>
-      </w:r>
-      <w:r>
-        <w:t xml:space="preserve">흔한 오해예요. 효소를 넣을 때만 더 빨리 녹아요.</w:t>
-      </w:r>
-      <w:r>
-        <w:t xml:space="preserve">”</w:t>
-      </w:r>
-    </w:p>
-    <w:p>
-      <w:pPr>
-        <w:numPr>
-          <w:ilvl w:val="0"/>
-          <w:numId w:val="1004"/>
-        </w:numPr>
-      </w:pPr>
-      <w:r>
-        <w:t xml:space="preserve">AVA:</w:t>
-      </w:r>
-      <w:r>
-        <w:t xml:space="preserve"> </w:t>
-      </w:r>
-      <w:r>
-        <w:t xml:space="preserve">“</w:t>
-      </w:r>
-      <w:r>
-        <w:t xml:space="preserve">And otherwise?</w:t>
-      </w:r>
-      <w:r>
-        <w:t xml:space="preserve">”</w:t>
-      </w:r>
-      <w:r>
-        <w:t xml:space="preserve"> </w:t>
-      </w:r>
-      <w:r>
-        <w:t xml:space="preserve">에이바:</w:t>
-      </w:r>
-      <w:r>
-        <w:t xml:space="preserve"> </w:t>
-      </w:r>
-      <w:r>
-        <w:t xml:space="preserve">“</w:t>
-      </w:r>
-      <w:r>
-        <w:t xml:space="preserve">그 외엔요?</w:t>
-      </w:r>
-      <w:r>
-        <w:t xml:space="preserve">”</w:t>
-      </w:r>
-    </w:p>
-    <w:p>
-      <w:pPr>
-        <w:numPr>
-          <w:ilvl w:val="0"/>
-          <w:numId w:val="1004"/>
-        </w:numPr>
-      </w:pPr>
-      <w:r>
-        <w:t xml:space="preserve">TYLER:</w:t>
-      </w:r>
-      <w:r>
-        <w:t xml:space="preserve"> </w:t>
-      </w:r>
-      <w:r>
-        <w:t xml:space="preserve">“</w:t>
-      </w:r>
-      <w:r>
-        <w:t xml:space="preserve">Twelve months. Same as Lumaderm Volume. In a head-to-head trial.</w:t>
-      </w:r>
-      <w:r>
-        <w:t xml:space="preserve">”</w:t>
-      </w:r>
-      <w:r>
-        <w:t xml:space="preserve"> </w:t>
-      </w:r>
-      <w:r>
-        <w:t xml:space="preserve">타일러:</w:t>
-      </w:r>
-      <w:r>
-        <w:t xml:space="preserve"> </w:t>
-      </w:r>
-      <w:r>
-        <w:t xml:space="preserve">“</w:t>
-      </w:r>
-      <w:r>
-        <w:t xml:space="preserve">12개월. 루마덤 볼륨과 같아요. 1:1 비교 임상에서.</w:t>
-      </w:r>
-      <w:r>
-        <w:t xml:space="preserve">”</w:t>
-      </w:r>
-    </w:p>
-    <w:p>
-      <w:pPr>
-        <w:numPr>
-          <w:ilvl w:val="0"/>
-          <w:numId w:val="1004"/>
-        </w:numPr>
-      </w:pPr>
-      <w:r>
-        <w:t xml:space="preserve">AVA:</w:t>
-      </w:r>
-      <w:r>
-        <w:t xml:space="preserve"> </w:t>
-      </w:r>
-      <w:r>
-        <w:t xml:space="preserve">“</w:t>
-      </w:r>
-      <w:r>
-        <w:t xml:space="preserve">Hmm. Okay. Can you send me the study?</w:t>
-      </w:r>
-      <w:r>
-        <w:t xml:space="preserve">”</w:t>
-      </w:r>
-      <w:r>
-        <w:t xml:space="preserve"> </w:t>
-      </w:r>
-      <w:r>
-        <w:t xml:space="preserve">에이바:</w:t>
-      </w:r>
-      <w:r>
-        <w:t xml:space="preserve"> </w:t>
-      </w:r>
-      <w:r>
-        <w:t xml:space="preserve">“</w:t>
-      </w:r>
-      <w:r>
-        <w:t xml:space="preserve">흠. 좋아요. 연구 자료 보내 줄 수 있어요?</w:t>
-      </w:r>
-      <w:r>
-        <w:t xml:space="preserve">”</w:t>
-      </w:r>
-    </w:p>
-    <w:p>
-      <w:pPr>
-        <w:numPr>
-          <w:ilvl w:val="0"/>
-          <w:numId w:val="1004"/>
-        </w:numPr>
+    </w:p>
+    <w:p>
+      <w:pPr>
+        <w:pStyle w:val="BodyText"/>
       </w:pPr>
       <w:r>
         <w:t xml:space="preserve">DEREK: That’s the next step. Tyler, you just earned it.</w:t>
-      </w:r>
-      <w:r>
-        <w:t xml:space="preserve"> </w:t>
-      </w:r>
-      <w:r>
-        <w:t xml:space="preserve">데릭: 그게 다음 단계예요. 타일러, 방금 그걸 얻어 냈네요.</w:t>
       </w:r>
     </w:p>
     <w:bookmarkEnd w:id="24"/>
@@ -2813,112 +1511,55 @@
     </w:p>
     <w:p>
       <w:pPr>
-        <w:numPr>
-          <w:ilvl w:val="0"/>
-          <w:numId w:val="1005"/>
-        </w:numPr>
+        <w:pStyle w:val="FirstParagraph"/>
       </w:pPr>
       <w:r>
         <w:t xml:space="preserve">ZOE: Battlecard version one. One page. Internal. Every rep has it by tonight.</w:t>
       </w:r>
-      <w:r>
-        <w:t xml:space="preserve"> </w:t>
-      </w:r>
-      <w:r>
-        <w:t xml:space="preserve">조이: 배틀카드 1판. 한 장. 내부용. 오늘 밤까지 모든 영업 사원에게.</w:t>
-      </w:r>
-    </w:p>
-    <w:p>
-      <w:pPr>
-        <w:numPr>
-          <w:ilvl w:val="0"/>
-          <w:numId w:val="1005"/>
-        </w:numPr>
+    </w:p>
+    <w:p>
+      <w:pPr>
+        <w:pStyle w:val="BodyText"/>
       </w:pPr>
       <w:r>
         <w:t xml:space="preserve">NOAH: How many reps now?</w:t>
       </w:r>
-      <w:r>
-        <w:t xml:space="preserve"> </w:t>
-      </w:r>
-      <w:r>
-        <w:t xml:space="preserve">노아: 지금 영업 사원 몇 명이에요?</w:t>
-      </w:r>
-    </w:p>
-    <w:p>
-      <w:pPr>
-        <w:numPr>
-          <w:ilvl w:val="0"/>
-          <w:numId w:val="1005"/>
-        </w:numPr>
+    </w:p>
+    <w:p>
+      <w:pPr>
+        <w:pStyle w:val="BodyText"/>
       </w:pPr>
       <w:r>
         <w:t xml:space="preserve">ZOE: Six. Texas two. Phoenix, Los Angeles, Miami, Chicago.</w:t>
       </w:r>
-      <w:r>
-        <w:t xml:space="preserve"> </w:t>
-      </w:r>
-      <w:r>
-        <w:t xml:space="preserve">조이: 여섯 명. 텍사스 둘. 피닉스, LA, 마이애미, 시카고.</w:t>
-      </w:r>
-    </w:p>
-    <w:p>
-      <w:pPr>
-        <w:numPr>
-          <w:ilvl w:val="0"/>
-          <w:numId w:val="1005"/>
-        </w:numPr>
+    </w:p>
+    <w:p>
+      <w:pPr>
+        <w:pStyle w:val="BodyText"/>
       </w:pPr>
       <w:r>
         <w:t xml:space="preserve">ROSA: I start in LA tomorrow. Halvern’s home turf.</w:t>
       </w:r>
-      <w:r>
-        <w:t xml:space="preserve"> </w:t>
-      </w:r>
-      <w:r>
-        <w:t xml:space="preserve">로사: 전 내일 LA에서 시작해요. 할번 텃밭이죠.</w:t>
-      </w:r>
-    </w:p>
-    <w:p>
-      <w:pPr>
-        <w:numPr>
-          <w:ilvl w:val="0"/>
-          <w:numId w:val="1005"/>
-        </w:numPr>
+    </w:p>
+    <w:p>
+      <w:pPr>
+        <w:pStyle w:val="BodyText"/>
       </w:pPr>
       <w:r>
         <w:t xml:space="preserve">DEREK: Then you’ll meet Kyle’s cousins. Be kind. Be boring. Be accurate.</w:t>
       </w:r>
-      <w:r>
-        <w:t xml:space="preserve"> </w:t>
-      </w:r>
-      <w:r>
-        <w:t xml:space="preserve">데릭: 그럼 카일의 사촌들을 만나겠네요. 친절하게. 지루하게. 정확하게.</w:t>
-      </w:r>
-    </w:p>
-    <w:p>
-      <w:pPr>
-        <w:numPr>
-          <w:ilvl w:val="0"/>
-          <w:numId w:val="1005"/>
-        </w:numPr>
+    </w:p>
+    <w:p>
+      <w:pPr>
+        <w:pStyle w:val="BodyText"/>
       </w:pPr>
       <w:r>
         <w:t xml:space="preserve">TYLER: I came in this morning wanting to crush Halvern. Now I want to out-honest them. If doctors trust our answers more than Kyle’s, we win without saying a bad word.</w:t>
       </w:r>
-      <w:r>
-        <w:t xml:space="preserve"> </w:t>
-      </w:r>
-      <w:r>
-        <w:t xml:space="preserve">타일러: 오늘 아침엔 할번을 박살 내고 싶어서 왔는데. 이제 정직함으로 이기고 싶어요. 의사들이 카일 답보다 우리 답을 더 믿으면, 나쁜 말 한마디 없이 이기는 거죠.</w:t>
-      </w:r>
-    </w:p>
-    <w:p>
-      <w:pPr>
-        <w:numPr>
-          <w:ilvl w:val="0"/>
-          <w:numId w:val="1005"/>
-        </w:numPr>
+    </w:p>
+    <w:p>
+      <w:pPr>
+        <w:pStyle w:val="BodyText"/>
       </w:pPr>
       <w:r>
         <w:t xml:space="preserve">ELENA:</w:t>
@@ -2941,11 +1582,29 @@
       <w:r>
         <w:t xml:space="preserve">I like that. It’s not a word. But I like it.</w:t>
       </w:r>
-      <w:r>
-        <w:t xml:space="preserve"> </w:t>
-      </w:r>
-      <w:r>
-        <w:t xml:space="preserve">엘레나:</w:t>
+    </w:p>
+    <w:p>
+      <w:pPr>
+        <w:pStyle w:val="BodyText"/>
+      </w:pPr>
+      <w:r>
+        <w:t xml:space="preserve">DEREK: Kyle texted me. Want to hear it?</w:t>
+      </w:r>
+    </w:p>
+    <w:p>
+      <w:pPr>
+        <w:pStyle w:val="BodyText"/>
+      </w:pPr>
+      <w:r>
+        <w:t xml:space="preserve">NOAH: Go ahead.</w:t>
+      </w:r>
+    </w:p>
+    <w:p>
+      <w:pPr>
+        <w:pStyle w:val="BodyText"/>
+      </w:pPr>
+      <w:r>
+        <w:t xml:space="preserve">DEREK:</w:t>
       </w:r>
       <w:r>
         <w:t xml:space="preserve"> </w:t>
@@ -2954,176 +1613,50 @@
         <w:t xml:space="preserve">“</w:t>
       </w:r>
       <w:r>
-        <w:t xml:space="preserve">정직함으로 이기기.</w:t>
+        <w:t xml:space="preserve">Heard you’re writing a battlecard about me. Nothing personal.</w:t>
       </w:r>
       <w:r>
         <w:t xml:space="preserve">”</w:t>
       </w:r>
-      <w:r>
-        <w:t xml:space="preserve"> </w:t>
-      </w:r>
-      <w:r>
-        <w:t xml:space="preserve">좋네요. 진짜 단어는 아니지만. 좋아요.</w:t>
-      </w:r>
-    </w:p>
-    <w:p>
-      <w:pPr>
-        <w:numPr>
-          <w:ilvl w:val="0"/>
-          <w:numId w:val="1005"/>
-        </w:numPr>
-      </w:pPr>
-      <w:r>
-        <w:t xml:space="preserve">DEREK: Kyle texted me. Want to hear it?</w:t>
-      </w:r>
-      <w:r>
-        <w:t xml:space="preserve"> </w:t>
-      </w:r>
-      <w:r>
-        <w:t xml:space="preserve">데릭: 카일이 문자했어요. 들어 볼래요?</w:t>
-      </w:r>
-    </w:p>
-    <w:p>
-      <w:pPr>
-        <w:numPr>
-          <w:ilvl w:val="0"/>
-          <w:numId w:val="1005"/>
-        </w:numPr>
-      </w:pPr>
-      <w:r>
-        <w:t xml:space="preserve">NOAH: Go ahead.</w:t>
-      </w:r>
-      <w:r>
-        <w:t xml:space="preserve"> </w:t>
-      </w:r>
-      <w:r>
-        <w:t xml:space="preserve">노아: 해 봐요.</w:t>
-      </w:r>
-    </w:p>
-    <w:p>
-      <w:pPr>
-        <w:numPr>
-          <w:ilvl w:val="0"/>
-          <w:numId w:val="1005"/>
-        </w:numPr>
-      </w:pPr>
-      <w:r>
-        <w:t xml:space="preserve">DEREK:</w:t>
-      </w:r>
-      <w:r>
-        <w:t xml:space="preserve"> </w:t>
-      </w:r>
-      <w:r>
-        <w:t xml:space="preserve">“</w:t>
-      </w:r>
-      <w:r>
-        <w:t xml:space="preserve">Heard you’re writing a battlecard about me. Nothing personal.</w:t>
-      </w:r>
-      <w:r>
-        <w:t xml:space="preserve">”</w:t>
-      </w:r>
-      <w:r>
-        <w:t xml:space="preserve"> </w:t>
-      </w:r>
-      <w:r>
-        <w:t xml:space="preserve">데릭:</w:t>
-      </w:r>
-      <w:r>
-        <w:t xml:space="preserve"> </w:t>
-      </w:r>
-      <w:r>
-        <w:t xml:space="preserve">“</w:t>
-      </w:r>
-      <w:r>
-        <w:t xml:space="preserve">나에 대한 배틀카드 쓴다며. 개인적인 감정은 없어.</w:t>
-      </w:r>
-      <w:r>
-        <w:t xml:space="preserve">”</w:t>
-      </w:r>
-    </w:p>
-    <w:p>
-      <w:pPr>
-        <w:numPr>
-          <w:ilvl w:val="0"/>
-          <w:numId w:val="1005"/>
-        </w:numPr>
+    </w:p>
+    <w:p>
+      <w:pPr>
+        <w:pStyle w:val="BodyText"/>
       </w:pPr>
       <w:r>
         <w:t xml:space="preserve">ZOE: How does he know?</w:t>
       </w:r>
-      <w:r>
-        <w:t xml:space="preserve"> </w:t>
-      </w:r>
-      <w:r>
-        <w:t xml:space="preserve">조이: 어떻게 알아요?</w:t>
-      </w:r>
-    </w:p>
-    <w:p>
-      <w:pPr>
-        <w:numPr>
-          <w:ilvl w:val="0"/>
-          <w:numId w:val="1005"/>
-        </w:numPr>
+    </w:p>
+    <w:p>
+      <w:pPr>
+        <w:pStyle w:val="BodyText"/>
       </w:pPr>
       <w:r>
         <w:t xml:space="preserve">DEREK: Every company writes one, including Halvern. He’s guessing, and he’s right. That’s fine, because there’s nothing on our card that we couldn’t say to his face.</w:t>
       </w:r>
-      <w:r>
-        <w:t xml:space="preserve"> </w:t>
-      </w:r>
-      <w:r>
-        <w:t xml:space="preserve">데릭: 할번을 포함해서 모든 회사가 쓰거든요. 짐작한 거고, 맞혔어요. 괜찮아요. 우리 카드엔 그 사람 앞에서 못 할 말이 하나도 없으니까요.</w:t>
-      </w:r>
-    </w:p>
-    <w:p>
-      <w:pPr>
-        <w:numPr>
-          <w:ilvl w:val="0"/>
-          <w:numId w:val="1005"/>
-        </w:numPr>
+    </w:p>
+    <w:p>
+      <w:pPr>
+        <w:pStyle w:val="BodyText"/>
       </w:pPr>
       <w:r>
         <w:t xml:space="preserve">NOAH: What’s next?</w:t>
       </w:r>
-      <w:r>
-        <w:t xml:space="preserve"> </w:t>
-      </w:r>
-      <w:r>
-        <w:t xml:space="preserve">노아: 다음은요?</w:t>
-      </w:r>
-    </w:p>
-    <w:p>
-      <w:pPr>
-        <w:numPr>
-          <w:ilvl w:val="0"/>
-          <w:numId w:val="1005"/>
-        </w:numPr>
+    </w:p>
+    <w:p>
+      <w:pPr>
+        <w:pStyle w:val="BodyText"/>
       </w:pPr>
       <w:r>
         <w:t xml:space="preserve">AVA: Friday. Week six. Zoe’s dashboard. Leads, conversion, reorders.</w:t>
       </w:r>
-      <w:r>
-        <w:t xml:space="preserve"> </w:t>
-      </w:r>
-      <w:r>
-        <w:t xml:space="preserve">에이바: 금요일. 6주 차. 조이의 대시보드. 리드, 전환율, 재주문.</w:t>
-      </w:r>
-    </w:p>
-    <w:p>
-      <w:pPr>
-        <w:numPr>
-          <w:ilvl w:val="0"/>
-          <w:numId w:val="1005"/>
-        </w:numPr>
+    </w:p>
+    <w:p>
+      <w:pPr>
+        <w:pStyle w:val="BodyText"/>
       </w:pPr>
       <w:r>
         <w:t xml:space="preserve">ZOE: And I’ll warn you now. Some numbers are red.</w:t>
-      </w:r>
-      <w:r>
-        <w:t xml:space="preserve"> </w:t>
-      </w:r>
-      <w:r>
-        <w:t xml:space="preserve">조이: 그리고 미리 경고해 둘게요. 빨간 숫자도 있어요.</w:t>
       </w:r>
     </w:p>
     <w:p>
@@ -3264,7 +1797,7 @@
               <w:jc w:val="left"/>
             </w:pPr>
             <w:r>
-              <w:t xml:space="preserve">8턴. B2B 영업의 기본 원칙.</w:t>
+              <w:t xml:space="preserve">도입. B2B 영업의 기본 원칙.</w:t>
             </w:r>
           </w:p>
         </w:tc>
@@ -3371,7 +1904,7 @@
               <w:jc w:val="left"/>
             </w:pPr>
             <w:r>
-              <w:t xml:space="preserve">19턴. 경쟁사 주장을 반박할 때 감정적 단어를 피하기.</w:t>
+              <w:t xml:space="preserve">장면1. 경쟁사 주장을 반박할 때 감정적 단어를 피하기.</w:t>
             </w:r>
           </w:p>
         </w:tc>
@@ -3421,7 +1954,7 @@
               <w:jc w:val="left"/>
             </w:pPr>
             <w:r>
-              <w:t xml:space="preserve">35턴. 고객 사례로 신뢰를 증명하기.</w:t>
+              <w:t xml:space="preserve">장면1. 고객 사례로 신뢰를 증명하기.</w:t>
             </w:r>
           </w:p>
         </w:tc>
@@ -3471,7 +2004,7 @@
               <w:jc w:val="left"/>
             </w:pPr>
             <w:r>
-              <w:t xml:space="preserve">39턴. 직접 경험하게 해 반론을 해소하기.</w:t>
+              <w:t xml:space="preserve">장면1. 직접 경험하게 해 반론을 해소하기.</w:t>
             </w:r>
           </w:p>
         </w:tc>
@@ -3521,7 +2054,7 @@
               <w:jc w:val="left"/>
             </w:pPr>
             <w:r>
-              <w:t xml:space="preserve">44턴. 사실인 비판에 먼저 동의하고 데이터로 잇기.</w:t>
+              <w:t xml:space="preserve">장면1. 사실인 비판에 먼저 동의하고 데이터로 잇기.</w:t>
             </w:r>
           </w:p>
         </w:tc>
@@ -3571,7 +2104,7 @@
               <w:jc w:val="left"/>
             </w:pPr>
             <w:r>
-              <w:t xml:space="preserve">27턴. 비교 주장의 근거가 되는 연구.</w:t>
+              <w:t xml:space="preserve">장면1. 비교 주장의 근거가 되는 연구.</w:t>
             </w:r>
           </w:p>
         </w:tc>
@@ -3621,7 +2154,7 @@
               <w:jc w:val="left"/>
             </w:pPr>
             <w:r>
-              <w:t xml:space="preserve">79턴. 강점을 자신 있게 정리하는 표현.</w:t>
+              <w:t xml:space="preserve">장면2. 강점을 자신 있게 정리하는 표현.</w:t>
             </w:r>
           </w:p>
         </w:tc>
@@ -3671,7 +2204,7 @@
               <w:jc w:val="left"/>
             </w:pPr>
             <w:r>
-              <w:t xml:space="preserve">90턴. 데이터 없는 경쟁 제품에 대한 원칙.</w:t>
+              <w:t xml:space="preserve">절정·전환. 데이터 없는 경쟁 제품에 대한 원칙.</w:t>
             </w:r>
           </w:p>
         </w:tc>
@@ -3721,7 +2254,7 @@
               <w:jc w:val="left"/>
             </w:pPr>
             <w:r>
-              <w:t xml:space="preserve">95턴. 내부 영업 자료 관리의 법적 이유.</w:t>
+              <w:t xml:space="preserve">절정·전환. 내부 영업 자료 관리의 법적 이유.</w:t>
             </w:r>
           </w:p>
         </w:tc>
@@ -3771,7 +2304,7 @@
               <w:jc w:val="left"/>
             </w:pPr>
             <w:r>
-              <w:t xml:space="preserve">110턴. 규제 산업 영업의 태도.</w:t>
+              <w:t xml:space="preserve">마무리. 규제 산업 영업의 태도.</w:t>
             </w:r>
           </w:p>
         </w:tc>
@@ -4883,7 +3416,7 @@
           <w:bCs/>
           <w:b/>
         </w:rPr>
-        <w:t xml:space="preserve">42턴 NOAH:</w:t>
+        <w:t xml:space="preserve">NOAH (장면1):</w:t>
       </w:r>
       <w:r>
         <w:t xml:space="preserve"> </w:t>
@@ -5161,9 +3694,1423 @@
         <w:t xml:space="preserve">고 말하고 다닌다는 보고를 받고, 같은 구조로 팀에게 대응 방침을 30단어 안팎으로 말해 보기.</w:t>
       </w:r>
     </w:p>
+    <w:p>
+      <w:r>
+        <w:pict>
+          <v:rect style="width:0;height:1.5pt" o:hralign="center" o:hrstd="t" o:hr="t"/>
+        </w:pict>
+      </w:r>
+    </w:p>
     <w:bookmarkEnd w:id="30"/>
     <w:bookmarkEnd w:id="31"/>
+    <w:bookmarkStart w:id="37" w:name="한국어-번역"/>
+    <w:p>
+      <w:pPr>
+        <w:pStyle w:val="Heading2"/>
+      </w:pPr>
+      <w:r>
+        <w:t xml:space="preserve">한국어 번역</w:t>
+      </w:r>
+    </w:p>
+    <w:bookmarkStart w:id="32" w:name="도입-오전-8시-영업-회의실-1"/>
+    <w:p>
+      <w:pPr>
+        <w:pStyle w:val="Heading3"/>
+      </w:pPr>
+      <w:r>
+        <w:t xml:space="preserve">도입 — 오전 8시, 영업 회의실</w:t>
+      </w:r>
+    </w:p>
+    <w:p>
+      <w:pPr>
+        <w:pStyle w:val="FirstParagraph"/>
+      </w:pPr>
+      <w:r>
+        <w:t xml:space="preserve">조이: 환영해요, 타일러, 로사. 첫 주예요. 그리고 오늘 배틀카드를 만들어요.</w:t>
+      </w:r>
+    </w:p>
+    <w:p>
+      <w:pPr>
+        <w:pStyle w:val="BodyText"/>
+      </w:pPr>
+      <w:r>
+        <w:t xml:space="preserve">타일러: 배틀카드. 그 단어 좋아요. 할번을 박살 내죠.</w:t>
+      </w:r>
+    </w:p>
+    <w:p>
+      <w:pPr>
+        <w:pStyle w:val="BodyText"/>
+      </w:pPr>
+      <w:r>
+        <w:t xml:space="preserve">조이: 그 에너지 간직해요. 조심스럽게 조준할 거예요.</w:t>
+      </w:r>
+    </w:p>
+    <w:p>
+      <w:pPr>
+        <w:pStyle w:val="BodyText"/>
+      </w:pPr>
+      <w:r>
+        <w:t xml:space="preserve">로사: 배틀카드가 정확히 뭐예요?</w:t>
+      </w:r>
+    </w:p>
+    <w:p>
+      <w:pPr>
+        <w:pStyle w:val="BodyText"/>
+      </w:pPr>
+      <w:r>
+        <w:t xml:space="preserve">데릭: 한 장. 그쪽 주장. 우리 답. 우리가 이기는 곳. 이기지 못하는 곳.</w:t>
+      </w:r>
+    </w:p>
+    <w:p>
+      <w:pPr>
+        <w:pStyle w:val="BodyText"/>
+      </w:pPr>
+      <w:r>
+        <w:t xml:space="preserve">타일러: 우리가 못 이기는 곳이요? 그걸 왜 적어요?</w:t>
+      </w:r>
+    </w:p>
+    <w:p>
+      <w:pPr>
+        <w:pStyle w:val="BodyText"/>
+      </w:pPr>
+      <w:r>
+        <w:t xml:space="preserve">엘레나: 의사들은 우리가 어디서 약한지 이미 알거든요. 라벨도, 임상도 읽었어요. 우리가 전부 이긴다고 우기면, 다른 모든 주장에 대한 신뢰까지 잃어요.</w:t>
+      </w:r>
+    </w:p>
+    <w:p>
+      <w:pPr>
+        <w:pStyle w:val="BodyText"/>
+      </w:pPr>
+      <w:r>
+        <w:t xml:space="preserve">조이: 오늘의 규칙 1. 절대 경쟁사를 깎아내리지 않기.</w:t>
+      </w:r>
+    </w:p>
+    <w:p>
+      <w:pPr>
+        <w:pStyle w:val="BodyText"/>
+      </w:pPr>
+      <w:r>
+        <w:t xml:space="preserve">타일러: 조금도요?</w:t>
+      </w:r>
+    </w:p>
+    <w:p>
+      <w:pPr>
+        <w:pStyle w:val="BodyText"/>
+      </w:pPr>
+      <w:r>
+        <w:t xml:space="preserve">데릭: 조금도요. 의사 절반은 루마덤을 좋아하고, 스스로 그걸 골랐어요. 제품을 욕하면 그 사람들 판단을 욕하는 거예요. 방금 자길 모욕한 사람한테서 사는 사람은 없어요.</w:t>
+      </w:r>
+    </w:p>
+    <w:p>
+      <w:pPr>
+        <w:pStyle w:val="BodyText"/>
+      </w:pPr>
+      <w:r>
+        <w:t xml:space="preserve">로사: 피부과 병원에서 6년 일했어요. 다른 회사를 욕하던 영업 사원들은 두 번째 약속을 절대 못 잡았어요. 의사들이 그냥 프런트로 나오지 않았죠.</w:t>
+      </w:r>
+    </w:p>
+    <w:p>
+      <w:pPr>
+        <w:pStyle w:val="BodyText"/>
+      </w:pPr>
+      <w:r>
+        <w:t xml:space="preserve">조이: 규칙 2. 모든 주장은 데이터 위에 서야 해요. 다이앤이 10시에 와요.</w:t>
+      </w:r>
+    </w:p>
+    <w:p>
+      <w:pPr>
+        <w:pStyle w:val="BodyText"/>
+      </w:pPr>
+      <w:r>
+        <w:t xml:space="preserve">에이바: 규칙 3. 모르면 모른다고 말하기.</w:t>
+      </w:r>
+    </w:p>
+    <w:p>
+      <w:pPr>
+        <w:pStyle w:val="BodyText"/>
+      </w:pPr>
+      <w:r>
+        <w:t xml:space="preserve">노아: 그건 에이바가 썼어요. 타샤한테 배웠죠.</w:t>
+      </w:r>
+    </w:p>
+    <w:p>
+      <w:pPr>
+        <w:pStyle w:val="BodyText"/>
+      </w:pPr>
+      <w:r>
+        <w:t xml:space="preserve">조이: 데릭, 카일의 대사를 모아 왔죠. 들어 봐요.</w:t>
+      </w:r>
+    </w:p>
     <w:bookmarkEnd w:id="32"/>
+    <w:bookmarkStart w:id="33" w:name="장면1-kyle의-fud-네-가지-1"/>
+    <w:p>
+      <w:pPr>
+        <w:pStyle w:val="Heading3"/>
+      </w:pPr>
+      <w:r>
+        <w:t xml:space="preserve">장면1 — Kyle의 FUD 네 가지</w:t>
+      </w:r>
+    </w:p>
+    <w:p>
+      <w:pPr>
+        <w:pStyle w:val="FirstParagraph"/>
+      </w:pPr>
+      <w:r>
+        <w:t xml:space="preserve">타일러: 맞혀 볼게요. 다 못된 말이죠?</w:t>
+      </w:r>
+    </w:p>
+    <w:p>
+      <w:pPr>
+        <w:pStyle w:val="BodyText"/>
+      </w:pPr>
+      <w:r>
+        <w:t xml:space="preserve">데릭: 네 문장. 하나:</w:t>
+      </w:r>
+      <w:r>
+        <w:t xml:space="preserve"> </w:t>
+      </w:r>
+      <w:r>
+        <w:t xml:space="preserve">“</w:t>
+      </w:r>
+      <w:r>
+        <w:t xml:space="preserve">베이라는 빨리 녹아. 그러니 오래 안 가.</w:t>
+      </w:r>
+      <w:r>
+        <w:t xml:space="preserve">”</w:t>
+      </w:r>
+    </w:p>
+    <w:p>
+      <w:pPr>
+        <w:pStyle w:val="BodyText"/>
+      </w:pPr>
+      <w:r>
+        <w:t xml:space="preserve">타일러: 그건 거짓말이에요. 12개월. 71 대 70.</w:t>
+      </w:r>
+    </w:p>
+    <w:p>
+      <w:pPr>
+        <w:pStyle w:val="BodyText"/>
+      </w:pPr>
+      <w:r>
+        <w:t xml:space="preserve">엘레나: 데이터는 맞아요. 하지만</w:t>
+      </w:r>
+      <w:r>
+        <w:t xml:space="preserve"> </w:t>
+      </w:r>
+      <w:r>
+        <w:t xml:space="preserve">“</w:t>
+      </w:r>
+      <w:r>
+        <w:t xml:space="preserve">거짓말</w:t>
+      </w:r>
+      <w:r>
+        <w:t xml:space="preserve">”</w:t>
+      </w:r>
+      <w:r>
+        <w:t xml:space="preserve">은 위험한 단어예요.</w:t>
+      </w:r>
+      <w:r>
+        <w:t xml:space="preserve"> </w:t>
+      </w:r>
+      <w:r>
+        <w:t xml:space="preserve">“</w:t>
+      </w:r>
+      <w:r>
+        <w:t xml:space="preserve">오해</w:t>
+      </w:r>
+      <w:r>
+        <w:t xml:space="preserve">”</w:t>
+      </w:r>
+      <w:r>
+        <w:t xml:space="preserve">라고 해요.</w:t>
+      </w:r>
+    </w:p>
+    <w:p>
+      <w:pPr>
+        <w:pStyle w:val="BodyText"/>
+      </w:pPr>
+      <w:r>
+        <w:t xml:space="preserve">조이: 그 오해가 왜 그럴듯하게 들릴까요? 의사한테 설명해 봐요.</w:t>
+      </w:r>
+    </w:p>
+    <w:p>
+      <w:pPr>
+        <w:pStyle w:val="BodyText"/>
+      </w:pPr>
+      <w:r>
+        <w:t xml:space="preserve">에이바: 사람들은 ’빨리 녹는다’를 듣고 ’저절로 빨리 분해된다’는 뜻으로 생각하니까요. 그럴듯하게 들려서 아무도 멈춰서 확인하지 않아요. 솔직히 저도 믿을 뻔했어요.</w:t>
+      </w:r>
+    </w:p>
+    <w:p>
+      <w:pPr>
+        <w:pStyle w:val="BodyText"/>
+      </w:pPr>
+      <w:r>
+        <w:t xml:space="preserve">엘레나: 그게 핵심이에요. 플렉스링크는 효소에만 반응해요. 시간에가 아니라.</w:t>
+      </w:r>
+    </w:p>
+    <w:p>
+      <w:pPr>
+        <w:pStyle w:val="BodyText"/>
+      </w:pPr>
+      <w:r>
+        <w:t xml:space="preserve">로사: 그럼 히알루로니다아제가 없으면 일반적인 오래가는 필러처럼 행동해요?</w:t>
+      </w:r>
+    </w:p>
+    <w:p>
+      <w:pPr>
+        <w:pStyle w:val="BodyText"/>
+      </w:pPr>
+      <w:r>
+        <w:t xml:space="preserve">엘레나: 정확해요. 12개월 데이터가 증명하죠. 루마덤 볼륨과 같아요.</w:t>
+      </w:r>
+    </w:p>
+    <w:p>
+      <w:pPr>
+        <w:pStyle w:val="BodyText"/>
+      </w:pPr>
+      <w:r>
+        <w:t xml:space="preserve">조이: 그럼 우리 답. 짧게. 차분하게. 한 문장.</w:t>
+      </w:r>
+    </w:p>
+    <w:p>
+      <w:pPr>
+        <w:pStyle w:val="BodyText"/>
+      </w:pPr>
+      <w:r>
+        <w:t xml:space="preserve">데릭:</w:t>
+      </w:r>
+      <w:r>
+        <w:t xml:space="preserve"> </w:t>
+      </w:r>
+      <w:r>
+        <w:t xml:space="preserve">“</w:t>
+      </w:r>
+      <w:r>
+        <w:t xml:space="preserve">효소를 넣을 때만 더 빨리 녹아요. 그 외엔 12개월. 루마덤과 같아요.</w:t>
+      </w:r>
+      <w:r>
+        <w:t xml:space="preserve">”</w:t>
+      </w:r>
+    </w:p>
+    <w:p>
+      <w:pPr>
+        <w:pStyle w:val="BodyText"/>
+      </w:pPr>
+      <w:r>
+        <w:t xml:space="preserve">엘레나: 좋아요.</w:t>
+      </w:r>
+      <w:r>
+        <w:t xml:space="preserve"> </w:t>
+      </w:r>
+      <w:r>
+        <w:t xml:space="preserve">“</w:t>
+      </w:r>
+      <w:r>
+        <w:t xml:space="preserve">1:1 비교 임상에서</w:t>
+      </w:r>
+      <w:r>
+        <w:t xml:space="preserve">”</w:t>
+      </w:r>
+      <w:r>
+        <w:t xml:space="preserve">를 붙여요. 그럼 더 강해져요.</w:t>
+      </w:r>
+    </w:p>
+    <w:p>
+      <w:pPr>
+        <w:pStyle w:val="BodyText"/>
+      </w:pPr>
+      <w:r>
+        <w:t xml:space="preserve">조이: 적었어요. 두 번째, 데릭.</w:t>
+      </w:r>
+    </w:p>
+    <w:p>
+      <w:pPr>
+        <w:pStyle w:val="BodyText"/>
+      </w:pPr>
+      <w:r>
+        <w:t xml:space="preserve">데릭:</w:t>
+      </w:r>
+      <w:r>
+        <w:t xml:space="preserve"> </w:t>
+      </w:r>
+      <w:r>
+        <w:t xml:space="preserve">“</w:t>
+      </w:r>
+      <w:r>
+        <w:t xml:space="preserve">작은 회사야. 2년 뒤엔 없어질 거야. 누가 당신을 지원하겠어?</w:t>
+      </w:r>
+      <w:r>
+        <w:t xml:space="preserve">”</w:t>
+      </w:r>
+    </w:p>
+    <w:p>
+      <w:pPr>
+        <w:pStyle w:val="BodyText"/>
+      </w:pPr>
+      <w:r>
+        <w:t xml:space="preserve">타일러: 그건 사실 무섭네요.</w:t>
+      </w:r>
+    </w:p>
+    <w:p>
+      <w:pPr>
+        <w:pStyle w:val="BodyText"/>
+      </w:pPr>
+      <w:r>
+        <w:t xml:space="preserve">노아: 부분적으로 사실이기도 해요. 우린 작아요. 의사들이 묻는 게 당연해요.</w:t>
+      </w:r>
+    </w:p>
+    <w:p>
+      <w:pPr>
+        <w:pStyle w:val="BodyText"/>
+      </w:pPr>
+      <w:r>
+        <w:t xml:space="preserve">로사: 그럼 뭐라고 해요?</w:t>
+      </w:r>
+    </w:p>
+    <w:p>
+      <w:pPr>
+        <w:pStyle w:val="BodyText"/>
+      </w:pPr>
+      <w:r>
+        <w:t xml:space="preserve">노아: 진실을요. 우린 FDA 승인을 받았고 자금도 확보했고, 곧 제조사가 둘이 돼요. 지역마다 교육 인력도 있고요. 작다고 금방 사라지는 건 아니에요. 하지만 의사들이 제 말만 믿을 필요는 없죠.</w:t>
+      </w:r>
+    </w:p>
+    <w:p>
+      <w:pPr>
+        <w:pStyle w:val="BodyText"/>
+      </w:pPr>
+      <w:r>
+        <w:t xml:space="preserve">데릭: 그리고 이것도:</w:t>
+      </w:r>
+      <w:r>
+        <w:t xml:space="preserve"> </w:t>
+      </w:r>
+      <w:r>
+        <w:t xml:space="preserve">“</w:t>
+      </w:r>
+      <w:r>
+        <w:t xml:space="preserve">웨이드 선생님께 물어보세요. 레이크웨이 스킨에 물어보세요. 재주문했어요.</w:t>
+      </w:r>
+      <w:r>
+        <w:t xml:space="preserve">”</w:t>
+      </w:r>
+    </w:p>
+    <w:p>
+      <w:pPr>
+        <w:pStyle w:val="BodyText"/>
+      </w:pPr>
+      <w:r>
+        <w:t xml:space="preserve">조이: 추천인이 약속을 이겨요. 세 번째.</w:t>
+      </w:r>
+    </w:p>
+    <w:p>
+      <w:pPr>
+        <w:pStyle w:val="BodyText"/>
+      </w:pPr>
+      <w:r>
+        <w:t xml:space="preserve">데릭:</w:t>
+      </w:r>
+      <w:r>
+        <w:t xml:space="preserve"> </w:t>
+      </w:r>
+      <w:r>
+        <w:t xml:space="preserve">“</w:t>
+      </w:r>
+      <w:r>
+        <w:t xml:space="preserve">그쪽 교육은 그냥 영업 술책이야.</w:t>
+      </w:r>
+      <w:r>
+        <w:t xml:space="preserve">”</w:t>
+      </w:r>
+    </w:p>
+    <w:p>
+      <w:pPr>
+        <w:pStyle w:val="BodyText"/>
+      </w:pPr>
+      <w:r>
+        <w:t xml:space="preserve">에이바: 누구에게나 무료예요. 루마덤 사용자한테도요. 그게 어떻게 술책이에요?</w:t>
+      </w:r>
+    </w:p>
+    <w:p>
+      <w:pPr>
+        <w:pStyle w:val="BodyText"/>
+      </w:pPr>
+      <w:r>
+        <w:t xml:space="preserve">엘레나: 논쟁하지 마요. 초대해요.</w:t>
+      </w:r>
+      <w:r>
+        <w:t xml:space="preserve"> </w:t>
+      </w:r>
+      <w:r>
+        <w:t xml:space="preserve">“</w:t>
+      </w:r>
+      <w:r>
+        <w:t xml:space="preserve">모듈 4를 들어 보세요. 무료예요. 그다음 술책인지 판단하세요.</w:t>
+      </w:r>
+      <w:r>
+        <w:t xml:space="preserve">”</w:t>
+      </w:r>
+    </w:p>
+    <w:p>
+      <w:pPr>
+        <w:pStyle w:val="BodyText"/>
+      </w:pPr>
+      <w:r>
+        <w:t xml:space="preserve">조이: 논쟁 말고 초대. 좋아요. 네 번째.</w:t>
+      </w:r>
+    </w:p>
+    <w:p>
+      <w:pPr>
+        <w:pStyle w:val="BodyText"/>
+      </w:pPr>
+      <w:r>
+        <w:t xml:space="preserve">데릭:</w:t>
+      </w:r>
+      <w:r>
+        <w:t xml:space="preserve"> </w:t>
+      </w:r>
+      <w:r>
+        <w:t xml:space="preserve">“</w:t>
+      </w:r>
+      <w:r>
+        <w:t xml:space="preserve">빨리 녹는 게 환자한테 도움이 된다는 건 입증 안 됐어.</w:t>
+      </w:r>
+      <w:r>
+        <w:t xml:space="preserve">”</w:t>
+      </w:r>
+    </w:p>
+    <w:p>
+      <w:pPr>
+        <w:pStyle w:val="BodyText"/>
+      </w:pPr>
+      <w:r>
+        <w:t xml:space="preserve">타일러: 근데… 그건 우리 라벨에 있는 말이잖아요.</w:t>
+      </w:r>
+    </w:p>
+    <w:p>
+      <w:pPr>
+        <w:pStyle w:val="BodyText"/>
+      </w:pPr>
+      <w:r>
+        <w:t xml:space="preserve">노아: 바로 그거예요. 카일은 우리 라벨을 인용하고 있고, 그 말이 맞아요. 그러니 맞서 싸우지 않아요. 크게 동의하고, 그다음 우리가 실제로 측정한 걸 설명해요. 신뢰는 거기서 나와요.</w:t>
+      </w:r>
+    </w:p>
+    <w:p>
+      <w:pPr>
+        <w:pStyle w:val="BodyText"/>
+      </w:pPr>
+      <w:r>
+        <w:t xml:space="preserve">로사: 경쟁사한테 동의한다고요? 일부러요?</w:t>
+      </w:r>
+    </w:p>
+    <w:p>
+      <w:pPr>
+        <w:pStyle w:val="BodyText"/>
+      </w:pPr>
+      <w:r>
+        <w:t xml:space="preserve">엘레나:</w:t>
+      </w:r>
+      <w:r>
+        <w:t xml:space="preserve"> </w:t>
+      </w:r>
+      <w:r>
+        <w:t xml:space="preserve">“</w:t>
+      </w:r>
+      <w:r>
+        <w:t xml:space="preserve">그 사람 말이 맞아요. 입증되지 않았어요. 우린 속도를 측정했어요. 여기 연구가 있어요.</w:t>
+      </w:r>
+      <w:r>
+        <w:t xml:space="preserve">”</w:t>
+      </w:r>
+    </w:p>
+    <w:p>
+      <w:pPr>
+        <w:pStyle w:val="BodyText"/>
+      </w:pPr>
+      <w:r>
+        <w:t xml:space="preserve">에이바: 닥터 하트에게 한 피칭 같네요.</w:t>
+      </w:r>
+      <w:r>
+        <w:t xml:space="preserve"> </w:t>
+      </w:r>
+      <w:r>
+        <w:t xml:space="preserve">“</w:t>
+      </w:r>
+      <w:r>
+        <w:t xml:space="preserve">제게서 들으시는 게 나아요.</w:t>
+      </w:r>
+      <w:r>
+        <w:t xml:space="preserve">”</w:t>
+      </w:r>
+    </w:p>
+    <w:p>
+      <w:pPr>
+        <w:pStyle w:val="BodyText"/>
+      </w:pPr>
+      <w:r>
+        <w:t xml:space="preserve">타일러: 이상한 기분이에요. 적한테 동의하는 거.</w:t>
+      </w:r>
+    </w:p>
+    <w:p>
+      <w:pPr>
+        <w:pStyle w:val="BodyText"/>
+      </w:pPr>
+      <w:r>
+        <w:t xml:space="preserve">데릭: 그 사람은 적이 아니에요. 영업 사원이죠. 우리처럼. 경비가 더 많을 뿐.</w:t>
+      </w:r>
+    </w:p>
+    <w:p>
+      <w:pPr>
+        <w:pStyle w:val="BodyText"/>
+      </w:pPr>
+      <w:r>
+        <w:t xml:space="preserve">조이: 네 문장. 네 개의 답. 이제 비교표.</w:t>
+      </w:r>
+    </w:p>
+    <w:p>
+      <w:pPr>
+        <w:pStyle w:val="BodyText"/>
+      </w:pPr>
+      <w:r>
+        <w:t xml:space="preserve">노아: 그 전에. 타일러, 루마덤에 대해 뭐라고 말하려고 했어요?</w:t>
+      </w:r>
+    </w:p>
+    <w:p>
+      <w:pPr>
+        <w:pStyle w:val="BodyText"/>
+      </w:pPr>
+      <w:r>
+        <w:t xml:space="preserve">타일러: 솔직히요? 우리 거보다 괴사를 더 일으킨다고요.</w:t>
+      </w:r>
+    </w:p>
+    <w:bookmarkEnd w:id="33"/>
+    <w:bookmarkStart w:id="34" w:name="장면2-항목별-비교표-1"/>
+    <w:p>
+      <w:pPr>
+        <w:pStyle w:val="Heading3"/>
+      </w:pPr>
+      <w:r>
+        <w:t xml:space="preserve">장면2 — 항목별 비교표</w:t>
+      </w:r>
+    </w:p>
+    <w:p>
+      <w:pPr>
+        <w:pStyle w:val="FirstParagraph"/>
+      </w:pPr>
+      <w:r>
+        <w:t xml:space="preserve">엘레나: 타일러. 그걸 뒷받침할 데이터가 있어요?</w:t>
+      </w:r>
+    </w:p>
+    <w:p>
+      <w:pPr>
+        <w:pStyle w:val="BodyText"/>
+      </w:pPr>
+      <w:r>
+        <w:t xml:space="preserve">타일러: …없나요?</w:t>
+      </w:r>
+    </w:p>
+    <w:p>
+      <w:pPr>
+        <w:pStyle w:val="BodyText"/>
+      </w:pPr>
+      <w:r>
+        <w:t xml:space="preserve">엘레나: 우리 임상에서 혈관 사건은 군당 1건씩, 그러니까 같았어요. 의사한테 루마덤이 괴사를 더 일으킨다고 말하면, 지어내는 거예요. 그리고 의사들은 확인해요.</w:t>
+      </w:r>
+    </w:p>
+    <w:p>
+      <w:pPr>
+        <w:pStyle w:val="BodyText"/>
+      </w:pPr>
+      <w:r>
+        <w:t xml:space="preserve">타일러: 알겠어요. 병원 말고 여기서 말해서 다행이에요.</w:t>
+      </w:r>
+    </w:p>
+    <w:p>
+      <w:pPr>
+        <w:pStyle w:val="BodyText"/>
+      </w:pPr>
+      <w:r>
+        <w:t xml:space="preserve">데릭: 바로 그래서 이 방 안에서 연습하는 거예요. 여기선 틀린 말을 해도 되고 하루 종일 논쟁해도 돼요. 밖에선 한목소리로 말해요. 정확한 목소리로요.</w:t>
+      </w:r>
+    </w:p>
+    <w:p>
+      <w:pPr>
+        <w:pStyle w:val="BodyText"/>
+      </w:pPr>
+      <w:r>
+        <w:t xml:space="preserve">조이: 표. 왼쪽 열에 항목. 그다음 베이라. 그다음 루마덤 볼륨.</w:t>
+      </w:r>
+    </w:p>
+    <w:p>
+      <w:pPr>
+        <w:pStyle w:val="BodyText"/>
+      </w:pPr>
+      <w:r>
+        <w:t xml:space="preserve">로사: 첫 번째 항목. 효과.</w:t>
+      </w:r>
+    </w:p>
+    <w:p>
+      <w:pPr>
+        <w:pStyle w:val="BodyText"/>
+      </w:pPr>
+      <w:r>
+        <w:t xml:space="preserve">엘레나: 동점. 6개월과 12개월. 1:1 비교.</w:t>
+      </w:r>
+      <w:r>
+        <w:t xml:space="preserve"> </w:t>
+      </w:r>
+      <w:r>
+        <w:t xml:space="preserve">“</w:t>
+      </w:r>
+      <w:r>
+        <w:t xml:space="preserve">동등</w:t>
+      </w:r>
+      <w:r>
+        <w:t xml:space="preserve">”</w:t>
+      </w:r>
+      <w:r>
+        <w:t xml:space="preserve">이라고 써요.</w:t>
+      </w:r>
+    </w:p>
+    <w:p>
+      <w:pPr>
+        <w:pStyle w:val="BodyText"/>
+      </w:pPr>
+      <w:r>
+        <w:t xml:space="preserve">에이바: 히알루로니다아제 용해.</w:t>
+      </w:r>
+    </w:p>
+    <w:p>
+      <w:pPr>
+        <w:pStyle w:val="BodyText"/>
+      </w:pPr>
+      <w:r>
+        <w:t xml:space="preserve">엘레나: 우리가 이겨요. 2.8배. 40명. 눈가림. 라벨에 있어요.</w:t>
+      </w:r>
+    </w:p>
+    <w:p>
+      <w:pPr>
+        <w:pStyle w:val="BodyText"/>
+      </w:pPr>
+      <w:r>
+        <w:t xml:space="preserve">타일러: 주입감. 우리가 이기죠?</w:t>
+      </w:r>
+      <w:r>
+        <w:t xml:space="preserve"> </w:t>
+      </w:r>
+      <w:r>
+        <w:t xml:space="preserve">“</w:t>
+      </w:r>
+      <w:r>
+        <w:t xml:space="preserve">따뜻한 꿀.</w:t>
+      </w:r>
+      <w:r>
+        <w:t xml:space="preserve">”</w:t>
+      </w:r>
+    </w:p>
+    <w:p>
+      <w:pPr>
+        <w:pStyle w:val="BodyText"/>
+      </w:pPr>
+      <w:r>
+        <w:t xml:space="preserve">엘레나: 그건 의견이에요. 1:1로 측정 안 했어요.</w:t>
+      </w:r>
+      <w:r>
+        <w:t xml:space="preserve"> </w:t>
+      </w:r>
+      <w:r>
+        <w:t xml:space="preserve">“</w:t>
+      </w:r>
+      <w:r>
+        <w:t xml:space="preserve">직접 써 보시라고 권하기</w:t>
+      </w:r>
+      <w:r>
+        <w:t xml:space="preserve">”</w:t>
+      </w:r>
+      <w:r>
+        <w:t xml:space="preserve">라고 써요.</w:t>
+      </w:r>
+    </w:p>
+    <w:p>
+      <w:pPr>
+        <w:pStyle w:val="BodyText"/>
+      </w:pPr>
+      <w:r>
+        <w:t xml:space="preserve">로사: 가격.</w:t>
+      </w:r>
+    </w:p>
+    <w:p>
+      <w:pPr>
+        <w:pStyle w:val="BodyText"/>
+      </w:pPr>
+      <w:r>
+        <w:t xml:space="preserve">데릭: 그쪽이 이겨요. 45달러 더 싸요. 거기에 큰 병원엔 리베이트.</w:t>
+      </w:r>
+    </w:p>
+    <w:p>
+      <w:pPr>
+        <w:pStyle w:val="BodyText"/>
+      </w:pPr>
+      <w:r>
+        <w:t xml:space="preserve">타일러: 그쪽이 이긴다고 써요? 우리 카드에?</w:t>
+      </w:r>
+    </w:p>
+    <w:p>
+      <w:pPr>
+        <w:pStyle w:val="BodyText"/>
+      </w:pPr>
+      <w:r>
+        <w:t xml:space="preserve">조이: 네. 그리고 답을 써요.</w:t>
+      </w:r>
+      <w:r>
+        <w:t xml:space="preserve"> </w:t>
+      </w:r>
+      <w:r>
+        <w:t xml:space="preserve">“</w:t>
+      </w:r>
+      <w:r>
+        <w:t xml:space="preserve">뭐가 포함돼 있나요?</w:t>
+      </w:r>
+      <w:r>
+        <w:t xml:space="preserve">”</w:t>
+      </w:r>
+      <w:r>
+        <w:t xml:space="preserve"> </w:t>
+      </w:r>
+      <w:r>
+        <w:t xml:space="preserve">교육과 키트.</w:t>
+      </w:r>
+    </w:p>
+    <w:p>
+      <w:pPr>
+        <w:pStyle w:val="BodyText"/>
+      </w:pPr>
+      <w:r>
+        <w:t xml:space="preserve">에이바: 적응증.</w:t>
+      </w:r>
+    </w:p>
+    <w:p>
+      <w:pPr>
+        <w:pStyle w:val="BodyText"/>
+      </w:pPr>
+      <w:r>
+        <w:t xml:space="preserve">엘레나: 그쪽이 이겨요. 루마덤은 입술, 볼, 더 많은 부위가 있어요. 우린 팔자주름만.</w:t>
+      </w:r>
+    </w:p>
+    <w:p>
+      <w:pPr>
+        <w:pStyle w:val="BodyText"/>
+      </w:pPr>
+      <w:r>
+        <w:t xml:space="preserve">데릭: 그리고 절대, 절대 다르게 암시하지 마요. 미소 없이.</w:t>
+      </w:r>
+    </w:p>
+    <w:p>
+      <w:pPr>
+        <w:pStyle w:val="BodyText"/>
+      </w:pPr>
+      <w:r>
+        <w:t xml:space="preserve">로사: 브랜드 인지도.</w:t>
+      </w:r>
+    </w:p>
+    <w:p>
+      <w:pPr>
+        <w:pStyle w:val="BodyText"/>
+      </w:pPr>
+      <w:r>
+        <w:t xml:space="preserve">노아: 그쪽이 이겨요. 압도적으로. 환자들이 루마덤을 이름으로 찾아요. 하다드 선생님 말대로.</w:t>
+      </w:r>
+    </w:p>
+    <w:p>
+      <w:pPr>
+        <w:pStyle w:val="BodyText"/>
+      </w:pPr>
+      <w:r>
+        <w:t xml:space="preserve">타일러: 우리가 지는 줄이 많네요.</w:t>
+      </w:r>
+    </w:p>
+    <w:p>
+      <w:pPr>
+        <w:pStyle w:val="BodyText"/>
+      </w:pPr>
+      <w:r>
+        <w:t xml:space="preserve">조이: 교육과 응급 지원.</w:t>
+      </w:r>
+    </w:p>
+    <w:p>
+      <w:pPr>
+        <w:pStyle w:val="BodyText"/>
+      </w:pPr>
+      <w:r>
+        <w:t xml:space="preserve">에이바: 우리가 이겨요. 모든 첫 주문 전 인증. 모든 병원에 키트.</w:t>
+      </w:r>
+    </w:p>
+    <w:p>
+      <w:pPr>
+        <w:pStyle w:val="BodyText"/>
+      </w:pPr>
+      <w:r>
+        <w:t xml:space="preserve">엘레나: 회사 규모와 역사.</w:t>
+      </w:r>
+    </w:p>
+    <w:p>
+      <w:pPr>
+        <w:pStyle w:val="BodyText"/>
+      </w:pPr>
+      <w:r>
+        <w:t xml:space="preserve">노아: 그쪽이 이겨요. 15년. 우린 6주.</w:t>
+      </w:r>
+    </w:p>
+    <w:p>
+      <w:pPr>
+        <w:pStyle w:val="BodyText"/>
+      </w:pPr>
+      <w:r>
+        <w:t xml:space="preserve">타일러: 그럼 점수가… 2승 4패 1무, 그리고</w:t>
+      </w:r>
+      <w:r>
+        <w:t xml:space="preserve"> </w:t>
+      </w:r>
+      <w:r>
+        <w:t xml:space="preserve">“</w:t>
+      </w:r>
+      <w:r>
+        <w:t xml:space="preserve">써 보세요</w:t>
+      </w:r>
+      <w:r>
+        <w:t xml:space="preserve">”</w:t>
+      </w:r>
+      <w:r>
+        <w:t xml:space="preserve"> </w:t>
+      </w:r>
+      <w:r>
+        <w:t xml:space="preserve">하나.</w:t>
+      </w:r>
+    </w:p>
+    <w:p>
+      <w:pPr>
+        <w:pStyle w:val="BodyText"/>
+      </w:pPr>
+      <w:r>
+        <w:t xml:space="preserve">데릭: 그래서 의사들이 그 2승을 믿는 거예요. 어디서 지는지 인정하면, 이기는 부분이 마케팅처럼 들리지 않아요. 사실처럼 들리기 시작하죠.</w:t>
+      </w:r>
+    </w:p>
+    <w:p>
+      <w:pPr>
+        <w:pStyle w:val="BodyText"/>
+      </w:pPr>
+      <w:r>
+        <w:t xml:space="preserve">조이: 우리가 이기는 곳은 통제와 지원. 그쪽이 이기는 곳은 나머지 전부. 말해 봐요.</w:t>
+      </w:r>
+    </w:p>
+    <w:p>
+      <w:pPr>
+        <w:pStyle w:val="BodyText"/>
+      </w:pPr>
+      <w:r>
+        <w:t xml:space="preserve">타일러:</w:t>
+      </w:r>
+      <w:r>
+        <w:t xml:space="preserve"> </w:t>
+      </w:r>
+      <w:r>
+        <w:t xml:space="preserve">“</w:t>
+      </w:r>
+      <w:r>
+        <w:t xml:space="preserve">우리가 이기는 곳은 통제와 지원입니다.</w:t>
+      </w:r>
+      <w:r>
+        <w:t xml:space="preserve">”</w:t>
+      </w:r>
+      <w:r>
+        <w:t xml:space="preserve"> </w:t>
+      </w:r>
+      <w:r>
+        <w:t xml:space="preserve">좋아요. 그거 오히려 자신감 있게 들리네요.</w:t>
+      </w:r>
+    </w:p>
+    <w:bookmarkEnd w:id="34"/>
+    <w:bookmarkStart w:id="35" w:name="절정전환-법무-검토와-연습-1"/>
+    <w:p>
+      <w:pPr>
+        <w:pStyle w:val="Heading3"/>
+      </w:pPr>
+      <w:r>
+        <w:t xml:space="preserve">절정·전환 — 법무 검토와 연습</w:t>
+      </w:r>
+    </w:p>
+    <w:p>
+      <w:pPr>
+        <w:pStyle w:val="FirstParagraph"/>
+      </w:pPr>
+      <w:r>
+        <w:t xml:space="preserve">다이앤: 좋은 아침이에요. 할번이랑 비교하는 걸 글로 쓰고 있다면서요.</w:t>
+      </w:r>
+    </w:p>
+    <w:p>
+      <w:pPr>
+        <w:pStyle w:val="BodyText"/>
+      </w:pPr>
+      <w:r>
+        <w:t xml:space="preserve">조이: 내부용이에요. 여기 초안이요.</w:t>
+      </w:r>
+    </w:p>
+    <w:p>
+      <w:pPr>
+        <w:pStyle w:val="BodyText"/>
+      </w:pPr>
+      <w:r>
+        <w:t xml:space="preserve">다이앤: 비교 주장은 가장 위험한 주장이에요. 읽어 볼게요.</w:t>
+      </w:r>
+    </w:p>
+    <w:p>
+      <w:pPr>
+        <w:pStyle w:val="BodyText"/>
+      </w:pPr>
+      <w:r>
+        <w:t xml:space="preserve">조이: 첫 줄. 효과</w:t>
+      </w:r>
+      <w:r>
+        <w:t xml:space="preserve"> </w:t>
+      </w:r>
+      <w:r>
+        <w:t xml:space="preserve">“</w:t>
+      </w:r>
+      <w:r>
+        <w:t xml:space="preserve">동등.</w:t>
+      </w:r>
+      <w:r>
+        <w:t xml:space="preserve">”</w:t>
+      </w:r>
+      <w:r>
+        <w:t xml:space="preserve"> </w:t>
+      </w:r>
+      <w:r>
+        <w:t xml:space="preserve">우리 1:1 비교 임상 근거.</w:t>
+      </w:r>
+    </w:p>
+    <w:p>
+      <w:pPr>
+        <w:pStyle w:val="BodyText"/>
+      </w:pPr>
+      <w:r>
+        <w:t xml:space="preserve">다이앤: 근거 있음. 괜찮아요. 그런데 비교 제품이 뭐였죠?</w:t>
+      </w:r>
+    </w:p>
+    <w:p>
+      <w:pPr>
+        <w:pStyle w:val="BodyText"/>
+      </w:pPr>
+      <w:r>
+        <w:t xml:space="preserve">엘레나: 루마덤 볼륨, 볼륨만요. 우리 임상은 그 제품 하나와만 비교했어요. 그러니 항상 ’볼륨’이라고 쓰고, 그냥 ’루마덤’이라고는 절대 안 써요. 다른 제품들은 연구에 없었으니까요.</w:t>
+      </w:r>
+    </w:p>
+    <w:p>
+      <w:pPr>
+        <w:pStyle w:val="BodyText"/>
+      </w:pPr>
+      <w:r>
+        <w:t xml:space="preserve">타일러: 루마덤 플렉스는요? 그쪽 신제품. 카일은 우리 것보다 낫다던데요.</w:t>
+      </w:r>
+    </w:p>
+    <w:p>
+      <w:pPr>
+        <w:pStyle w:val="BodyText"/>
+      </w:pPr>
+      <w:r>
+        <w:t xml:space="preserve">다이앤: 플렉스에 대한 데이터 있어요?</w:t>
+      </w:r>
+    </w:p>
+    <w:p>
+      <w:pPr>
+        <w:pStyle w:val="BodyText"/>
+      </w:pPr>
+      <w:r>
+        <w:t xml:space="preserve">타일러: 없어요. 아무도 없어요. 아직 임상 중이에요.</w:t>
+      </w:r>
+    </w:p>
+    <w:p>
+      <w:pPr>
+        <w:pStyle w:val="BodyText"/>
+      </w:pPr>
+      <w:r>
+        <w:t xml:space="preserve">다이앤: 그럼 추측하지 마요. 좋다도, 나쁘다도. 아무것도.</w:t>
+      </w:r>
+    </w:p>
+    <w:p>
+      <w:pPr>
+        <w:pStyle w:val="BodyText"/>
+      </w:pPr>
+      <w:r>
+        <w:t xml:space="preserve">노아: 의사가 물으면 뭐라고 해요?</w:t>
+      </w:r>
+    </w:p>
+    <w:p>
+      <w:pPr>
+        <w:pStyle w:val="BodyText"/>
+      </w:pPr>
+      <w:r>
+        <w:t xml:space="preserve">엘레나:</w:t>
+      </w:r>
+      <w:r>
+        <w:t xml:space="preserve"> </w:t>
+      </w:r>
+      <w:r>
+        <w:t xml:space="preserve">“</w:t>
+      </w:r>
+      <w:r>
+        <w:t xml:space="preserve">그쪽이 데이터를 발표하면 꼼꼼히 읽겠습니다. 선생님처럼요.</w:t>
+      </w:r>
+      <w:r>
+        <w:t xml:space="preserve">”</w:t>
+      </w:r>
+    </w:p>
+    <w:p>
+      <w:pPr>
+        <w:pStyle w:val="BodyText"/>
+      </w:pPr>
+      <w:r>
+        <w:t xml:space="preserve">다이앤: 완벽해요. 규칙 하나 더. 이 카드는 절대 가방 밖으로 나가지 않아요.</w:t>
+      </w:r>
+    </w:p>
+    <w:p>
+      <w:pPr>
+        <w:pStyle w:val="BodyText"/>
+      </w:pPr>
+      <w:r>
+        <w:t xml:space="preserve">로사: 의사한테 보여 주는 것도 안 돼요?</w:t>
+      </w:r>
+    </w:p>
+    <w:p>
+      <w:pPr>
+        <w:pStyle w:val="BodyText"/>
+      </w:pPr>
+      <w:r>
+        <w:t xml:space="preserve">다이앤: 절대요. 내부 도구는 외부 증거가 돼요. 이 카드가 병원에 남으면, 변호사가 법정에서 한 줄 한 줄 읽을 수 있어요. 글로 남기는 건 좋아요. 하지만 안에만 두세요.</w:t>
+      </w:r>
+    </w:p>
+    <w:p>
+      <w:pPr>
+        <w:pStyle w:val="BodyText"/>
+      </w:pPr>
+      <w:r>
+        <w:t xml:space="preserve">데릭: 케슬러에서 누가 병원에 하나 두고 왔어요. 결국 소송에 등장했죠.</w:t>
+      </w:r>
+    </w:p>
+    <w:p>
+      <w:pPr>
+        <w:pStyle w:val="BodyText"/>
+      </w:pPr>
+      <w:r>
+        <w:t xml:space="preserve">조이: 연습 시간. 에이바가 의사. 타일러, 첫 번째 문장에 답해요.</w:t>
+      </w:r>
+    </w:p>
+    <w:p>
+      <w:pPr>
+        <w:pStyle w:val="BodyText"/>
+      </w:pPr>
+      <w:r>
+        <w:t xml:space="preserve">에이바:</w:t>
+      </w:r>
+      <w:r>
+        <w:t xml:space="preserve"> </w:t>
+      </w:r>
+      <w:r>
+        <w:t xml:space="preserve">“</w:t>
+      </w:r>
+      <w:r>
+        <w:t xml:space="preserve">베이라는 빨리 녹아서 오래 안 간다던데. 사실이에요?</w:t>
+      </w:r>
+      <w:r>
+        <w:t xml:space="preserve">”</w:t>
+      </w:r>
+    </w:p>
+    <w:p>
+      <w:pPr>
+        <w:pStyle w:val="BodyText"/>
+      </w:pPr>
+      <w:r>
+        <w:t xml:space="preserve">타일러: 그건 할번의 완전한 거짓말이에요. 그쪽 영업 사원이…</w:t>
+      </w:r>
+    </w:p>
+    <w:p>
+      <w:pPr>
+        <w:pStyle w:val="BodyText"/>
+      </w:pPr>
+      <w:r>
+        <w:t xml:space="preserve">조이: 멈춰요. 다시. 이름 금지.</w:t>
+      </w:r>
+      <w:r>
+        <w:t xml:space="preserve"> </w:t>
+      </w:r>
+      <w:r>
+        <w:t xml:space="preserve">“</w:t>
+      </w:r>
+      <w:r>
+        <w:t xml:space="preserve">거짓말</w:t>
+      </w:r>
+      <w:r>
+        <w:t xml:space="preserve">”</w:t>
+      </w:r>
+      <w:r>
+        <w:t xml:space="preserve"> </w:t>
+      </w:r>
+      <w:r>
+        <w:t xml:space="preserve">금지.</w:t>
+      </w:r>
+    </w:p>
+    <w:p>
+      <w:pPr>
+        <w:pStyle w:val="BodyText"/>
+      </w:pPr>
+      <w:r>
+        <w:t xml:space="preserve">타일러: 죄송해요.</w:t>
+      </w:r>
+      <w:r>
+        <w:t xml:space="preserve"> </w:t>
+      </w:r>
+      <w:r>
+        <w:t xml:space="preserve">“</w:t>
+      </w:r>
+      <w:r>
+        <w:t xml:space="preserve">흔한 오해예요. 효소를 넣을 때만 더 빨리 녹아요.</w:t>
+      </w:r>
+      <w:r>
+        <w:t xml:space="preserve">”</w:t>
+      </w:r>
+    </w:p>
+    <w:p>
+      <w:pPr>
+        <w:pStyle w:val="BodyText"/>
+      </w:pPr>
+      <w:r>
+        <w:t xml:space="preserve">에이바:</w:t>
+      </w:r>
+      <w:r>
+        <w:t xml:space="preserve"> </w:t>
+      </w:r>
+      <w:r>
+        <w:t xml:space="preserve">“</w:t>
+      </w:r>
+      <w:r>
+        <w:t xml:space="preserve">그 외엔요?</w:t>
+      </w:r>
+      <w:r>
+        <w:t xml:space="preserve">”</w:t>
+      </w:r>
+    </w:p>
+    <w:p>
+      <w:pPr>
+        <w:pStyle w:val="BodyText"/>
+      </w:pPr>
+      <w:r>
+        <w:t xml:space="preserve">타일러:</w:t>
+      </w:r>
+      <w:r>
+        <w:t xml:space="preserve"> </w:t>
+      </w:r>
+      <w:r>
+        <w:t xml:space="preserve">“</w:t>
+      </w:r>
+      <w:r>
+        <w:t xml:space="preserve">12개월. 루마덤 볼륨과 같아요. 1:1 비교 임상에서.</w:t>
+      </w:r>
+      <w:r>
+        <w:t xml:space="preserve">”</w:t>
+      </w:r>
+    </w:p>
+    <w:p>
+      <w:pPr>
+        <w:pStyle w:val="BodyText"/>
+      </w:pPr>
+      <w:r>
+        <w:t xml:space="preserve">에이바:</w:t>
+      </w:r>
+      <w:r>
+        <w:t xml:space="preserve"> </w:t>
+      </w:r>
+      <w:r>
+        <w:t xml:space="preserve">“</w:t>
+      </w:r>
+      <w:r>
+        <w:t xml:space="preserve">흠. 좋아요. 연구 자료 보내 줄 수 있어요?</w:t>
+      </w:r>
+      <w:r>
+        <w:t xml:space="preserve">”</w:t>
+      </w:r>
+    </w:p>
+    <w:p>
+      <w:pPr>
+        <w:pStyle w:val="BodyText"/>
+      </w:pPr>
+      <w:r>
+        <w:t xml:space="preserve">데릭: 그게 다음 단계예요. 타일러, 방금 그걸 얻어 냈네요.</w:t>
+      </w:r>
+    </w:p>
+    <w:bookmarkEnd w:id="35"/>
+    <w:bookmarkStart w:id="36" w:name="마무리-오전-11시-30분-1"/>
+    <w:p>
+      <w:pPr>
+        <w:pStyle w:val="Heading3"/>
+      </w:pPr>
+      <w:r>
+        <w:t xml:space="preserve">마무리 — 오전 11시 30분</w:t>
+      </w:r>
+    </w:p>
+    <w:p>
+      <w:pPr>
+        <w:pStyle w:val="FirstParagraph"/>
+      </w:pPr>
+      <w:r>
+        <w:t xml:space="preserve">조이: 배틀카드 1판. 한 장. 내부용. 오늘 밤까지 모든 영업 사원에게.</w:t>
+      </w:r>
+    </w:p>
+    <w:p>
+      <w:pPr>
+        <w:pStyle w:val="BodyText"/>
+      </w:pPr>
+      <w:r>
+        <w:t xml:space="preserve">노아: 지금 영업 사원 몇 명이에요?</w:t>
+      </w:r>
+    </w:p>
+    <w:p>
+      <w:pPr>
+        <w:pStyle w:val="BodyText"/>
+      </w:pPr>
+      <w:r>
+        <w:t xml:space="preserve">조이: 여섯 명. 텍사스 둘. 피닉스, LA, 마이애미, 시카고.</w:t>
+      </w:r>
+    </w:p>
+    <w:p>
+      <w:pPr>
+        <w:pStyle w:val="BodyText"/>
+      </w:pPr>
+      <w:r>
+        <w:t xml:space="preserve">로사: 전 내일 LA에서 시작해요. 할번 텃밭이죠.</w:t>
+      </w:r>
+    </w:p>
+    <w:p>
+      <w:pPr>
+        <w:pStyle w:val="BodyText"/>
+      </w:pPr>
+      <w:r>
+        <w:t xml:space="preserve">데릭: 그럼 카일의 사촌들을 만나겠네요. 친절하게. 지루하게. 정확하게.</w:t>
+      </w:r>
+    </w:p>
+    <w:p>
+      <w:pPr>
+        <w:pStyle w:val="BodyText"/>
+      </w:pPr>
+      <w:r>
+        <w:t xml:space="preserve">타일러: 오늘 아침엔 할번을 박살 내고 싶어서 왔는데. 이제 정직함으로 이기고 싶어요. 의사들이 카일 답보다 우리 답을 더 믿으면, 나쁜 말 한마디 없이 이기는 거죠.</w:t>
+      </w:r>
+    </w:p>
+    <w:p>
+      <w:pPr>
+        <w:pStyle w:val="BodyText"/>
+      </w:pPr>
+      <w:r>
+        <w:t xml:space="preserve">엘레나:</w:t>
+      </w:r>
+      <w:r>
+        <w:t xml:space="preserve"> </w:t>
+      </w:r>
+      <w:r>
+        <w:t xml:space="preserve">“</w:t>
+      </w:r>
+      <w:r>
+        <w:t xml:space="preserve">정직함으로 이기기.</w:t>
+      </w:r>
+      <w:r>
+        <w:t xml:space="preserve">”</w:t>
+      </w:r>
+      <w:r>
+        <w:t xml:space="preserve"> </w:t>
+      </w:r>
+      <w:r>
+        <w:t xml:space="preserve">좋네요. 진짜 단어는 아니지만. 좋아요.</w:t>
+      </w:r>
+    </w:p>
+    <w:p>
+      <w:pPr>
+        <w:pStyle w:val="BodyText"/>
+      </w:pPr>
+      <w:r>
+        <w:t xml:space="preserve">데릭: 카일이 문자했어요. 들어 볼래요?</w:t>
+      </w:r>
+    </w:p>
+    <w:p>
+      <w:pPr>
+        <w:pStyle w:val="BodyText"/>
+      </w:pPr>
+      <w:r>
+        <w:t xml:space="preserve">노아: 해 봐요.</w:t>
+      </w:r>
+    </w:p>
+    <w:p>
+      <w:pPr>
+        <w:pStyle w:val="BodyText"/>
+      </w:pPr>
+      <w:r>
+        <w:t xml:space="preserve">데릭:</w:t>
+      </w:r>
+      <w:r>
+        <w:t xml:space="preserve"> </w:t>
+      </w:r>
+      <w:r>
+        <w:t xml:space="preserve">“</w:t>
+      </w:r>
+      <w:r>
+        <w:t xml:space="preserve">나에 대한 배틀카드 쓴다며. 개인적인 감정은 없어.</w:t>
+      </w:r>
+      <w:r>
+        <w:t xml:space="preserve">”</w:t>
+      </w:r>
+    </w:p>
+    <w:p>
+      <w:pPr>
+        <w:pStyle w:val="BodyText"/>
+      </w:pPr>
+      <w:r>
+        <w:t xml:space="preserve">조이: 어떻게 알아요?</w:t>
+      </w:r>
+    </w:p>
+    <w:p>
+      <w:pPr>
+        <w:pStyle w:val="BodyText"/>
+      </w:pPr>
+      <w:r>
+        <w:t xml:space="preserve">데릭: 할번을 포함해서 모든 회사가 쓰거든요. 짐작한 거고, 맞혔어요. 괜찮아요. 우리 카드엔 그 사람 앞에서 못 할 말이 하나도 없으니까요.</w:t>
+      </w:r>
+    </w:p>
+    <w:p>
+      <w:pPr>
+        <w:pStyle w:val="BodyText"/>
+      </w:pPr>
+      <w:r>
+        <w:t xml:space="preserve">노아: 다음은요?</w:t>
+      </w:r>
+    </w:p>
+    <w:p>
+      <w:pPr>
+        <w:pStyle w:val="BodyText"/>
+      </w:pPr>
+      <w:r>
+        <w:t xml:space="preserve">에이바: 금요일. 6주 차. 조이의 대시보드. 리드, 전환율, 재주문.</w:t>
+      </w:r>
+    </w:p>
+    <w:p>
+      <w:pPr>
+        <w:pStyle w:val="BodyText"/>
+      </w:pPr>
+      <w:r>
+        <w:t xml:space="preserve">조이: 그리고 미리 경고해 둘게요. 빨간 숫자도 있어요.</w:t>
+      </w:r>
+    </w:p>
+    <w:bookmarkEnd w:id="36"/>
+    <w:bookmarkEnd w:id="37"/>
+    <w:bookmarkEnd w:id="38"/>
     <w:sectPr/>
   </w:body>
 </w:document>
@@ -5270,583 +5217,8 @@
       </w:pPr>
     </w:lvl>
   </w:abstractNum>
-  <w:abstractNum w:abstractNumId="99411">
-    <w:nsid w:val="A99411"/>
-    <w:multiLevelType w:val="multilevel"/>
-    <w:lvl w:ilvl="0">
-      <w:start w:val="1"/>
-      <w:numFmt w:val="decimal"/>
-      <w:lvlText w:val="%1."/>
-      <w:lvlJc w:val="left"/>
-      <w:pPr>
-        <w:ind w:left="720" w:hanging="480"/>
-      </w:pPr>
-    </w:lvl>
-    <w:lvl w:ilvl="1">
-      <w:start w:val="1"/>
-      <w:numFmt w:val="decimal"/>
-      <w:lvlText w:val="%2."/>
-      <w:lvlJc w:val="left"/>
-      <w:pPr>
-        <w:ind w:left="1440" w:hanging="480"/>
-      </w:pPr>
-    </w:lvl>
-    <w:lvl w:ilvl="2">
-      <w:start w:val="1"/>
-      <w:numFmt w:val="decimal"/>
-      <w:lvlText w:val="%3."/>
-      <w:lvlJc w:val="left"/>
-      <w:pPr>
-        <w:ind w:left="2160" w:hanging="480"/>
-      </w:pPr>
-    </w:lvl>
-    <w:lvl w:ilvl="3">
-      <w:start w:val="1"/>
-      <w:numFmt w:val="decimal"/>
-      <w:lvlText w:val="%4."/>
-      <w:lvlJc w:val="left"/>
-      <w:pPr>
-        <w:ind w:left="2880" w:hanging="480"/>
-      </w:pPr>
-    </w:lvl>
-    <w:lvl w:ilvl="4">
-      <w:start w:val="1"/>
-      <w:numFmt w:val="decimal"/>
-      <w:lvlText w:val="%5."/>
-      <w:lvlJc w:val="left"/>
-      <w:pPr>
-        <w:ind w:left="3600" w:hanging="480"/>
-      </w:pPr>
-    </w:lvl>
-    <w:lvl w:ilvl="5">
-      <w:start w:val="1"/>
-      <w:numFmt w:val="decimal"/>
-      <w:lvlText w:val="%6."/>
-      <w:lvlJc w:val="left"/>
-      <w:pPr>
-        <w:ind w:left="4320" w:hanging="480"/>
-      </w:pPr>
-    </w:lvl>
-    <w:lvl w:ilvl="6">
-      <w:start w:val="1"/>
-      <w:numFmt w:val="decimal"/>
-      <w:lvlText w:val="%7."/>
-      <w:lvlJc w:val="left"/>
-      <w:pPr>
-        <w:ind w:left="5040" w:hanging="480"/>
-      </w:pPr>
-    </w:lvl>
-    <w:lvl w:ilvl="7">
-      <w:start w:val="1"/>
-      <w:numFmt w:val="decimal"/>
-      <w:lvlText w:val="%8."/>
-      <w:lvlJc w:val="left"/>
-      <w:pPr>
-        <w:ind w:left="5760" w:hanging="480"/>
-      </w:pPr>
-    </w:lvl>
-    <w:lvl w:ilvl="8">
-      <w:start w:val="1"/>
-      <w:numFmt w:val="decimal"/>
-      <w:lvlText w:val="%9."/>
-      <w:lvlJc w:val="left"/>
-      <w:pPr>
-        <w:ind w:left="6480" w:hanging="480"/>
-      </w:pPr>
-    </w:lvl>
-  </w:abstractNum>
-  <w:abstractNum w:abstractNumId="994116">
-    <w:nsid w:val="A994116"/>
-    <w:multiLevelType w:val="multilevel"/>
-    <w:lvl w:ilvl="0">
-      <w:start w:val="16"/>
-      <w:numFmt w:val="decimal"/>
-      <w:lvlText w:val="%1."/>
-      <w:lvlJc w:val="left"/>
-      <w:pPr>
-        <w:ind w:left="720" w:hanging="480"/>
-      </w:pPr>
-    </w:lvl>
-    <w:lvl w:ilvl="1">
-      <w:start w:val="16"/>
-      <w:numFmt w:val="decimal"/>
-      <w:lvlText w:val="%2."/>
-      <w:lvlJc w:val="left"/>
-      <w:pPr>
-        <w:ind w:left="1440" w:hanging="480"/>
-      </w:pPr>
-    </w:lvl>
-    <w:lvl w:ilvl="2">
-      <w:start w:val="16"/>
-      <w:numFmt w:val="decimal"/>
-      <w:lvlText w:val="%3."/>
-      <w:lvlJc w:val="left"/>
-      <w:pPr>
-        <w:ind w:left="2160" w:hanging="480"/>
-      </w:pPr>
-    </w:lvl>
-    <w:lvl w:ilvl="3">
-      <w:start w:val="16"/>
-      <w:numFmt w:val="decimal"/>
-      <w:lvlText w:val="%4."/>
-      <w:lvlJc w:val="left"/>
-      <w:pPr>
-        <w:ind w:left="2880" w:hanging="480"/>
-      </w:pPr>
-    </w:lvl>
-    <w:lvl w:ilvl="4">
-      <w:start w:val="16"/>
-      <w:numFmt w:val="decimal"/>
-      <w:lvlText w:val="%5."/>
-      <w:lvlJc w:val="left"/>
-      <w:pPr>
-        <w:ind w:left="3600" w:hanging="480"/>
-      </w:pPr>
-    </w:lvl>
-    <w:lvl w:ilvl="5">
-      <w:start w:val="16"/>
-      <w:numFmt w:val="decimal"/>
-      <w:lvlText w:val="%6."/>
-      <w:lvlJc w:val="left"/>
-      <w:pPr>
-        <w:ind w:left="4320" w:hanging="480"/>
-      </w:pPr>
-    </w:lvl>
-    <w:lvl w:ilvl="6">
-      <w:start w:val="16"/>
-      <w:numFmt w:val="decimal"/>
-      <w:lvlText w:val="%7."/>
-      <w:lvlJc w:val="left"/>
-      <w:pPr>
-        <w:ind w:left="5040" w:hanging="480"/>
-      </w:pPr>
-    </w:lvl>
-    <w:lvl w:ilvl="7">
-      <w:start w:val="16"/>
-      <w:numFmt w:val="decimal"/>
-      <w:lvlText w:val="%8."/>
-      <w:lvlJc w:val="left"/>
-      <w:pPr>
-        <w:ind w:left="5760" w:hanging="480"/>
-      </w:pPr>
-    </w:lvl>
-    <w:lvl w:ilvl="8">
-      <w:start w:val="16"/>
-      <w:numFmt w:val="decimal"/>
-      <w:lvlText w:val="%9."/>
-      <w:lvlJc w:val="left"/>
-      <w:pPr>
-        <w:ind w:left="6480" w:hanging="480"/>
-      </w:pPr>
-    </w:lvl>
-  </w:abstractNum>
-  <w:abstractNum w:abstractNumId="994151">
-    <w:nsid w:val="A994151"/>
-    <w:multiLevelType w:val="multilevel"/>
-    <w:lvl w:ilvl="0">
-      <w:start w:val="51"/>
-      <w:numFmt w:val="decimal"/>
-      <w:lvlText w:val="%1."/>
-      <w:lvlJc w:val="left"/>
-      <w:pPr>
-        <w:ind w:left="720" w:hanging="480"/>
-      </w:pPr>
-    </w:lvl>
-    <w:lvl w:ilvl="1">
-      <w:start w:val="51"/>
-      <w:numFmt w:val="decimal"/>
-      <w:lvlText w:val="%2."/>
-      <w:lvlJc w:val="left"/>
-      <w:pPr>
-        <w:ind w:left="1440" w:hanging="480"/>
-      </w:pPr>
-    </w:lvl>
-    <w:lvl w:ilvl="2">
-      <w:start w:val="51"/>
-      <w:numFmt w:val="decimal"/>
-      <w:lvlText w:val="%3."/>
-      <w:lvlJc w:val="left"/>
-      <w:pPr>
-        <w:ind w:left="2160" w:hanging="480"/>
-      </w:pPr>
-    </w:lvl>
-    <w:lvl w:ilvl="3">
-      <w:start w:val="51"/>
-      <w:numFmt w:val="decimal"/>
-      <w:lvlText w:val="%4."/>
-      <w:lvlJc w:val="left"/>
-      <w:pPr>
-        <w:ind w:left="2880" w:hanging="480"/>
-      </w:pPr>
-    </w:lvl>
-    <w:lvl w:ilvl="4">
-      <w:start w:val="51"/>
-      <w:numFmt w:val="decimal"/>
-      <w:lvlText w:val="%5."/>
-      <w:lvlJc w:val="left"/>
-      <w:pPr>
-        <w:ind w:left="3600" w:hanging="480"/>
-      </w:pPr>
-    </w:lvl>
-    <w:lvl w:ilvl="5">
-      <w:start w:val="51"/>
-      <w:numFmt w:val="decimal"/>
-      <w:lvlText w:val="%6."/>
-      <w:lvlJc w:val="left"/>
-      <w:pPr>
-        <w:ind w:left="4320" w:hanging="480"/>
-      </w:pPr>
-    </w:lvl>
-    <w:lvl w:ilvl="6">
-      <w:start w:val="51"/>
-      <w:numFmt w:val="decimal"/>
-      <w:lvlText w:val="%7."/>
-      <w:lvlJc w:val="left"/>
-      <w:pPr>
-        <w:ind w:left="5040" w:hanging="480"/>
-      </w:pPr>
-    </w:lvl>
-    <w:lvl w:ilvl="7">
-      <w:start w:val="51"/>
-      <w:numFmt w:val="decimal"/>
-      <w:lvlText w:val="%8."/>
-      <w:lvlJc w:val="left"/>
-      <w:pPr>
-        <w:ind w:left="5760" w:hanging="480"/>
-      </w:pPr>
-    </w:lvl>
-    <w:lvl w:ilvl="8">
-      <w:start w:val="51"/>
-      <w:numFmt w:val="decimal"/>
-      <w:lvlText w:val="%9."/>
-      <w:lvlJc w:val="left"/>
-      <w:pPr>
-        <w:ind w:left="6480" w:hanging="480"/>
-      </w:pPr>
-    </w:lvl>
-  </w:abstractNum>
-  <w:abstractNum w:abstractNumId="994181">
-    <w:nsid w:val="A994181"/>
-    <w:multiLevelType w:val="multilevel"/>
-    <w:lvl w:ilvl="0">
-      <w:start w:val="81"/>
-      <w:numFmt w:val="decimal"/>
-      <w:lvlText w:val="%1."/>
-      <w:lvlJc w:val="left"/>
-      <w:pPr>
-        <w:ind w:left="720" w:hanging="480"/>
-      </w:pPr>
-    </w:lvl>
-    <w:lvl w:ilvl="1">
-      <w:start w:val="81"/>
-      <w:numFmt w:val="decimal"/>
-      <w:lvlText w:val="%2."/>
-      <w:lvlJc w:val="left"/>
-      <w:pPr>
-        <w:ind w:left="1440" w:hanging="480"/>
-      </w:pPr>
-    </w:lvl>
-    <w:lvl w:ilvl="2">
-      <w:start w:val="81"/>
-      <w:numFmt w:val="decimal"/>
-      <w:lvlText w:val="%3."/>
-      <w:lvlJc w:val="left"/>
-      <w:pPr>
-        <w:ind w:left="2160" w:hanging="480"/>
-      </w:pPr>
-    </w:lvl>
-    <w:lvl w:ilvl="3">
-      <w:start w:val="81"/>
-      <w:numFmt w:val="decimal"/>
-      <w:lvlText w:val="%4."/>
-      <w:lvlJc w:val="left"/>
-      <w:pPr>
-        <w:ind w:left="2880" w:hanging="480"/>
-      </w:pPr>
-    </w:lvl>
-    <w:lvl w:ilvl="4">
-      <w:start w:val="81"/>
-      <w:numFmt w:val="decimal"/>
-      <w:lvlText w:val="%5."/>
-      <w:lvlJc w:val="left"/>
-      <w:pPr>
-        <w:ind w:left="3600" w:hanging="480"/>
-      </w:pPr>
-    </w:lvl>
-    <w:lvl w:ilvl="5">
-      <w:start w:val="81"/>
-      <w:numFmt w:val="decimal"/>
-      <w:lvlText w:val="%6."/>
-      <w:lvlJc w:val="left"/>
-      <w:pPr>
-        <w:ind w:left="4320" w:hanging="480"/>
-      </w:pPr>
-    </w:lvl>
-    <w:lvl w:ilvl="6">
-      <w:start w:val="81"/>
-      <w:numFmt w:val="decimal"/>
-      <w:lvlText w:val="%7."/>
-      <w:lvlJc w:val="left"/>
-      <w:pPr>
-        <w:ind w:left="5040" w:hanging="480"/>
-      </w:pPr>
-    </w:lvl>
-    <w:lvl w:ilvl="7">
-      <w:start w:val="81"/>
-      <w:numFmt w:val="decimal"/>
-      <w:lvlText w:val="%8."/>
-      <w:lvlJc w:val="left"/>
-      <w:pPr>
-        <w:ind w:left="5760" w:hanging="480"/>
-      </w:pPr>
-    </w:lvl>
-    <w:lvl w:ilvl="8">
-      <w:start w:val="81"/>
-      <w:numFmt w:val="decimal"/>
-      <w:lvlText w:val="%9."/>
-      <w:lvlJc w:val="left"/>
-      <w:pPr>
-        <w:ind w:left="6480" w:hanging="480"/>
-      </w:pPr>
-    </w:lvl>
-  </w:abstractNum>
-  <w:abstractNum w:abstractNumId="9941106">
-    <w:nsid w:val="A9941106"/>
-    <w:multiLevelType w:val="multilevel"/>
-    <w:lvl w:ilvl="0">
-      <w:start w:val="106"/>
-      <w:numFmt w:val="decimal"/>
-      <w:lvlText w:val="%1."/>
-      <w:lvlJc w:val="left"/>
-      <w:pPr>
-        <w:ind w:left="720" w:hanging="480"/>
-      </w:pPr>
-    </w:lvl>
-    <w:lvl w:ilvl="1">
-      <w:start w:val="106"/>
-      <w:numFmt w:val="decimal"/>
-      <w:lvlText w:val="%2."/>
-      <w:lvlJc w:val="left"/>
-      <w:pPr>
-        <w:ind w:left="1440" w:hanging="480"/>
-      </w:pPr>
-    </w:lvl>
-    <w:lvl w:ilvl="2">
-      <w:start w:val="106"/>
-      <w:numFmt w:val="decimal"/>
-      <w:lvlText w:val="%3."/>
-      <w:lvlJc w:val="left"/>
-      <w:pPr>
-        <w:ind w:left="2160" w:hanging="480"/>
-      </w:pPr>
-    </w:lvl>
-    <w:lvl w:ilvl="3">
-      <w:start w:val="106"/>
-      <w:numFmt w:val="decimal"/>
-      <w:lvlText w:val="%4."/>
-      <w:lvlJc w:val="left"/>
-      <w:pPr>
-        <w:ind w:left="2880" w:hanging="480"/>
-      </w:pPr>
-    </w:lvl>
-    <w:lvl w:ilvl="4">
-      <w:start w:val="106"/>
-      <w:numFmt w:val="decimal"/>
-      <w:lvlText w:val="%5."/>
-      <w:lvlJc w:val="left"/>
-      <w:pPr>
-        <w:ind w:left="3600" w:hanging="480"/>
-      </w:pPr>
-    </w:lvl>
-    <w:lvl w:ilvl="5">
-      <w:start w:val="106"/>
-      <w:numFmt w:val="decimal"/>
-      <w:lvlText w:val="%6."/>
-      <w:lvlJc w:val="left"/>
-      <w:pPr>
-        <w:ind w:left="4320" w:hanging="480"/>
-      </w:pPr>
-    </w:lvl>
-    <w:lvl w:ilvl="6">
-      <w:start w:val="106"/>
-      <w:numFmt w:val="decimal"/>
-      <w:lvlText w:val="%7."/>
-      <w:lvlJc w:val="left"/>
-      <w:pPr>
-        <w:ind w:left="5040" w:hanging="480"/>
-      </w:pPr>
-    </w:lvl>
-    <w:lvl w:ilvl="7">
-      <w:start w:val="106"/>
-      <w:numFmt w:val="decimal"/>
-      <w:lvlText w:val="%8."/>
-      <w:lvlJc w:val="left"/>
-      <w:pPr>
-        <w:ind w:left="5760" w:hanging="480"/>
-      </w:pPr>
-    </w:lvl>
-    <w:lvl w:ilvl="8">
-      <w:start w:val="106"/>
-      <w:numFmt w:val="decimal"/>
-      <w:lvlText w:val="%9."/>
-      <w:lvlJc w:val="left"/>
-      <w:pPr>
-        <w:ind w:left="6480" w:hanging="480"/>
-      </w:pPr>
-    </w:lvl>
-  </w:abstractNum>
   <w:num w:numId="1000">
     <w:abstractNumId w:val="990"/>
-  </w:num>
-  <w:num w:numId="1001">
-    <w:abstractNumId w:val="99411"/>
-    <w:lvlOverride w:ilvl="0">
-      <w:startOverride w:val="1"/>
-    </w:lvlOverride>
-    <w:lvlOverride w:ilvl="1">
-      <w:startOverride w:val="1"/>
-    </w:lvlOverride>
-    <w:lvlOverride w:ilvl="2">
-      <w:startOverride w:val="1"/>
-    </w:lvlOverride>
-    <w:lvlOverride w:ilvl="3">
-      <w:startOverride w:val="1"/>
-    </w:lvlOverride>
-    <w:lvlOverride w:ilvl="4">
-      <w:startOverride w:val="1"/>
-    </w:lvlOverride>
-    <w:lvlOverride w:ilvl="5">
-      <w:startOverride w:val="1"/>
-    </w:lvlOverride>
-    <w:lvlOverride w:ilvl="6">
-      <w:startOverride w:val="1"/>
-    </w:lvlOverride>
-    <w:lvlOverride w:ilvl="7">
-      <w:startOverride w:val="1"/>
-    </w:lvlOverride>
-    <w:lvlOverride w:ilvl="8">
-      <w:startOverride w:val="1"/>
-    </w:lvlOverride>
-  </w:num>
-  <w:num w:numId="1002">
-    <w:abstractNumId w:val="994116"/>
-    <w:lvlOverride w:ilvl="0">
-      <w:startOverride w:val="16"/>
-    </w:lvlOverride>
-    <w:lvlOverride w:ilvl="1">
-      <w:startOverride w:val="16"/>
-    </w:lvlOverride>
-    <w:lvlOverride w:ilvl="2">
-      <w:startOverride w:val="16"/>
-    </w:lvlOverride>
-    <w:lvlOverride w:ilvl="3">
-      <w:startOverride w:val="16"/>
-    </w:lvlOverride>
-    <w:lvlOverride w:ilvl="4">
-      <w:startOverride w:val="16"/>
-    </w:lvlOverride>
-    <w:lvlOverride w:ilvl="5">
-      <w:startOverride w:val="16"/>
-    </w:lvlOverride>
-    <w:lvlOverride w:ilvl="6">
-      <w:startOverride w:val="16"/>
-    </w:lvlOverride>
-    <w:lvlOverride w:ilvl="7">
-      <w:startOverride w:val="16"/>
-    </w:lvlOverride>
-    <w:lvlOverride w:ilvl="8">
-      <w:startOverride w:val="16"/>
-    </w:lvlOverride>
-  </w:num>
-  <w:num w:numId="1003">
-    <w:abstractNumId w:val="994151"/>
-    <w:lvlOverride w:ilvl="0">
-      <w:startOverride w:val="51"/>
-    </w:lvlOverride>
-    <w:lvlOverride w:ilvl="1">
-      <w:startOverride w:val="51"/>
-    </w:lvlOverride>
-    <w:lvlOverride w:ilvl="2">
-      <w:startOverride w:val="51"/>
-    </w:lvlOverride>
-    <w:lvlOverride w:ilvl="3">
-      <w:startOverride w:val="51"/>
-    </w:lvlOverride>
-    <w:lvlOverride w:ilvl="4">
-      <w:startOverride w:val="51"/>
-    </w:lvlOverride>
-    <w:lvlOverride w:ilvl="5">
-      <w:startOverride w:val="51"/>
-    </w:lvlOverride>
-    <w:lvlOverride w:ilvl="6">
-      <w:startOverride w:val="51"/>
-    </w:lvlOverride>
-    <w:lvlOverride w:ilvl="7">
-      <w:startOverride w:val="51"/>
-    </w:lvlOverride>
-    <w:lvlOverride w:ilvl="8">
-      <w:startOverride w:val="51"/>
-    </w:lvlOverride>
-  </w:num>
-  <w:num w:numId="1004">
-    <w:abstractNumId w:val="994181"/>
-    <w:lvlOverride w:ilvl="0">
-      <w:startOverride w:val="81"/>
-    </w:lvlOverride>
-    <w:lvlOverride w:ilvl="1">
-      <w:startOverride w:val="81"/>
-    </w:lvlOverride>
-    <w:lvlOverride w:ilvl="2">
-      <w:startOverride w:val="81"/>
-    </w:lvlOverride>
-    <w:lvlOverride w:ilvl="3">
-      <w:startOverride w:val="81"/>
-    </w:lvlOverride>
-    <w:lvlOverride w:ilvl="4">
-      <w:startOverride w:val="81"/>
-    </w:lvlOverride>
-    <w:lvlOverride w:ilvl="5">
-      <w:startOverride w:val="81"/>
-    </w:lvlOverride>
-    <w:lvlOverride w:ilvl="6">
-      <w:startOverride w:val="81"/>
-    </w:lvlOverride>
-    <w:lvlOverride w:ilvl="7">
-      <w:startOverride w:val="81"/>
-    </w:lvlOverride>
-    <w:lvlOverride w:ilvl="8">
-      <w:startOverride w:val="81"/>
-    </w:lvlOverride>
-  </w:num>
-  <w:num w:numId="1005">
-    <w:abstractNumId w:val="9941106"/>
-    <w:lvlOverride w:ilvl="0">
-      <w:startOverride w:val="106"/>
-    </w:lvlOverride>
-    <w:lvlOverride w:ilvl="1">
-      <w:startOverride w:val="106"/>
-    </w:lvlOverride>
-    <w:lvlOverride w:ilvl="2">
-      <w:startOverride w:val="106"/>
-    </w:lvlOverride>
-    <w:lvlOverride w:ilvl="3">
-      <w:startOverride w:val="106"/>
-    </w:lvlOverride>
-    <w:lvlOverride w:ilvl="4">
-      <w:startOverride w:val="106"/>
-    </w:lvlOverride>
-    <w:lvlOverride w:ilvl="5">
-      <w:startOverride w:val="106"/>
-    </w:lvlOverride>
-    <w:lvlOverride w:ilvl="6">
-      <w:startOverride w:val="106"/>
-    </w:lvlOverride>
-    <w:lvlOverride w:ilvl="7">
-      <w:startOverride w:val="106"/>
-    </w:lvlOverride>
-    <w:lvlOverride w:ilvl="8">
-      <w:startOverride w:val="106"/>
-    </w:lvlOverride>
   </w:num>
 </w:numbering>
 </file>
